--- a/courseware/LP-Certified Lean Six Sigma Yellow Belt (CLSSYB) Training.docx
+++ b/courseware/LP-Certified Lean Six Sigma Yellow Belt (CLSSYB) Training.docx
@@ -2,7 +2,6 @@
 <file path=word/document.xml><?xml version="1.0" encoding="utf-8"?>
 <w:document xmlns:wpc="http://schemas.microsoft.com/office/word/2010/wordprocessingCanvas" xmlns:mo="http://schemas.microsoft.com/office/mac/office/2008/main" xmlns:mc="http://schemas.openxmlformats.org/markup-compatibility/2006" xmlns:mv="urn:schemas-microsoft-com:mac:vml" xmlns:o="urn:schemas-microsoft-com:office:office" xmlns:r="http://schemas.openxmlformats.org/officeDocument/2006/relationships" xmlns:m="http://schemas.openxmlformats.org/officeDocument/2006/math" xmlns:v="urn:schemas-microsoft-com:vml" xmlns:wp14="http://schemas.microsoft.com/office/word/2010/wordprocessingDrawing" xmlns:wp="http://schemas.openxmlformats.org/drawingml/2006/wordprocessingDrawing" xmlns:w10="urn:schemas-microsoft-com:office:word" xmlns:w="http://schemas.openxmlformats.org/wordprocessingml/2006/main" xmlns:w14="http://schemas.microsoft.com/office/word/2010/wordml" xmlns:wpg="http://schemas.microsoft.com/office/word/2010/wordprocessingGroup" xmlns:wpi="http://schemas.microsoft.com/office/word/2010/wordprocessingInk" xmlns:wne="http://schemas.microsoft.com/office/word/2006/wordml" xmlns:wps="http://schemas.microsoft.com/office/word/2010/wordprocessingShape" mc:Ignorable="w14 wp14">
   <w:body>
-    <w:p/>
     <w:p/>
     <w:p>
       <w:pPr>
@@ -11,7 +10,7 @@
       <w:r>
         <w:drawing>
           <wp:inline xmlns:a="http://schemas.openxmlformats.org/drawingml/2006/main" xmlns:pic="http://schemas.openxmlformats.org/drawingml/2006/picture">
-            <wp:extent cx="914400" cy="914400"/>
+            <wp:extent cx="1920240" cy="1920240"/>
             <wp:docPr id="1" name="Picture 1"/>
             <wp:cNvGraphicFramePr>
               <a:graphicFrameLocks noChangeAspect="1"/>
@@ -20,11 +19,11 @@
               <a:graphicData uri="http://schemas.openxmlformats.org/drawingml/2006/picture">
                 <pic:pic>
                   <pic:nvPicPr>
-                    <pic:cNvPr id="0" name="tertiary-logo.png"/>
+                    <pic:cNvPr id="0" name="tertiary-infotech-logo.png"/>
                     <pic:cNvPicPr/>
                   </pic:nvPicPr>
                   <pic:blipFill>
-                    <a:blip r:embed="rId10"/>
+                    <a:blip r:embed="rId9"/>
                     <a:stretch>
                       <a:fillRect/>
                     </a:stretch>
@@ -32,7 +31,7 @@
                   <pic:spPr>
                     <a:xfrm>
                       <a:off x="0" y="0"/>
-                      <a:ext cx="914400" cy="914400"/>
+                      <a:ext cx="1920240" cy="1920240"/>
                     </a:xfrm>
                     <a:prstGeom prst="rect"/>
                   </pic:spPr>
@@ -45,29 +44,27 @@
     </w:p>
     <w:p>
       <w:pPr>
-        <w:spacing w:after="20"/>
+        <w:spacing w:before="40" w:after="20"/>
         <w:jc w:val="center"/>
       </w:pPr>
       <w:r>
         <w:rPr>
-          <w:rFonts w:ascii="Calibri" w:hAnsi="Calibri"/>
           <w:b/>
-          <w:color w:val="161B26"/>
-          <w:sz w:val="24"/>
+          <w:color w:val="111827"/>
+          <w:sz w:val="26"/>
         </w:rPr>
         <w:t>Tertiary Infotech Academy Pte Ltd</w:t>
       </w:r>
     </w:p>
     <w:p>
       <w:pPr>
-        <w:spacing w:after="360"/>
+        <w:spacing w:before="0" w:after="200"/>
         <w:jc w:val="center"/>
       </w:pPr>
       <w:r>
         <w:rPr>
-          <w:rFonts w:ascii="Calibri" w:hAnsi="Calibri"/>
           <w:b w:val="0"/>
-          <w:color w:val="5B6372"/>
+          <w:color w:val="555B66"/>
           <w:sz w:val="20"/>
         </w:rPr>
         <w:t>UEN: 201200696W</w:t>
@@ -75,122 +72,114 @@
     </w:p>
     <w:p>
       <w:pPr>
-        <w:spacing w:after="160"/>
+        <w:spacing w:before="0" w:after="80"/>
         <w:jc w:val="center"/>
       </w:pPr>
       <w:r>
         <w:rPr>
-          <w:rFonts w:ascii="Calibri" w:hAnsi="Calibri"/>
           <w:b/>
           <w:color w:val="1F6FEB"/>
-          <w:sz w:val="44"/>
+          <w:sz w:val="52"/>
         </w:rPr>
         <w:t>LESSON PLAN</w:t>
       </w:r>
     </w:p>
     <w:p>
       <w:pPr>
-        <w:spacing w:after="160"/>
+        <w:spacing w:before="80" w:after="160"/>
         <w:jc w:val="center"/>
       </w:pPr>
       <w:r>
         <w:rPr>
-          <w:rFonts w:ascii="Calibri" w:hAnsi="Calibri"/>
           <w:b w:val="0"/>
-          <w:color w:val="5B6372"/>
-          <w:sz w:val="22"/>
+          <w:color w:val="555B66"/>
+          <w:sz w:val="24"/>
         </w:rPr>
         <w:t>For</w:t>
       </w:r>
     </w:p>
     <w:p>
       <w:pPr>
-        <w:spacing w:after="280"/>
+        <w:spacing w:before="80" w:after="40"/>
         <w:jc w:val="center"/>
       </w:pPr>
       <w:r>
         <w:rPr>
-          <w:rFonts w:ascii="Calibri" w:hAnsi="Calibri"/>
           <w:b/>
-          <w:color w:val="0B1220"/>
-          <w:sz w:val="44"/>
+          <w:color w:val="111827"/>
+          <w:sz w:val="40"/>
         </w:rPr>
         <w:t>Certified Lean Six Sigma Yellow Belt (CLSSYB) Training</w:t>
       </w:r>
     </w:p>
     <w:p>
       <w:pPr>
-        <w:spacing w:after="400"/>
+        <w:spacing w:before="80" w:after="280"/>
         <w:jc w:val="center"/>
       </w:pPr>
       <w:r>
         <w:rPr>
-          <w:rFonts w:ascii="Calibri" w:hAnsi="Calibri"/>
           <w:b w:val="0"/>
-          <w:color w:val="5B6372"/>
-          <w:sz w:val="22"/>
+          <w:color w:val="111827"/>
+          <w:sz w:val="24"/>
         </w:rPr>
         <w:t>TGS Ref No: TGS-2025053922</w:t>
       </w:r>
     </w:p>
     <w:p>
       <w:pPr>
-        <w:spacing w:after="80"/>
+        <w:spacing w:before="0" w:after="40"/>
         <w:jc w:val="center"/>
       </w:pPr>
       <w:r>
         <w:rPr>
-          <w:rFonts w:ascii="Calibri" w:hAnsi="Calibri"/>
           <w:b w:val="0"/>
-          <w:color w:val="5B6372"/>
-          <w:sz w:val="21"/>
+          <w:color w:val="555B66"/>
+          <w:sz w:val="22"/>
         </w:rPr>
         <w:t>Conducted by</w:t>
       </w:r>
     </w:p>
     <w:p>
       <w:pPr>
-        <w:spacing w:after="40"/>
+        <w:spacing w:before="0" w:after="40"/>
         <w:jc w:val="center"/>
       </w:pPr>
       <w:r>
         <w:rPr>
-          <w:rFonts w:ascii="Calibri" w:hAnsi="Calibri"/>
           <w:b/>
-          <w:color w:val="161B26"/>
-          <w:sz w:val="24"/>
+          <w:color w:val="111827"/>
+          <w:sz w:val="26"/>
         </w:rPr>
         <w:t>Tertiary Infotech Academy Pte Ltd</w:t>
       </w:r>
     </w:p>
     <w:p>
       <w:pPr>
-        <w:spacing w:after="280"/>
+        <w:spacing w:before="0" w:after="240"/>
         <w:jc w:val="center"/>
       </w:pPr>
       <w:r>
         <w:rPr>
-          <w:rFonts w:ascii="Calibri" w:hAnsi="Calibri"/>
           <w:b w:val="0"/>
-          <w:color w:val="5B6372"/>
-          <w:sz w:val="20"/>
+          <w:color w:val="555B66"/>
+          <w:sz w:val="22"/>
         </w:rPr>
         <w:t>UEN: 201200696W</w:t>
       </w:r>
     </w:p>
     <w:p>
       <w:pPr>
-        <w:spacing w:after="160"/>
+        <w:spacing w:before="0" w:after="80"/>
         <w:jc w:val="center"/>
       </w:pPr>
       <w:r>
         <w:rPr>
-          <w:rFonts w:ascii="Calibri" w:hAnsi="Calibri"/>
-          <w:b w:val="0"/>
-          <w:color w:val="5B6372"/>
-          <w:sz w:val="21"/>
+          <w:b/>
+          <w:color w:val="1F6FEB"/>
+          <w:sz w:val="24"/>
         </w:rPr>
-        <w:t>Version 3.0</w:t>
+        <w:t>Version 4</w:t>
       </w:r>
     </w:p>
     <w:p>
@@ -199,12 +188,14 @@
       </w:r>
     </w:p>
     <w:p>
+      <w:pPr>
+        <w:spacing w:after="120"/>
+      </w:pPr>
       <w:r>
         <w:rPr>
-          <w:rFonts w:ascii="Calibri" w:hAnsi="Calibri"/>
           <w:b/>
-          <w:color w:val="0B1220"/>
-          <w:sz w:val="26"/>
+          <w:color w:val="111827"/>
+          <w:sz w:val="24"/>
         </w:rPr>
         <w:t>DOCUMENT VERSION CONTROL RECORD</w:t>
       </w:r>
@@ -217,29 +208,21 @@
         <w:tblLook w:firstColumn="1" w:firstRow="1" w:lastColumn="0" w:lastRow="0" w:noHBand="0" w:noVBand="1" w:val="04A0"/>
       </w:tblPr>
       <w:tblGrid>
-        <w:gridCol w:w="2340"/>
-        <w:gridCol w:w="2340"/>
-        <w:gridCol w:w="2340"/>
-        <w:gridCol w:w="2340"/>
+        <w:gridCol w:w="2160"/>
+        <w:gridCol w:w="2160"/>
+        <w:gridCol w:w="2160"/>
+        <w:gridCol w:w="2160"/>
       </w:tblGrid>
       <w:tr>
         <w:tc>
           <w:tcPr>
-            <w:tcW w:type="dxa" w:w="1296"/>
-            <w:vAlign w:val="center"/>
-            <w:tcMar>
-              <w:top w:w="80" w:type="dxa"/>
-              <w:start w:w="120" w:type="dxa"/>
-              <w:bottom w:w="80" w:type="dxa"/>
-              <w:end w:w="120" w:type="dxa"/>
-            </w:tcMar>
-            <w:shd w:fill="1F6FEB"/>
+            <w:tcW w:type="dxa" w:w="2160"/>
+            <w:shd w:val="clear" w:color="auto" w:fill="1F6FEB"/>
           </w:tcPr>
           <w:p>
             <w:r/>
             <w:r>
               <w:rPr>
-                <w:rFonts w:ascii="Arial" w:hAnsi="Arial"/>
                 <w:b/>
                 <w:color w:val="FFFFFF"/>
                 <w:sz w:val="19"/>
@@ -250,21 +233,13 @@
         </w:tc>
         <w:tc>
           <w:tcPr>
-            <w:tcW w:type="dxa" w:w="2016"/>
-            <w:vAlign w:val="center"/>
-            <w:tcMar>
-              <w:top w:w="80" w:type="dxa"/>
-              <w:start w:w="120" w:type="dxa"/>
-              <w:bottom w:w="80" w:type="dxa"/>
-              <w:end w:w="120" w:type="dxa"/>
-            </w:tcMar>
-            <w:shd w:fill="1F6FEB"/>
+            <w:tcW w:type="dxa" w:w="2160"/>
+            <w:shd w:val="clear" w:color="auto" w:fill="1F6FEB"/>
           </w:tcPr>
           <w:p>
             <w:r/>
             <w:r>
               <w:rPr>
-                <w:rFonts w:ascii="Arial" w:hAnsi="Arial"/>
                 <w:b/>
                 <w:color w:val="FFFFFF"/>
                 <w:sz w:val="19"/>
@@ -275,21 +250,13 @@
         </w:tc>
         <w:tc>
           <w:tcPr>
-            <w:tcW w:type="dxa" w:w="4680"/>
-            <w:vAlign w:val="center"/>
-            <w:tcMar>
-              <w:top w:w="80" w:type="dxa"/>
-              <w:start w:w="120" w:type="dxa"/>
-              <w:bottom w:w="80" w:type="dxa"/>
-              <w:end w:w="120" w:type="dxa"/>
-            </w:tcMar>
-            <w:shd w:fill="1F6FEB"/>
+            <w:tcW w:type="dxa" w:w="2160"/>
+            <w:shd w:val="clear" w:color="auto" w:fill="1F6FEB"/>
           </w:tcPr>
           <w:p>
             <w:r/>
             <w:r>
               <w:rPr>
-                <w:rFonts w:ascii="Arial" w:hAnsi="Arial"/>
                 <w:b/>
                 <w:color w:val="FFFFFF"/>
                 <w:sz w:val="19"/>
@@ -300,21 +267,13 @@
         </w:tc>
         <w:tc>
           <w:tcPr>
-            <w:tcW w:type="dxa" w:w="1440"/>
-            <w:vAlign w:val="center"/>
-            <w:tcMar>
-              <w:top w:w="80" w:type="dxa"/>
-              <w:start w:w="120" w:type="dxa"/>
-              <w:bottom w:w="80" w:type="dxa"/>
-              <w:end w:w="120" w:type="dxa"/>
-            </w:tcMar>
-            <w:shd w:fill="1F6FEB"/>
+            <w:tcW w:type="dxa" w:w="2160"/>
+            <w:shd w:val="clear" w:color="auto" w:fill="1F6FEB"/>
           </w:tcPr>
           <w:p>
             <w:r/>
             <w:r>
               <w:rPr>
-                <w:rFonts w:ascii="Arial" w:hAnsi="Arial"/>
                 <w:b/>
                 <w:color w:val="FFFFFF"/>
                 <w:sz w:val="19"/>
@@ -327,93 +286,57 @@
       <w:tr>
         <w:tc>
           <w:tcPr>
-            <w:tcW w:type="dxa" w:w="1296"/>
-            <w:vAlign w:val="center"/>
-            <w:tcMar>
-              <w:top w:w="80" w:type="dxa"/>
-              <w:start w:w="120" w:type="dxa"/>
-              <w:bottom w:w="80" w:type="dxa"/>
-              <w:end w:w="120" w:type="dxa"/>
-            </w:tcMar>
+            <w:tcW w:type="dxa" w:w="2160"/>
           </w:tcPr>
           <w:p>
             <w:r/>
             <w:r>
               <w:rPr>
-                <w:rFonts w:ascii="Arial" w:hAnsi="Arial"/>
-                <w:b w:val="0"/>
-                <w:sz w:val="18"/>
+                <w:sz w:val="19"/>
               </w:rPr>
-              <w:t>1.0</w:t>
+              <w:t>1</w:t>
             </w:r>
           </w:p>
         </w:tc>
         <w:tc>
           <w:tcPr>
-            <w:tcW w:type="dxa" w:w="2016"/>
-            <w:vAlign w:val="center"/>
-            <w:tcMar>
-              <w:top w:w="80" w:type="dxa"/>
-              <w:start w:w="120" w:type="dxa"/>
-              <w:bottom w:w="80" w:type="dxa"/>
-              <w:end w:w="120" w:type="dxa"/>
-            </w:tcMar>
+            <w:tcW w:type="dxa" w:w="2160"/>
           </w:tcPr>
           <w:p>
             <w:r/>
             <w:r>
               <w:rPr>
-                <w:rFonts w:ascii="Arial" w:hAnsi="Arial"/>
-                <w:b w:val="0"/>
-                <w:sz w:val="18"/>
+                <w:sz w:val="19"/>
               </w:rPr>
-              <w:t>9 July 2026</w:t>
+              <w:t>1 June 2026</w:t>
             </w:r>
           </w:p>
         </w:tc>
         <w:tc>
           <w:tcPr>
-            <w:tcW w:type="dxa" w:w="4680"/>
-            <w:vAlign w:val="center"/>
-            <w:tcMar>
-              <w:top w:w="80" w:type="dxa"/>
-              <w:start w:w="120" w:type="dxa"/>
-              <w:bottom w:w="80" w:type="dxa"/>
-              <w:end w:w="120" w:type="dxa"/>
-            </w:tcMar>
+            <w:tcW w:type="dxa" w:w="2160"/>
           </w:tcPr>
           <w:p>
             <w:r/>
             <w:r>
               <w:rPr>
-                <w:rFonts w:ascii="Arial" w:hAnsi="Arial"/>
-                <w:b w:val="0"/>
-                <w:sz w:val="18"/>
+                <w:sz w:val="19"/>
               </w:rPr>
-              <w:t>Initial CLSSYB courseware aligned to the TGS-2025053922 lab set</w:t>
+              <w:t>Initial release — CLSSYB 2-day lesson plan aligned to the 10 hands-on labs.</w:t>
             </w:r>
           </w:p>
         </w:tc>
         <w:tc>
           <w:tcPr>
-            <w:tcW w:type="dxa" w:w="1440"/>
-            <w:vAlign w:val="center"/>
-            <w:tcMar>
-              <w:top w:w="80" w:type="dxa"/>
-              <w:start w:w="120" w:type="dxa"/>
-              <w:bottom w:w="80" w:type="dxa"/>
-              <w:end w:w="120" w:type="dxa"/>
-            </w:tcMar>
+            <w:tcW w:type="dxa" w:w="2160"/>
           </w:tcPr>
           <w:p>
             <w:r/>
             <w:r>
               <w:rPr>
-                <w:rFonts w:ascii="Arial" w:hAnsi="Arial"/>
-                <w:b w:val="0"/>
-                <w:sz w:val="18"/>
+                <w:sz w:val="19"/>
               </w:rPr>
-              <w:t>Tertiary Infotech Academy Pte Ltd</w:t>
+              <w:t>Dr. Alfred Ang</w:t>
             </w:r>
           </w:p>
         </w:tc>
@@ -421,93 +344,57 @@
       <w:tr>
         <w:tc>
           <w:tcPr>
-            <w:tcW w:type="dxa" w:w="1296"/>
-            <w:vAlign w:val="center"/>
-            <w:tcMar>
-              <w:top w:w="80" w:type="dxa"/>
-              <w:start w:w="120" w:type="dxa"/>
-              <w:bottom w:w="80" w:type="dxa"/>
-              <w:end w:w="120" w:type="dxa"/>
-            </w:tcMar>
+            <w:tcW w:type="dxa" w:w="2160"/>
           </w:tcPr>
           <w:p>
             <w:r/>
             <w:r>
               <w:rPr>
-                <w:rFonts w:ascii="Arial" w:hAnsi="Arial"/>
-                <w:b w:val="0"/>
-                <w:sz w:val="18"/>
+                <w:sz w:val="19"/>
               </w:rPr>
-              <w:t>2.0</w:t>
+              <w:t>2</w:t>
             </w:r>
           </w:p>
         </w:tc>
         <w:tc>
           <w:tcPr>
-            <w:tcW w:type="dxa" w:w="2016"/>
-            <w:vAlign w:val="center"/>
-            <w:tcMar>
-              <w:top w:w="80" w:type="dxa"/>
-              <w:start w:w="120" w:type="dxa"/>
-              <w:bottom w:w="80" w:type="dxa"/>
-              <w:end w:w="120" w:type="dxa"/>
-            </w:tcMar>
+            <w:tcW w:type="dxa" w:w="2160"/>
           </w:tcPr>
           <w:p>
             <w:r/>
             <w:r>
               <w:rPr>
-                <w:rFonts w:ascii="Arial" w:hAnsi="Arial"/>
-                <w:b w:val="0"/>
-                <w:sz w:val="18"/>
+                <w:sz w:val="19"/>
               </w:rPr>
-              <w:t>9 July 2026</w:t>
+              <w:t>15 June 2026</w:t>
             </w:r>
           </w:p>
         </w:tc>
         <w:tc>
           <w:tcPr>
-            <w:tcW w:type="dxa" w:w="4680"/>
-            <w:vAlign w:val="center"/>
-            <w:tcMar>
-              <w:top w:w="80" w:type="dxa"/>
-              <w:start w:w="120" w:type="dxa"/>
-              <w:bottom w:w="80" w:type="dxa"/>
-              <w:end w:w="120" w:type="dxa"/>
-            </w:tcMar>
+            <w:tcW w:type="dxa" w:w="2160"/>
           </w:tcPr>
           <w:p>
             <w:r/>
             <w:r>
               <w:rPr>
-                <w:rFonts w:ascii="Arial" w:hAnsi="Arial"/>
-                <w:b w:val="0"/>
-                <w:sz w:val="18"/>
+                <w:sz w:val="19"/>
               </w:rPr>
-              <w:t>Updated slide visuals and admin pages to match Tertiary courseware examples</w:t>
+              <w:t>Refreshed labs against the CSSC Yellow Belt reference.</w:t>
             </w:r>
           </w:p>
         </w:tc>
         <w:tc>
           <w:tcPr>
-            <w:tcW w:type="dxa" w:w="1440"/>
-            <w:vAlign w:val="center"/>
-            <w:tcMar>
-              <w:top w:w="80" w:type="dxa"/>
-              <w:start w:w="120" w:type="dxa"/>
-              <w:bottom w:w="80" w:type="dxa"/>
-              <w:end w:w="120" w:type="dxa"/>
-            </w:tcMar>
+            <w:tcW w:type="dxa" w:w="2160"/>
           </w:tcPr>
           <w:p>
             <w:r/>
             <w:r>
               <w:rPr>
-                <w:rFonts w:ascii="Arial" w:hAnsi="Arial"/>
-                <w:b w:val="0"/>
-                <w:sz w:val="18"/>
+                <w:sz w:val="19"/>
               </w:rPr>
-              <w:t>Tertiary Infotech Academy Pte Ltd</w:t>
+              <w:t>Dr. Alfred Ang</w:t>
             </w:r>
           </w:p>
         </w:tc>
@@ -515,164 +402,272 @@
       <w:tr>
         <w:tc>
           <w:tcPr>
-            <w:tcW w:type="dxa" w:w="1296"/>
-            <w:vAlign w:val="center"/>
-            <w:tcMar>
-              <w:top w:w="80" w:type="dxa"/>
-              <w:start w:w="120" w:type="dxa"/>
-              <w:bottom w:w="80" w:type="dxa"/>
-              <w:end w:w="120" w:type="dxa"/>
-            </w:tcMar>
+            <w:tcW w:type="dxa" w:w="2160"/>
           </w:tcPr>
           <w:p>
             <w:r/>
             <w:r>
               <w:rPr>
-                <w:rFonts w:ascii="Arial" w:hAnsi="Arial"/>
-                <w:b w:val="0"/>
-                <w:sz w:val="18"/>
+                <w:sz w:val="19"/>
               </w:rPr>
-              <w:t>3.0</w:t>
+              <w:t>3</w:t>
             </w:r>
           </w:p>
         </w:tc>
         <w:tc>
           <w:tcPr>
-            <w:tcW w:type="dxa" w:w="2016"/>
-            <w:vAlign w:val="center"/>
-            <w:tcMar>
-              <w:top w:w="80" w:type="dxa"/>
-              <w:start w:w="120" w:type="dxa"/>
-              <w:bottom w:w="80" w:type="dxa"/>
-              <w:end w:w="120" w:type="dxa"/>
-            </w:tcMar>
+            <w:tcW w:type="dxa" w:w="2160"/>
           </w:tcPr>
           <w:p>
             <w:r/>
             <w:r>
               <w:rPr>
-                <w:rFonts w:ascii="Arial" w:hAnsi="Arial"/>
-                <w:b w:val="0"/>
-                <w:sz w:val="18"/>
+                <w:sz w:val="19"/>
               </w:rPr>
-              <w:t>9 July 2026</w:t>
+              <w:t>1 July 2026</w:t>
             </w:r>
           </w:p>
         </w:tc>
         <w:tc>
           <w:tcPr>
-            <w:tcW w:type="dxa" w:w="4680"/>
-            <w:vAlign w:val="center"/>
-            <w:tcMar>
-              <w:top w:w="80" w:type="dxa"/>
-              <w:start w:w="120" w:type="dxa"/>
-              <w:bottom w:w="80" w:type="dxa"/>
-              <w:end w:w="120" w:type="dxa"/>
-            </w:tcMar>
+            <w:tcW w:type="dxa" w:w="2160"/>
           </w:tcPr>
           <w:p>
             <w:r/>
             <w:r>
               <w:rPr>
-                <w:rFonts w:ascii="Arial" w:hAnsi="Arial"/>
-                <w:b w:val="0"/>
-                <w:sz w:val="18"/>
+                <w:sz w:val="19"/>
               </w:rPr>
-              <w:t>Enhanced LP/LG formatting and added CLSSYB visual learning aids</w:t>
+              <w:t>Aligned the schedule with the Contoso Service Desk case-study assessment.</w:t>
             </w:r>
           </w:p>
         </w:tc>
         <w:tc>
           <w:tcPr>
-            <w:tcW w:type="dxa" w:w="1440"/>
-            <w:vAlign w:val="center"/>
-            <w:tcMar>
-              <w:top w:w="80" w:type="dxa"/>
-              <w:start w:w="120" w:type="dxa"/>
-              <w:bottom w:w="80" w:type="dxa"/>
-              <w:end w:w="120" w:type="dxa"/>
-            </w:tcMar>
+            <w:tcW w:type="dxa" w:w="2160"/>
           </w:tcPr>
           <w:p>
             <w:r/>
             <w:r>
               <w:rPr>
-                <w:rFonts w:ascii="Arial" w:hAnsi="Arial"/>
-                <w:b w:val="0"/>
-                <w:sz w:val="18"/>
+                <w:sz w:val="19"/>
               </w:rPr>
-              <w:t>Tertiary Infotech Academy Pte Ltd</w:t>
+              <w:t>Dr. Alfred Ang</w:t>
+            </w:r>
+          </w:p>
+        </w:tc>
+      </w:tr>
+      <w:tr>
+        <w:tc>
+          <w:tcPr>
+            <w:tcW w:type="dxa" w:w="2160"/>
+          </w:tcPr>
+          <w:p>
+            <w:r/>
+            <w:r>
+              <w:rPr>
+                <w:sz w:val="19"/>
+              </w:rPr>
+              <w:t>4</w:t>
+            </w:r>
+          </w:p>
+        </w:tc>
+        <w:tc>
+          <w:tcPr>
+            <w:tcW w:type="dxa" w:w="2160"/>
+          </w:tcPr>
+          <w:p>
+            <w:r/>
+            <w:r>
+              <w:rPr>
+                <w:sz w:val="19"/>
+              </w:rPr>
+              <w:t>19 July 2026</w:t>
+            </w:r>
+          </w:p>
+        </w:tc>
+        <w:tc>
+          <w:tcPr>
+            <w:tcW w:type="dxa" w:w="2160"/>
+          </w:tcPr>
+          <w:p>
+            <w:r/>
+            <w:r>
+              <w:rPr>
+                <w:sz w:val="19"/>
+              </w:rPr>
+              <w:t>Major content expansion: course restructured to follow the DMAIC roadmap end to end; Lean Six Sigma concepts imported from the reference trainer deck and the CSSC body of knowledge and explained visually; 4 elective labs added (Affinity/Kano, VSM/Takt, Solution Matrix/Benchmarking/FMEA, Descriptive Statistics/Implementation Plan) and Lab 4 (PDCA charter) reclassified as elective, giving 9 core and 5 elective labs; interactive problem-solving tools (5 Whys, Fishbone, collaborative Pareto, NovaSPC) integrated into the Analyze labs; slide references added to the schedule.</w:t>
+            </w:r>
+          </w:p>
+        </w:tc>
+        <w:tc>
+          <w:tcPr>
+            <w:tcW w:type="dxa" w:w="2160"/>
+          </w:tcPr>
+          <w:p>
+            <w:r/>
+            <w:r>
+              <w:rPr>
+                <w:sz w:val="19"/>
+              </w:rPr>
+              <w:t>Dr. Alfred Ang</w:t>
             </w:r>
           </w:p>
         </w:tc>
       </w:tr>
     </w:tbl>
     <w:p>
-      <w:pPr>
-        <w:spacing w:after="40"/>
-      </w:pPr>
+      <w:r>
+        <w:br w:type="page"/>
+      </w:r>
     </w:p>
     <w:p>
+      <w:pPr>
+        <w:spacing w:after="120"/>
+      </w:pPr>
       <w:r>
         <w:rPr>
-          <w:rFonts w:ascii="Calibri" w:hAnsi="Calibri"/>
           <w:b/>
-          <w:color w:val="0B1220"/>
-          <w:sz w:val="28"/>
+          <w:color w:val="111827"/>
+          <w:sz w:val="24"/>
         </w:rPr>
         <w:t>TABLE OF CONTENTS</w:t>
       </w:r>
     </w:p>
-    <w:tbl>
-      <w:tblPr>
-        <w:tblStyle w:val="TableGrid"/>
-        <w:tblW w:type="auto" w:w="0"/>
-        <w:jc w:val="center"/>
-        <w:tblLook w:firstColumn="1" w:firstRow="1" w:lastColumn="0" w:lastRow="0" w:noHBand="0" w:noVBand="1" w:val="04A0"/>
-      </w:tblPr>
-      <w:tblGrid>
-        <w:gridCol w:w="9360"/>
-      </w:tblGrid>
-      <w:tr>
-        <w:tc>
-          <w:tcPr>
-            <w:tcW w:type="dxa" w:w="9360"/>
-            <w:shd w:fill="F5F8FC"/>
-            <w:tcMar>
-              <w:top w:w="140" w:type="dxa"/>
-              <w:start w:w="180" w:type="dxa"/>
-              <w:bottom w:w="140" w:type="dxa"/>
-              <w:end w:w="180" w:type="dxa"/>
-            </w:tcMar>
-          </w:tcPr>
-          <w:p>
-            <w:r>
-              <w:rPr>
-                <w:rFonts w:ascii="Arial" w:hAnsi="Arial"/>
-                <w:b/>
-                <w:color w:val="1F6FEB"/>
-                <w:sz w:val="21"/>
-              </w:rPr>
-              <w:t>Update table of contents</w:t>
-            </w:r>
-          </w:p>
-          <w:p>
-            <w:r>
-              <w:rPr>
-                <w:rFonts w:ascii="Arial" w:hAnsi="Arial"/>
-                <w:color w:val="161B26"/>
-                <w:sz w:val="20"/>
-              </w:rPr>
-              <w:t>Right-click and choose Update Field, or press F9, to build the table of contents.</w:t>
-            </w:r>
-          </w:p>
-        </w:tc>
-      </w:tr>
-    </w:tbl>
     <w:p>
       <w:pPr>
-        <w:spacing w:after="40"/>
+        <w:tabs>
+          <w:tab w:pos="9072" w:val="right" w:leader="dot"/>
+        </w:tabs>
+        <w:spacing w:after="60"/>
       </w:pPr>
+      <w:r>
+        <w:rPr>
+          <w:rFonts w:ascii="Arial" w:hAnsi="Arial"/>
+          <w:b/>
+          <w:color w:val="333333"/>
+          <w:sz w:val="22"/>
+        </w:rPr>
+        <w:t>Course Information</w:t>
+        <w:tab/>
+        <w:t>4</w:t>
+      </w:r>
+    </w:p>
+    <w:p>
+      <w:pPr>
+        <w:tabs>
+          <w:tab w:pos="9072" w:val="right" w:leader="dot"/>
+        </w:tabs>
+        <w:spacing w:after="60"/>
+      </w:pPr>
+      <w:r>
+        <w:rPr>
+          <w:rFonts w:ascii="Arial" w:hAnsi="Arial"/>
+          <w:b/>
+          <w:color w:val="333333"/>
+          <w:sz w:val="22"/>
+        </w:rPr>
+        <w:t>Learning Outcomes</w:t>
+        <w:tab/>
+        <w:t>4</w:t>
+      </w:r>
+    </w:p>
+    <w:p>
+      <w:pPr>
+        <w:tabs>
+          <w:tab w:pos="9072" w:val="right" w:leader="dot"/>
+        </w:tabs>
+        <w:spacing w:after="60"/>
+      </w:pPr>
+      <w:r>
+        <w:rPr>
+          <w:rFonts w:ascii="Arial" w:hAnsi="Arial"/>
+          <w:b/>
+          <w:color w:val="333333"/>
+          <w:sz w:val="22"/>
+        </w:rPr>
+        <w:t>Assessment</w:t>
+        <w:tab/>
+        <w:t>4</w:t>
+      </w:r>
+    </w:p>
+    <w:p>
+      <w:pPr>
+        <w:tabs>
+          <w:tab w:pos="9072" w:val="right" w:leader="dot"/>
+        </w:tabs>
+        <w:spacing w:after="60"/>
+      </w:pPr>
+      <w:r>
+        <w:rPr>
+          <w:rFonts w:ascii="Arial" w:hAnsi="Arial"/>
+          <w:b/>
+          <w:color w:val="333333"/>
+          <w:sz w:val="22"/>
+        </w:rPr>
+        <w:t>Course Schedule</w:t>
+        <w:tab/>
+        <w:t>4</w:t>
+      </w:r>
+    </w:p>
+    <w:p>
+      <w:pPr>
+        <w:tabs>
+          <w:tab w:pos="9072" w:val="right" w:leader="dot"/>
+        </w:tabs>
+        <w:spacing w:after="60"/>
+        <w:ind w:left="432"/>
+      </w:pPr>
+      <w:r>
+        <w:rPr>
+          <w:rFonts w:ascii="Arial" w:hAnsi="Arial"/>
+          <w:b w:val="0"/>
+          <w:color w:val="333333"/>
+          <w:sz w:val="21"/>
+        </w:rPr>
+        <w:t>Day 1 — Six Sigma foundations, Define phase and process mapping</w:t>
+        <w:tab/>
+        <w:t>4</w:t>
+      </w:r>
+    </w:p>
+    <w:p>
+      <w:pPr>
+        <w:tabs>
+          <w:tab w:pos="9072" w:val="right" w:leader="dot"/>
+        </w:tabs>
+        <w:spacing w:after="60"/>
+        <w:ind w:left="432"/>
+      </w:pPr>
+      <w:r>
+        <w:rPr>
+          <w:rFonts w:ascii="Arial" w:hAnsi="Arial"/>
+          <w:b w:val="0"/>
+          <w:color w:val="333333"/>
+          <w:sz w:val="21"/>
+        </w:rPr>
+        <w:t>Day 2 — Measure, Analyse, Improve, Control and assessment</w:t>
+        <w:tab/>
+        <w:t>5</w:t>
+      </w:r>
+    </w:p>
+    <w:p>
+      <w:pPr>
+        <w:tabs>
+          <w:tab w:pos="9072" w:val="right" w:leader="dot"/>
+        </w:tabs>
+        <w:spacing w:after="60"/>
+      </w:pPr>
+      <w:r>
+        <w:rPr>
+          <w:rFonts w:ascii="Arial" w:hAnsi="Arial"/>
+          <w:b/>
+          <w:color w:val="333333"/>
+          <w:sz w:val="22"/>
+        </w:rPr>
+        <w:t>Lab Reference (aligned to the DMAIC phases)</w:t>
+        <w:tab/>
+        <w:t>7</w:t>
+      </w:r>
     </w:p>
     <w:p>
       <w:r>
@@ -691,84 +686,24 @@
       <w:tblPr>
         <w:tblStyle w:val="TableGrid"/>
         <w:tblW w:type="auto" w:w="0"/>
-        <w:jc w:val="center"/>
         <w:tblLook w:firstColumn="1" w:firstRow="1" w:lastColumn="0" w:lastRow="0" w:noHBand="0" w:noVBand="1" w:val="04A0"/>
       </w:tblPr>
       <w:tblGrid>
-        <w:gridCol w:w="4680"/>
-        <w:gridCol w:w="4680"/>
+        <w:gridCol w:w="4320"/>
+        <w:gridCol w:w="4320"/>
       </w:tblGrid>
       <w:tr>
         <w:tc>
           <w:tcPr>
-            <w:tcW w:type="dxa" w:w="2304"/>
-            <w:vAlign w:val="center"/>
-            <w:tcMar>
-              <w:top w:w="80" w:type="dxa"/>
-              <w:start w:w="120" w:type="dxa"/>
-              <w:bottom w:w="80" w:type="dxa"/>
-              <w:end w:w="120" w:type="dxa"/>
-            </w:tcMar>
-            <w:shd w:fill="1F6FEB"/>
+            <w:tcW w:type="dxa" w:w="4320"/>
+            <w:shd w:val="clear" w:color="auto" w:fill="E8F0FE"/>
           </w:tcPr>
           <w:p>
             <w:r/>
             <w:r>
               <w:rPr>
-                <w:rFonts w:ascii="Arial" w:hAnsi="Arial"/>
                 <w:b/>
-                <w:color w:val="FFFFFF"/>
-                <w:sz w:val="19"/>
-              </w:rPr>
-              <w:t>Field</w:t>
-            </w:r>
-          </w:p>
-        </w:tc>
-        <w:tc>
-          <w:tcPr>
-            <w:tcW w:type="dxa" w:w="7056"/>
-            <w:vAlign w:val="center"/>
-            <w:tcMar>
-              <w:top w:w="80" w:type="dxa"/>
-              <w:start w:w="120" w:type="dxa"/>
-              <w:bottom w:w="80" w:type="dxa"/>
-              <w:end w:w="120" w:type="dxa"/>
-            </w:tcMar>
-            <w:shd w:fill="1F6FEB"/>
-          </w:tcPr>
-          <w:p>
-            <w:r/>
-            <w:r>
-              <w:rPr>
-                <w:rFonts w:ascii="Arial" w:hAnsi="Arial"/>
-                <w:b/>
-                <w:color w:val="FFFFFF"/>
-                <w:sz w:val="19"/>
-              </w:rPr>
-              <w:t>Details</w:t>
-            </w:r>
-          </w:p>
-        </w:tc>
-      </w:tr>
-      <w:tr>
-        <w:tc>
-          <w:tcPr>
-            <w:tcW w:type="dxa" w:w="2304"/>
-            <w:vAlign w:val="center"/>
-            <w:tcMar>
-              <w:top w:w="80" w:type="dxa"/>
-              <w:start w:w="120" w:type="dxa"/>
-              <w:bottom w:w="80" w:type="dxa"/>
-              <w:end w:w="120" w:type="dxa"/>
-            </w:tcMar>
-          </w:tcPr>
-          <w:p>
-            <w:r/>
-            <w:r>
-              <w:rPr>
-                <w:rFonts w:ascii="Arial" w:hAnsi="Arial"/>
-                <w:b w:val="0"/>
-                <w:sz w:val="18"/>
+                <w:sz w:val="20"/>
               </w:rPr>
               <w:t>Course Title</w:t>
             </w:r>
@@ -776,22 +711,13 @@
         </w:tc>
         <w:tc>
           <w:tcPr>
-            <w:tcW w:type="dxa" w:w="7056"/>
-            <w:vAlign w:val="center"/>
-            <w:tcMar>
-              <w:top w:w="80" w:type="dxa"/>
-              <w:start w:w="120" w:type="dxa"/>
-              <w:bottom w:w="80" w:type="dxa"/>
-              <w:end w:w="120" w:type="dxa"/>
-            </w:tcMar>
+            <w:tcW w:type="dxa" w:w="4320"/>
           </w:tcPr>
           <w:p>
             <w:r/>
             <w:r>
               <w:rPr>
-                <w:rFonts w:ascii="Arial" w:hAnsi="Arial"/>
-                <w:b w:val="0"/>
-                <w:sz w:val="18"/>
+                <w:sz w:val="20"/>
               </w:rPr>
               <w:t>Certified Lean Six Sigma Yellow Belt (CLSSYB) Training</w:t>
             </w:r>
@@ -801,45 +727,29 @@
       <w:tr>
         <w:tc>
           <w:tcPr>
-            <w:tcW w:type="dxa" w:w="2304"/>
-            <w:vAlign w:val="center"/>
-            <w:tcMar>
-              <w:top w:w="80" w:type="dxa"/>
-              <w:start w:w="120" w:type="dxa"/>
-              <w:bottom w:w="80" w:type="dxa"/>
-              <w:end w:w="120" w:type="dxa"/>
-            </w:tcMar>
+            <w:tcW w:type="dxa" w:w="4320"/>
+            <w:shd w:val="clear" w:color="auto" w:fill="E8F0FE"/>
           </w:tcPr>
           <w:p>
             <w:r/>
             <w:r>
               <w:rPr>
-                <w:rFonts w:ascii="Arial" w:hAnsi="Arial"/>
-                <w:b w:val="0"/>
-                <w:sz w:val="18"/>
+                <w:b/>
+                <w:sz w:val="20"/>
               </w:rPr>
-              <w:t>Course Code</w:t>
+              <w:t>WSQ Course Reference</w:t>
             </w:r>
           </w:p>
         </w:tc>
         <w:tc>
           <w:tcPr>
-            <w:tcW w:type="dxa" w:w="7056"/>
-            <w:vAlign w:val="center"/>
-            <w:tcMar>
-              <w:top w:w="80" w:type="dxa"/>
-              <w:start w:w="120" w:type="dxa"/>
-              <w:bottom w:w="80" w:type="dxa"/>
-              <w:end w:w="120" w:type="dxa"/>
-            </w:tcMar>
+            <w:tcW w:type="dxa" w:w="4320"/>
           </w:tcPr>
           <w:p>
             <w:r/>
             <w:r>
               <w:rPr>
-                <w:rFonts w:ascii="Arial" w:hAnsi="Arial"/>
-                <w:b w:val="0"/>
-                <w:sz w:val="18"/>
+                <w:sz w:val="20"/>
               </w:rPr>
               <w:t>TGS-2025053922</w:t>
             </w:r>
@@ -849,22 +759,47 @@
       <w:tr>
         <w:tc>
           <w:tcPr>
-            <w:tcW w:type="dxa" w:w="2304"/>
-            <w:vAlign w:val="center"/>
-            <w:tcMar>
-              <w:top w:w="80" w:type="dxa"/>
-              <w:start w:w="120" w:type="dxa"/>
-              <w:bottom w:w="80" w:type="dxa"/>
-              <w:end w:w="120" w:type="dxa"/>
-            </w:tcMar>
+            <w:tcW w:type="dxa" w:w="4320"/>
+            <w:shd w:val="clear" w:color="auto" w:fill="E8F0FE"/>
           </w:tcPr>
           <w:p>
             <w:r/>
             <w:r>
               <w:rPr>
-                <w:rFonts w:ascii="Arial" w:hAnsi="Arial"/>
-                <w:b w:val="0"/>
-                <w:sz w:val="18"/>
+                <w:b/>
+                <w:sz w:val="20"/>
+              </w:rPr>
+              <w:t>Training Provider</w:t>
+            </w:r>
+          </w:p>
+        </w:tc>
+        <w:tc>
+          <w:tcPr>
+            <w:tcW w:type="dxa" w:w="4320"/>
+          </w:tcPr>
+          <w:p>
+            <w:r/>
+            <w:r>
+              <w:rPr>
+                <w:sz w:val="20"/>
+              </w:rPr>
+              <w:t>Tertiary Infotech Academy Pte Ltd  (UEN 201200696W)</w:t>
+            </w:r>
+          </w:p>
+        </w:tc>
+      </w:tr>
+      <w:tr>
+        <w:tc>
+          <w:tcPr>
+            <w:tcW w:type="dxa" w:w="4320"/>
+            <w:shd w:val="clear" w:color="auto" w:fill="E8F0FE"/>
+          </w:tcPr>
+          <w:p>
+            <w:r/>
+            <w:r>
+              <w:rPr>
+                <w:b/>
+                <w:sz w:val="20"/>
               </w:rPr>
               <w:t>Duration</w:t>
             </w:r>
@@ -872,24 +807,15 @@
         </w:tc>
         <w:tc>
           <w:tcPr>
-            <w:tcW w:type="dxa" w:w="7056"/>
-            <w:vAlign w:val="center"/>
-            <w:tcMar>
-              <w:top w:w="80" w:type="dxa"/>
-              <w:start w:w="120" w:type="dxa"/>
-              <w:bottom w:w="80" w:type="dxa"/>
-              <w:end w:w="120" w:type="dxa"/>
-            </w:tcMar>
+            <w:tcW w:type="dxa" w:w="4320"/>
           </w:tcPr>
           <w:p>
             <w:r/>
             <w:r>
               <w:rPr>
-                <w:rFonts w:ascii="Arial" w:hAnsi="Arial"/>
-                <w:b w:val="0"/>
-                <w:sz w:val="18"/>
+                <w:sz w:val="20"/>
               </w:rPr>
-              <w:t>2 days, 16 training hours</w:t>
+              <w:t>2 days · 8 training hours per day (16 hours)</w:t>
             </w:r>
           </w:p>
         </w:tc>
@@ -897,47 +823,31 @@
       <w:tr>
         <w:tc>
           <w:tcPr>
-            <w:tcW w:type="dxa" w:w="2304"/>
-            <w:vAlign w:val="center"/>
-            <w:tcMar>
-              <w:top w:w="80" w:type="dxa"/>
-              <w:start w:w="120" w:type="dxa"/>
-              <w:bottom w:w="80" w:type="dxa"/>
-              <w:end w:w="120" w:type="dxa"/>
-            </w:tcMar>
+            <w:tcW w:type="dxa" w:w="4320"/>
+            <w:shd w:val="clear" w:color="auto" w:fill="E8F0FE"/>
           </w:tcPr>
           <w:p>
             <w:r/>
             <w:r>
               <w:rPr>
-                <w:rFonts w:ascii="Arial" w:hAnsi="Arial"/>
-                <w:b w:val="0"/>
-                <w:sz w:val="18"/>
+                <w:b/>
+                <w:sz w:val="20"/>
               </w:rPr>
-              <w:t>Daily Schedule</w:t>
+              <w:t>Daily Timing</w:t>
             </w:r>
           </w:p>
         </w:tc>
         <w:tc>
           <w:tcPr>
-            <w:tcW w:type="dxa" w:w="7056"/>
-            <w:vAlign w:val="center"/>
-            <w:tcMar>
-              <w:top w:w="80" w:type="dxa"/>
-              <w:start w:w="120" w:type="dxa"/>
-              <w:bottom w:w="80" w:type="dxa"/>
-              <w:end w:w="120" w:type="dxa"/>
-            </w:tcMar>
+            <w:tcW w:type="dxa" w:w="4320"/>
           </w:tcPr>
           <w:p>
             <w:r/>
             <w:r>
               <w:rPr>
-                <w:rFonts w:ascii="Arial" w:hAnsi="Arial"/>
-                <w:b w:val="0"/>
-                <w:sz w:val="18"/>
+                <w:sz w:val="20"/>
               </w:rPr>
-              <w:t>9:00 AM - 6:00 PM (8 training hours/day, excluding lunch)</w:t>
+              <w:t>9:30 am – 6:30 pm (1-hour lunch; tea breaks within training time)</w:t>
             </w:r>
           </w:p>
         </w:tc>
@@ -945,47 +855,31 @@
       <w:tr>
         <w:tc>
           <w:tcPr>
-            <w:tcW w:type="dxa" w:w="2304"/>
-            <w:vAlign w:val="center"/>
-            <w:tcMar>
-              <w:top w:w="80" w:type="dxa"/>
-              <w:start w:w="120" w:type="dxa"/>
-              <w:bottom w:w="80" w:type="dxa"/>
-              <w:end w:w="120" w:type="dxa"/>
-            </w:tcMar>
+            <w:tcW w:type="dxa" w:w="4320"/>
+            <w:shd w:val="clear" w:color="auto" w:fill="E8F0FE"/>
           </w:tcPr>
           <w:p>
             <w:r/>
             <w:r>
               <w:rPr>
-                <w:rFonts w:ascii="Arial" w:hAnsi="Arial"/>
-                <w:b w:val="0"/>
-                <w:sz w:val="18"/>
+                <w:b/>
+                <w:sz w:val="20"/>
               </w:rPr>
-              <w:t>Lunch Break</w:t>
+              <w:t>Mode</w:t>
             </w:r>
           </w:p>
         </w:tc>
         <w:tc>
           <w:tcPr>
-            <w:tcW w:type="dxa" w:w="7056"/>
-            <w:vAlign w:val="center"/>
-            <w:tcMar>
-              <w:top w:w="80" w:type="dxa"/>
-              <w:start w:w="120" w:type="dxa"/>
-              <w:bottom w:w="80" w:type="dxa"/>
-              <w:end w:w="120" w:type="dxa"/>
-            </w:tcMar>
+            <w:tcW w:type="dxa" w:w="4320"/>
           </w:tcPr>
           <w:p>
             <w:r/>
             <w:r>
               <w:rPr>
-                <w:rFonts w:ascii="Arial" w:hAnsi="Arial"/>
-                <w:b w:val="0"/>
-                <w:sz w:val="18"/>
+                <w:sz w:val="20"/>
               </w:rPr>
-              <w:t>1:00 PM - 2:00 PM (1 hour)</w:t>
+              <w:t>Instructor-led, hands-on Lean Six Sigma labs using the Contoso Service Desk improvement scenario</w:t>
             </w:r>
           </w:p>
         </w:tc>
@@ -993,47 +887,31 @@
       <w:tr>
         <w:tc>
           <w:tcPr>
-            <w:tcW w:type="dxa" w:w="2304"/>
-            <w:vAlign w:val="center"/>
-            <w:tcMar>
-              <w:top w:w="80" w:type="dxa"/>
-              <w:start w:w="120" w:type="dxa"/>
-              <w:bottom w:w="80" w:type="dxa"/>
-              <w:end w:w="120" w:type="dxa"/>
-            </w:tcMar>
+            <w:tcW w:type="dxa" w:w="4320"/>
+            <w:shd w:val="clear" w:color="auto" w:fill="E8F0FE"/>
           </w:tcPr>
           <w:p>
             <w:r/>
             <w:r>
               <w:rPr>
-                <w:rFonts w:ascii="Arial" w:hAnsi="Arial"/>
-                <w:b w:val="0"/>
-                <w:sz w:val="18"/>
+                <w:b/>
+                <w:sz w:val="20"/>
               </w:rPr>
-              <w:t>Delivery Mode</w:t>
+              <w:t>TSC Alignment</w:t>
             </w:r>
           </w:p>
         </w:tc>
         <w:tc>
           <w:tcPr>
-            <w:tcW w:type="dxa" w:w="7056"/>
-            <w:vAlign w:val="center"/>
-            <w:tcMar>
-              <w:top w:w="80" w:type="dxa"/>
-              <w:start w:w="120" w:type="dxa"/>
-              <w:bottom w:w="80" w:type="dxa"/>
-              <w:end w:w="120" w:type="dxa"/>
-            </w:tcMar>
+            <w:tcW w:type="dxa" w:w="4320"/>
           </w:tcPr>
           <w:p>
             <w:r/>
             <w:r>
               <w:rPr>
-                <w:rFonts w:ascii="Arial" w:hAnsi="Arial"/>
-                <w:b w:val="0"/>
-                <w:sz w:val="18"/>
+                <w:sz w:val="20"/>
               </w:rPr>
-              <w:t>Instructor-led training with hands-on labs and facilitated review</w:t>
+              <w:t>Quality Process Control (ELE-QUA-5006-1.1)</w:t>
             </w:r>
           </w:p>
         </w:tc>
@@ -1041,95 +919,31 @@
       <w:tr>
         <w:tc>
           <w:tcPr>
-            <w:tcW w:type="dxa" w:w="2304"/>
-            <w:vAlign w:val="center"/>
-            <w:tcMar>
-              <w:top w:w="80" w:type="dxa"/>
-              <w:start w:w="120" w:type="dxa"/>
-              <w:bottom w:w="80" w:type="dxa"/>
-              <w:end w:w="120" w:type="dxa"/>
-            </w:tcMar>
+            <w:tcW w:type="dxa" w:w="4320"/>
+            <w:shd w:val="clear" w:color="auto" w:fill="E8F0FE"/>
           </w:tcPr>
           <w:p>
             <w:r/>
             <w:r>
               <w:rPr>
-                <w:rFonts w:ascii="Arial" w:hAnsi="Arial"/>
-                <w:b w:val="0"/>
-                <w:sz w:val="18"/>
+                <w:b/>
+                <w:sz w:val="20"/>
               </w:rPr>
-              <w:t>Assessment</w:t>
+              <w:t>Trainer</w:t>
             </w:r>
           </w:p>
         </w:tc>
         <w:tc>
           <w:tcPr>
-            <w:tcW w:type="dxa" w:w="7056"/>
-            <w:vAlign w:val="center"/>
-            <w:tcMar>
-              <w:top w:w="80" w:type="dxa"/>
-              <w:start w:w="120" w:type="dxa"/>
-              <w:bottom w:w="80" w:type="dxa"/>
-              <w:end w:w="120" w:type="dxa"/>
-            </w:tcMar>
+            <w:tcW w:type="dxa" w:w="4320"/>
           </w:tcPr>
           <w:p>
             <w:r/>
             <w:r>
               <w:rPr>
-                <w:rFonts w:ascii="Arial" w:hAnsi="Arial"/>
-                <w:b w:val="0"/>
-                <w:sz w:val="18"/>
+                <w:sz w:val="20"/>
               </w:rPr>
-              <w:t>Final assessment on Day 2 from 4:00 PM</w:t>
-            </w:r>
-          </w:p>
-        </w:tc>
-      </w:tr>
-      <w:tr>
-        <w:tc>
-          <w:tcPr>
-            <w:tcW w:type="dxa" w:w="2304"/>
-            <w:vAlign w:val="center"/>
-            <w:tcMar>
-              <w:top w:w="80" w:type="dxa"/>
-              <w:start w:w="120" w:type="dxa"/>
-              <w:bottom w:w="80" w:type="dxa"/>
-              <w:end w:w="120" w:type="dxa"/>
-            </w:tcMar>
-          </w:tcPr>
-          <w:p>
-            <w:r/>
-            <w:r>
-              <w:rPr>
-                <w:rFonts w:ascii="Arial" w:hAnsi="Arial"/>
-                <w:b w:val="0"/>
-                <w:sz w:val="18"/>
-              </w:rPr>
-              <w:t>Courseware</w:t>
-            </w:r>
-          </w:p>
-        </w:tc>
-        <w:tc>
-          <w:tcPr>
-            <w:tcW w:type="dxa" w:w="7056"/>
-            <w:vAlign w:val="center"/>
-            <w:tcMar>
-              <w:top w:w="80" w:type="dxa"/>
-              <w:start w:w="120" w:type="dxa"/>
-              <w:bottom w:w="80" w:type="dxa"/>
-              <w:end w:w="120" w:type="dxa"/>
-            </w:tcMar>
-          </w:tcPr>
-          <w:p>
-            <w:r/>
-            <w:r>
-              <w:rPr>
-                <w:rFonts w:ascii="Arial" w:hAnsi="Arial"/>
-                <w:b w:val="0"/>
-                <w:sz w:val="18"/>
-              </w:rPr>
-              <w:t>Certified Lean Six Sigma Yellow Belt (CLSSYB) Training-v3.pptx; LG-Certified Lean Six Sigma Yellow Belt (CLSSYB) Training.docx; lab Markdown files</w:t>
+              <w:t>Dr. Alfred Ang</w:t>
             </w:r>
           </w:p>
         </w:tc>
@@ -1137,26 +951,81 @@
     </w:tbl>
     <w:p>
       <w:pPr>
-        <w:spacing w:after="40"/>
-      </w:pPr>
-    </w:p>
-    <w:p>
-      <w:pPr>
         <w:pStyle w:val="Heading1"/>
       </w:pPr>
       <w:r>
-        <w:t>Course Overview</w:t>
+        <w:t>Learning Outcomes</w:t>
+      </w:r>
+    </w:p>
+    <w:p>
+      <w:r>
+        <w:t>On completion of this course, learners will be able to:</w:t>
       </w:r>
     </w:p>
     <w:p>
       <w:pPr>
-        <w:spacing w:after="120" w:line="276" w:lineRule="auto"/>
+        <w:pStyle w:val="ListBullet"/>
       </w:pPr>
       <w:r>
         <w:rPr>
-          <w:rFonts w:ascii="Arial" w:hAnsi="Arial"/>
+          <w:sz w:val="21"/>
         </w:rPr>
-        <w:t>This 2-day course prepares learners to support Lean Six Sigma Yellow Belt improvement work. Using a Contoso Service Desk case study, learners build a practical improvement package covering customer value, waste, SIPOC, PDCA, DMAIC Define, measurement, analysis, root cause, countermeasures, control planning, A3 handover and certification readiness.</w:t>
+        <w:t>LO1: Define a project and establish the scope of work using Six Sigma's Define, Measure and Analyse phases.</w:t>
+      </w:r>
+    </w:p>
+    <w:p>
+      <w:pPr>
+        <w:pStyle w:val="ListBullet"/>
+      </w:pPr>
+      <w:r>
+        <w:rPr>
+          <w:sz w:val="21"/>
+        </w:rPr>
+        <w:t>LO2: Apply Lean and Six Sigma concepts — value, waste, defects and variation — to a work process.</w:t>
+      </w:r>
+    </w:p>
+    <w:p>
+      <w:pPr>
+        <w:pStyle w:val="ListBullet"/>
+      </w:pPr>
+      <w:r>
+        <w:rPr>
+          <w:sz w:val="21"/>
+        </w:rPr>
+        <w:t>LO3: Map a process using SIPOC, process maps and value stream maps to expose handoffs and waste.</w:t>
+      </w:r>
+    </w:p>
+    <w:p>
+      <w:pPr>
+        <w:pStyle w:val="ListBullet"/>
+      </w:pPr>
+      <w:r>
+        <w:rPr>
+          <w:sz w:val="21"/>
+        </w:rPr>
+        <w:t>LO4: Collect and analyse process data using check sheets, Pareto charts, run charts and basic metrics.</w:t>
+      </w:r>
+    </w:p>
+    <w:p>
+      <w:pPr>
+        <w:pStyle w:val="ListBullet"/>
+      </w:pPr>
+      <w:r>
+        <w:rPr>
+          <w:sz w:val="21"/>
+        </w:rPr>
+        <w:t>LO5: Identify root causes using 5 Whys, Fishbone analysis and evidence-based prioritisation.</w:t>
+      </w:r>
+    </w:p>
+    <w:p>
+      <w:pPr>
+        <w:pStyle w:val="ListBullet"/>
+      </w:pPr>
+      <w:r>
+        <w:rPr>
+          <w:sz w:val="21"/>
+        </w:rPr>
+        <w:t>LO6: Recommend improvement and control actions to sustain gains, and prepare for certification.</w:t>
       </w:r>
     </w:p>
     <w:p>
@@ -1164,7 +1033,78 @@
         <w:pStyle w:val="Heading1"/>
       </w:pPr>
       <w:r>
-        <w:t>Learning Outcomes</w:t>
+        <w:t>Assessment</w:t>
+      </w:r>
+    </w:p>
+    <w:p>
+      <w:pPr>
+        <w:pStyle w:val="ListBullet"/>
+      </w:pPr>
+      <w:r>
+        <w:rPr>
+          <w:sz w:val="21"/>
+        </w:rPr>
+        <w:t>Written Assessment (WA) — Short-Answer Questions (SAQ), 60 minutes, open book.</w:t>
+      </w:r>
+    </w:p>
+    <w:p>
+      <w:pPr>
+        <w:pStyle w:val="ListBullet"/>
+      </w:pPr>
+      <w:r>
+        <w:rPr>
+          <w:sz w:val="21"/>
+        </w:rPr>
+        <w:t>Case Study (CS) — applied Lean Six Sigma tasks, 90 minutes, open book.</w:t>
+      </w:r>
+    </w:p>
+    <w:p>
+      <w:pPr>
+        <w:pStyle w:val="ListBullet"/>
+      </w:pPr>
+      <w:r>
+        <w:rPr>
+          <w:sz w:val="21"/>
+        </w:rPr>
+        <w:t>Format: Open Book — course slides, Learner Guide and approved materials only.</w:t>
+      </w:r>
+    </w:p>
+    <w:p>
+      <w:pPr>
+        <w:pStyle w:val="ListBullet"/>
+      </w:pPr>
+      <w:r>
+        <w:rPr>
+          <w:sz w:val="21"/>
+        </w:rPr>
+        <w:t>Final assessment is conducted on Day 2 from 4:00 pm.</w:t>
+      </w:r>
+    </w:p>
+    <w:p>
+      <w:pPr>
+        <w:pStyle w:val="ListBullet"/>
+      </w:pPr>
+      <w:r>
+        <w:rPr>
+          <w:sz w:val="21"/>
+        </w:rPr>
+        <w:t>A minimum of 75% attendance is required to be eligible for assessment and funding.</w:t>
+      </w:r>
+    </w:p>
+    <w:p>
+      <w:pPr>
+        <w:pStyle w:val="Heading1"/>
+      </w:pPr>
+      <w:r>
+        <w:t>Course Schedule</w:t>
+      </w:r>
+    </w:p>
+    <w:p>
+      <w:pPr>
+        <w:pStyle w:val="Heading2"/>
+      </w:pPr>
+      <w:r>
+        <w:t>Day 1 — Six Sigma foundations, Define phase and process mapping</w:t>
       </w:r>
     </w:p>
     <w:tbl>
@@ -1175,21 +1115,15 @@
         <w:tblLook w:firstColumn="1" w:firstRow="1" w:lastColumn="0" w:lastRow="0" w:noHBand="0" w:noVBand="1" w:val="04A0"/>
       </w:tblPr>
       <w:tblGrid>
-        <w:gridCol w:w="4680"/>
-        <w:gridCol w:w="4680"/>
+        <w:gridCol w:w="2880"/>
+        <w:gridCol w:w="2880"/>
+        <w:gridCol w:w="2880"/>
       </w:tblGrid>
       <w:tr>
         <w:tc>
           <w:tcPr>
-            <w:tcW w:type="dxa" w:w="1296"/>
-            <w:vAlign w:val="center"/>
-            <w:tcMar>
-              <w:top w:w="80" w:type="dxa"/>
-              <w:start w:w="120" w:type="dxa"/>
-              <w:bottom w:w="80" w:type="dxa"/>
-              <w:end w:w="120" w:type="dxa"/>
-            </w:tcMar>
-            <w:shd w:fill="10B981"/>
+            <w:tcW w:type="dxa" w:w="1656"/>
+            <w:shd w:val="clear" w:color="auto" w:fill="1F6FEB"/>
           </w:tcPr>
           <w:p>
             <w:r/>
@@ -1198,23 +1132,16 @@
                 <w:rFonts w:ascii="Arial" w:hAnsi="Arial"/>
                 <w:b/>
                 <w:color w:val="FFFFFF"/>
-                <w:sz w:val="19"/>
+                <w:sz w:val="20"/>
               </w:rPr>
-              <w:t>Outcome</w:t>
+              <w:t>Time</w:t>
             </w:r>
           </w:p>
         </w:tc>
         <w:tc>
           <w:tcPr>
-            <w:tcW w:type="dxa" w:w="8064"/>
-            <w:vAlign w:val="center"/>
-            <w:tcMar>
-              <w:top w:w="80" w:type="dxa"/>
-              <w:start w:w="120" w:type="dxa"/>
-              <w:bottom w:w="80" w:type="dxa"/>
-              <w:end w:w="120" w:type="dxa"/>
-            </w:tcMar>
-            <w:shd w:fill="10B981"/>
+            <w:tcW w:type="dxa" w:w="1296"/>
+            <w:shd w:val="clear" w:color="auto" w:fill="1F6FEB"/>
           </w:tcPr>
           <w:p>
             <w:r/>
@@ -1223,9 +1150,27 @@
                 <w:rFonts w:ascii="Arial" w:hAnsi="Arial"/>
                 <w:b/>
                 <w:color w:val="FFFFFF"/>
-                <w:sz w:val="19"/>
+                <w:sz w:val="20"/>
               </w:rPr>
-              <w:t>Learner will be able to</w:t>
+              <w:t>Duration</w:t>
+            </w:r>
+          </w:p>
+        </w:tc>
+        <w:tc>
+          <w:tcPr>
+            <w:tcW w:type="dxa" w:w="6840"/>
+            <w:shd w:val="clear" w:color="auto" w:fill="1F6FEB"/>
+          </w:tcPr>
+          <w:p>
+            <w:r/>
+            <w:r>
+              <w:rPr>
+                <w:rFonts w:ascii="Arial" w:hAnsi="Arial"/>
+                <w:b/>
+                <w:color w:val="FFFFFF"/>
+                <w:sz w:val="20"/>
+              </w:rPr>
+              <w:t>Topic / Activity</w:t>
             </w:r>
           </w:p>
         </w:tc>
@@ -1233,14 +1178,8 @@
       <w:tr>
         <w:tc>
           <w:tcPr>
-            <w:tcW w:type="dxa" w:w="1296"/>
-            <w:vAlign w:val="center"/>
-            <w:tcMar>
-              <w:top w:w="80" w:type="dxa"/>
-              <w:start w:w="120" w:type="dxa"/>
-              <w:bottom w:w="80" w:type="dxa"/>
-              <w:end w:w="120" w:type="dxa"/>
-            </w:tcMar>
+            <w:tcW w:type="dxa" w:w="1656"/>
+            <w:shd w:val="clear" w:color="auto" w:fill="F3F5F8"/>
           </w:tcPr>
           <w:p>
             <w:r/>
@@ -1248,22 +1187,16 @@
               <w:rPr>
                 <w:rFonts w:ascii="Arial" w:hAnsi="Arial"/>
                 <w:b w:val="0"/>
-                <w:sz w:val="18"/>
+                <w:sz w:val="19"/>
               </w:rPr>
-              <w:t>LO1</w:t>
+              <w:t>9:30–10:00</w:t>
             </w:r>
           </w:p>
         </w:tc>
         <w:tc>
           <w:tcPr>
-            <w:tcW w:type="dxa" w:w="8064"/>
-            <w:vAlign w:val="center"/>
-            <w:tcMar>
-              <w:top w:w="80" w:type="dxa"/>
-              <w:start w:w="120" w:type="dxa"/>
-              <w:bottom w:w="80" w:type="dxa"/>
-              <w:end w:w="120" w:type="dxa"/>
-            </w:tcMar>
+            <w:tcW w:type="dxa" w:w="1296"/>
+            <w:shd w:val="clear" w:color="auto" w:fill="F3F5F8"/>
           </w:tcPr>
           <w:p>
             <w:r/>
@@ -1271,9 +1204,26 @@
               <w:rPr>
                 <w:rFonts w:ascii="Arial" w:hAnsi="Arial"/>
                 <w:b w:val="0"/>
-                <w:sz w:val="18"/>
+                <w:sz w:val="19"/>
               </w:rPr>
-              <w:t>Explain the Yellow Belt role and certification readiness expectations.</w:t>
+              <w:t>30 min</w:t>
+            </w:r>
+          </w:p>
+        </w:tc>
+        <w:tc>
+          <w:tcPr>
+            <w:tcW w:type="dxa" w:w="6840"/>
+            <w:shd w:val="clear" w:color="auto" w:fill="F3F5F8"/>
+          </w:tcPr>
+          <w:p>
+            <w:r/>
+            <w:r>
+              <w:rPr>
+                <w:rFonts w:ascii="Arial" w:hAnsi="Arial"/>
+                <w:b w:val="0"/>
+                <w:sz w:val="19"/>
+              </w:rPr>
+              <w:t>Welcome, course introduction, ground rules and mandatory digital attendance (AM)  [slides 2–15]</w:t>
             </w:r>
           </w:p>
         </w:tc>
@@ -1281,14 +1231,25 @@
       <w:tr>
         <w:tc>
           <w:tcPr>
+            <w:tcW w:type="dxa" w:w="1656"/>
+            <w:shd w:val="clear" w:color="auto" w:fill="E8F0FE"/>
+          </w:tcPr>
+          <w:p>
+            <w:r/>
+            <w:r>
+              <w:rPr>
+                <w:rFonts w:ascii="Arial" w:hAnsi="Arial"/>
+                <w:b/>
+                <w:sz w:val="19"/>
+              </w:rPr>
+              <w:t>10:00–11:15</w:t>
+            </w:r>
+          </w:p>
+        </w:tc>
+        <w:tc>
+          <w:tcPr>
             <w:tcW w:type="dxa" w:w="1296"/>
-            <w:vAlign w:val="center"/>
-            <w:tcMar>
-              <w:top w:w="80" w:type="dxa"/>
-              <w:start w:w="120" w:type="dxa"/>
-              <w:bottom w:w="80" w:type="dxa"/>
-              <w:end w:w="120" w:type="dxa"/>
-            </w:tcMar>
+            <w:shd w:val="clear" w:color="auto" w:fill="E8F0FE"/>
           </w:tcPr>
           <w:p>
             <w:r/>
@@ -1296,22 +1257,35 @@
               <w:rPr>
                 <w:rFonts w:ascii="Arial" w:hAnsi="Arial"/>
                 <w:b w:val="0"/>
-                <w:sz w:val="18"/>
+                <w:sz w:val="19"/>
               </w:rPr>
-              <w:t>LO2</w:t>
+              <w:t>75 min</w:t>
             </w:r>
           </w:p>
         </w:tc>
         <w:tc>
           <w:tcPr>
-            <w:tcW w:type="dxa" w:w="8064"/>
-            <w:vAlign w:val="center"/>
-            <w:tcMar>
-              <w:top w:w="80" w:type="dxa"/>
-              <w:start w:w="120" w:type="dxa"/>
-              <w:bottom w:w="80" w:type="dxa"/>
-              <w:end w:w="120" w:type="dxa"/>
-            </w:tcMar>
+            <w:tcW w:type="dxa" w:w="6840"/>
+            <w:shd w:val="clear" w:color="auto" w:fill="E8F0FE"/>
+          </w:tcPr>
+          <w:p>
+            <w:r/>
+            <w:r>
+              <w:rPr>
+                <w:rFonts w:ascii="Arial" w:hAnsi="Arial"/>
+                <w:b/>
+                <w:sz w:val="19"/>
+              </w:rPr>
+              <w:t>FOUNDATIONS — What is Quality; What is Lean; What is Six Sigma; Lean vs Six Sigma vs Lean Six Sigma; sigma levels and DPMO; Y = f(X); belt roles; the DMAIC roadmap; DMAIC vs PDCA  [slides 16–37]</w:t>
+            </w:r>
+          </w:p>
+        </w:tc>
+      </w:tr>
+      <w:tr>
+        <w:tc>
+          <w:tcPr>
+            <w:tcW w:type="dxa" w:w="1656"/>
+            <w:shd w:val="clear" w:color="auto" w:fill="FFF4E5"/>
           </w:tcPr>
           <w:p>
             <w:r/>
@@ -1319,9 +1293,43 @@
               <w:rPr>
                 <w:rFonts w:ascii="Arial" w:hAnsi="Arial"/>
                 <w:b w:val="0"/>
-                <w:sz w:val="18"/>
+                <w:sz w:val="19"/>
               </w:rPr>
-              <w:t>Translate voice of customer into CTQ requirements and identify waste.</w:t>
+              <w:t>11:15–11:30</w:t>
+            </w:r>
+          </w:p>
+        </w:tc>
+        <w:tc>
+          <w:tcPr>
+            <w:tcW w:type="dxa" w:w="1296"/>
+            <w:shd w:val="clear" w:color="auto" w:fill="FFF4E5"/>
+          </w:tcPr>
+          <w:p>
+            <w:r/>
+            <w:r>
+              <w:rPr>
+                <w:rFonts w:ascii="Arial" w:hAnsi="Arial"/>
+                <w:b w:val="0"/>
+                <w:sz w:val="19"/>
+              </w:rPr>
+              <w:t>15 min</w:t>
+            </w:r>
+          </w:p>
+        </w:tc>
+        <w:tc>
+          <w:tcPr>
+            <w:tcW w:type="dxa" w:w="6840"/>
+            <w:shd w:val="clear" w:color="auto" w:fill="FFF4E5"/>
+          </w:tcPr>
+          <w:p>
+            <w:r/>
+            <w:r>
+              <w:rPr>
+                <w:rFonts w:ascii="Arial" w:hAnsi="Arial"/>
+                <w:b w:val="0"/>
+                <w:sz w:val="19"/>
+              </w:rPr>
+              <w:t>Tea break</w:t>
             </w:r>
           </w:p>
         </w:tc>
@@ -1329,14 +1337,7 @@
       <w:tr>
         <w:tc>
           <w:tcPr>
-            <w:tcW w:type="dxa" w:w="1296"/>
-            <w:vAlign w:val="center"/>
-            <w:tcMar>
-              <w:top w:w="80" w:type="dxa"/>
-              <w:start w:w="120" w:type="dxa"/>
-              <w:bottom w:w="80" w:type="dxa"/>
-              <w:end w:w="120" w:type="dxa"/>
-            </w:tcMar>
+            <w:tcW w:type="dxa" w:w="1656"/>
           </w:tcPr>
           <w:p>
             <w:r/>
@@ -1344,22 +1345,15 @@
               <w:rPr>
                 <w:rFonts w:ascii="Arial" w:hAnsi="Arial"/>
                 <w:b w:val="0"/>
-                <w:sz w:val="18"/>
+                <w:sz w:val="19"/>
               </w:rPr>
-              <w:t>LO3</w:t>
+              <w:t>11:30–12:30</w:t>
             </w:r>
           </w:p>
         </w:tc>
         <w:tc>
           <w:tcPr>
-            <w:tcW w:type="dxa" w:w="8064"/>
-            <w:vAlign w:val="center"/>
-            <w:tcMar>
-              <w:top w:w="80" w:type="dxa"/>
-              <w:start w:w="120" w:type="dxa"/>
-              <w:bottom w:w="80" w:type="dxa"/>
-              <w:end w:w="120" w:type="dxa"/>
-            </w:tcMar>
+            <w:tcW w:type="dxa" w:w="1296"/>
           </w:tcPr>
           <w:p>
             <w:r/>
@@ -1367,9 +1361,25 @@
               <w:rPr>
                 <w:rFonts w:ascii="Arial" w:hAnsi="Arial"/>
                 <w:b w:val="0"/>
-                <w:sz w:val="18"/>
+                <w:sz w:val="19"/>
               </w:rPr>
-              <w:t>Build SIPOC and process maps that expose handoffs and delay points.</w:t>
+              <w:t>60 min</w:t>
+            </w:r>
+          </w:p>
+        </w:tc>
+        <w:tc>
+          <w:tcPr>
+            <w:tcW w:type="dxa" w:w="6840"/>
+          </w:tcPr>
+          <w:p>
+            <w:r/>
+            <w:r>
+              <w:rPr>
+                <w:rFonts w:ascii="Arial" w:hAnsi="Arial"/>
+                <w:b w:val="0"/>
+                <w:sz w:val="19"/>
+              </w:rPr>
+              <w:t>Hands-on: Lab 1: Yellow Belt Role, Certification Paths, and Improvement Scenario  [slides 38–44]</w:t>
             </w:r>
           </w:p>
         </w:tc>
@@ -1377,14 +1387,8 @@
       <w:tr>
         <w:tc>
           <w:tcPr>
-            <w:tcW w:type="dxa" w:w="1296"/>
-            <w:vAlign w:val="center"/>
-            <w:tcMar>
-              <w:top w:w="80" w:type="dxa"/>
-              <w:start w:w="120" w:type="dxa"/>
-              <w:bottom w:w="80" w:type="dxa"/>
-              <w:end w:w="120" w:type="dxa"/>
-            </w:tcMar>
+            <w:tcW w:type="dxa" w:w="1656"/>
+            <w:shd w:val="clear" w:color="auto" w:fill="FDE9D9"/>
           </w:tcPr>
           <w:p>
             <w:r/>
@@ -1392,22 +1396,16 @@
               <w:rPr>
                 <w:rFonts w:ascii="Arial" w:hAnsi="Arial"/>
                 <w:b w:val="0"/>
-                <w:sz w:val="18"/>
+                <w:sz w:val="19"/>
               </w:rPr>
-              <w:t>LO4</w:t>
+              <w:t>12:30–13:30</w:t>
             </w:r>
           </w:p>
         </w:tc>
         <w:tc>
           <w:tcPr>
-            <w:tcW w:type="dxa" w:w="8064"/>
-            <w:vAlign w:val="center"/>
-            <w:tcMar>
-              <w:top w:w="80" w:type="dxa"/>
-              <w:start w:w="120" w:type="dxa"/>
-              <w:bottom w:w="80" w:type="dxa"/>
-              <w:end w:w="120" w:type="dxa"/>
-            </w:tcMar>
+            <w:tcW w:type="dxa" w:w="1296"/>
+            <w:shd w:val="clear" w:color="auto" w:fill="FDE9D9"/>
           </w:tcPr>
           <w:p>
             <w:r/>
@@ -1415,9 +1413,26 @@
               <w:rPr>
                 <w:rFonts w:ascii="Arial" w:hAnsi="Arial"/>
                 <w:b w:val="0"/>
-                <w:sz w:val="18"/>
+                <w:sz w:val="19"/>
               </w:rPr>
-              <w:t>Use PDCA and DMAIC Define tools to frame a small improvement project.</w:t>
+              <w:t>60 min</w:t>
+            </w:r>
+          </w:p>
+        </w:tc>
+        <w:tc>
+          <w:tcPr>
+            <w:tcW w:type="dxa" w:w="6840"/>
+            <w:shd w:val="clear" w:color="auto" w:fill="FDE9D9"/>
+          </w:tcPr>
+          <w:p>
+            <w:r/>
+            <w:r>
+              <w:rPr>
+                <w:rFonts w:ascii="Arial" w:hAnsi="Arial"/>
+                <w:b w:val="0"/>
+                <w:sz w:val="19"/>
+              </w:rPr>
+              <w:t>Lunch break</w:t>
             </w:r>
           </w:p>
         </w:tc>
@@ -1425,14 +1440,25 @@
       <w:tr>
         <w:tc>
           <w:tcPr>
+            <w:tcW w:type="dxa" w:w="1656"/>
+            <w:shd w:val="clear" w:color="auto" w:fill="E8F0FE"/>
+          </w:tcPr>
+          <w:p>
+            <w:r/>
+            <w:r>
+              <w:rPr>
+                <w:rFonts w:ascii="Arial" w:hAnsi="Arial"/>
+                <w:b/>
+                <w:sz w:val="19"/>
+              </w:rPr>
+              <w:t>13:30–15:00</w:t>
+            </w:r>
+          </w:p>
+        </w:tc>
+        <w:tc>
+          <w:tcPr>
             <w:tcW w:type="dxa" w:w="1296"/>
-            <w:vAlign w:val="center"/>
-            <w:tcMar>
-              <w:top w:w="80" w:type="dxa"/>
-              <w:start w:w="120" w:type="dxa"/>
-              <w:bottom w:w="80" w:type="dxa"/>
-              <w:end w:w="120" w:type="dxa"/>
-            </w:tcMar>
+            <w:shd w:val="clear" w:color="auto" w:fill="E8F0FE"/>
           </w:tcPr>
           <w:p>
             <w:r/>
@@ -1440,22 +1466,35 @@
               <w:rPr>
                 <w:rFonts w:ascii="Arial" w:hAnsi="Arial"/>
                 <w:b w:val="0"/>
-                <w:sz w:val="18"/>
+                <w:sz w:val="19"/>
               </w:rPr>
-              <w:t>LO5</w:t>
+              <w:t>90 min</w:t>
             </w:r>
           </w:p>
         </w:tc>
         <w:tc>
           <w:tcPr>
-            <w:tcW w:type="dxa" w:w="8064"/>
-            <w:vAlign w:val="center"/>
-            <w:tcMar>
-              <w:top w:w="80" w:type="dxa"/>
-              <w:start w:w="120" w:type="dxa"/>
-              <w:bottom w:w="80" w:type="dxa"/>
-              <w:end w:w="120" w:type="dxa"/>
-            </w:tcMar>
+            <w:tcW w:type="dxa" w:w="6840"/>
+            <w:shd w:val="clear" w:color="auto" w:fill="E8F0FE"/>
+          </w:tcPr>
+          <w:p>
+            <w:r/>
+            <w:r>
+              <w:rPr>
+                <w:rFonts w:ascii="Arial" w:hAnsi="Arial"/>
+                <w:b/>
+                <w:sz w:val="19"/>
+              </w:rPr>
+              <w:t>DMAIC · DEFINE — Voice of the Customer; VOC to CTQ translation; the project charter; problem and goal statements; scope; SIPOC; process mapping levels and symbols  [slides 45–62]</w:t>
+            </w:r>
+          </w:p>
+        </w:tc>
+      </w:tr>
+      <w:tr>
+        <w:tc>
+          <w:tcPr>
+            <w:tcW w:type="dxa" w:w="1656"/>
+            <w:shd w:val="clear" w:color="auto" w:fill="FFF4E5"/>
           </w:tcPr>
           <w:p>
             <w:r/>
@@ -1463,9 +1502,43 @@
               <w:rPr>
                 <w:rFonts w:ascii="Arial" w:hAnsi="Arial"/>
                 <w:b w:val="0"/>
-                <w:sz w:val="18"/>
+                <w:sz w:val="19"/>
               </w:rPr>
-              <w:t>Plan data collection with KPIs, check sheets and basic metrics.</w:t>
+              <w:t>15:00–15:15</w:t>
+            </w:r>
+          </w:p>
+        </w:tc>
+        <w:tc>
+          <w:tcPr>
+            <w:tcW w:type="dxa" w:w="1296"/>
+            <w:shd w:val="clear" w:color="auto" w:fill="FFF4E5"/>
+          </w:tcPr>
+          <w:p>
+            <w:r/>
+            <w:r>
+              <w:rPr>
+                <w:rFonts w:ascii="Arial" w:hAnsi="Arial"/>
+                <w:b w:val="0"/>
+                <w:sz w:val="19"/>
+              </w:rPr>
+              <w:t>15 min</w:t>
+            </w:r>
+          </w:p>
+        </w:tc>
+        <w:tc>
+          <w:tcPr>
+            <w:tcW w:type="dxa" w:w="6840"/>
+            <w:shd w:val="clear" w:color="auto" w:fill="FFF4E5"/>
+          </w:tcPr>
+          <w:p>
+            <w:r/>
+            <w:r>
+              <w:rPr>
+                <w:rFonts w:ascii="Arial" w:hAnsi="Arial"/>
+                <w:b w:val="0"/>
+                <w:sz w:val="19"/>
+              </w:rPr>
+              <w:t>Tea break</w:t>
             </w:r>
           </w:p>
         </w:tc>
@@ -1473,14 +1546,7 @@
       <w:tr>
         <w:tc>
           <w:tcPr>
-            <w:tcW w:type="dxa" w:w="1296"/>
-            <w:vAlign w:val="center"/>
-            <w:tcMar>
-              <w:top w:w="80" w:type="dxa"/>
-              <w:start w:w="120" w:type="dxa"/>
-              <w:bottom w:w="80" w:type="dxa"/>
-              <w:end w:w="120" w:type="dxa"/>
-            </w:tcMar>
+            <w:tcW w:type="dxa" w:w="1656"/>
           </w:tcPr>
           <w:p>
             <w:r/>
@@ -1488,22 +1554,15 @@
               <w:rPr>
                 <w:rFonts w:ascii="Arial" w:hAnsi="Arial"/>
                 <w:b w:val="0"/>
-                <w:sz w:val="18"/>
+                <w:sz w:val="19"/>
               </w:rPr>
-              <w:t>LO6</w:t>
+              <w:t>15:15–18:00</w:t>
             </w:r>
           </w:p>
         </w:tc>
         <w:tc>
           <w:tcPr>
-            <w:tcW w:type="dxa" w:w="8064"/>
-            <w:vAlign w:val="center"/>
-            <w:tcMar>
-              <w:top w:w="80" w:type="dxa"/>
-              <w:start w:w="120" w:type="dxa"/>
-              <w:bottom w:w="80" w:type="dxa"/>
-              <w:end w:w="120" w:type="dxa"/>
-            </w:tcMar>
+            <w:tcW w:type="dxa" w:w="1296"/>
           </w:tcPr>
           <w:p>
             <w:r/>
@@ -1511,9 +1570,25 @@
               <w:rPr>
                 <w:rFonts w:ascii="Arial" w:hAnsi="Arial"/>
                 <w:b w:val="0"/>
-                <w:sz w:val="18"/>
+                <w:sz w:val="19"/>
               </w:rPr>
-              <w:t>Use Pareto, run charts, variation, yield, DPU and DPMO for basic analysis.</w:t>
+              <w:t>165 min</w:t>
+            </w:r>
+          </w:p>
+        </w:tc>
+        <w:tc>
+          <w:tcPr>
+            <w:tcW w:type="dxa" w:w="6840"/>
+          </w:tcPr>
+          <w:p>
+            <w:r/>
+            <w:r>
+              <w:rPr>
+                <w:rFonts w:ascii="Arial" w:hAnsi="Arial"/>
+                <w:b w:val="0"/>
+                <w:sz w:val="19"/>
+              </w:rPr>
+              <w:t>Hands-on (core): Lab 2: Lean, Six Sigma, Waste, Voice of Customer, and Value; Lab 3: SIPOC, Process Mapping, Handoffs, and SME Support; Lab 5: DMAIC Overview, Problem Statement, Scope, and Stakeholders. Elective (time permitting): Lab 4: Elective — PDCA Small Improvement Project Charter; Lab 11: Elective — Affinity Diagram and Kano Analysis  [slides 63–101]</w:t>
             </w:r>
           </w:p>
         </w:tc>
@@ -1521,14 +1596,8 @@
       <w:tr>
         <w:tc>
           <w:tcPr>
-            <w:tcW w:type="dxa" w:w="1296"/>
-            <w:vAlign w:val="center"/>
-            <w:tcMar>
-              <w:top w:w="80" w:type="dxa"/>
-              <w:start w:w="120" w:type="dxa"/>
-              <w:bottom w:w="80" w:type="dxa"/>
-              <w:end w:w="120" w:type="dxa"/>
-            </w:tcMar>
+            <w:tcW w:type="dxa" w:w="1656"/>
+            <w:shd w:val="clear" w:color="auto" w:fill="F3F5F8"/>
           </w:tcPr>
           <w:p>
             <w:r/>
@@ -1536,22 +1605,16 @@
               <w:rPr>
                 <w:rFonts w:ascii="Arial" w:hAnsi="Arial"/>
                 <w:b w:val="0"/>
-                <w:sz w:val="18"/>
+                <w:sz w:val="19"/>
               </w:rPr>
-              <w:t>LO7</w:t>
+              <w:t>18:00–18:30</w:t>
             </w:r>
           </w:p>
         </w:tc>
         <w:tc>
           <w:tcPr>
-            <w:tcW w:type="dxa" w:w="8064"/>
-            <w:vAlign w:val="center"/>
-            <w:tcMar>
-              <w:top w:w="80" w:type="dxa"/>
-              <w:start w:w="120" w:type="dxa"/>
-              <w:bottom w:w="80" w:type="dxa"/>
-              <w:end w:w="120" w:type="dxa"/>
-            </w:tcMar>
+            <w:tcW w:type="dxa" w:w="1296"/>
+            <w:shd w:val="clear" w:color="auto" w:fill="F3F5F8"/>
           </w:tcPr>
           <w:p>
             <w:r/>
@@ -1559,24 +1622,16 @@
               <w:rPr>
                 <w:rFonts w:ascii="Arial" w:hAnsi="Arial"/>
                 <w:b w:val="0"/>
-                <w:sz w:val="18"/>
+                <w:sz w:val="19"/>
               </w:rPr>
-              <w:t>Support root cause analysis and select evidence-based countermeasures.</w:t>
+              <w:t>30 min</w:t>
             </w:r>
           </w:p>
         </w:tc>
-      </w:tr>
-      <w:tr>
         <w:tc>
           <w:tcPr>
-            <w:tcW w:type="dxa" w:w="1296"/>
-            <w:vAlign w:val="center"/>
-            <w:tcMar>
-              <w:top w:w="80" w:type="dxa"/>
-              <w:start w:w="120" w:type="dxa"/>
-              <w:bottom w:w="80" w:type="dxa"/>
-              <w:end w:w="120" w:type="dxa"/>
-            </w:tcMar>
+            <w:tcW w:type="dxa" w:w="6840"/>
+            <w:shd w:val="clear" w:color="auto" w:fill="F3F5F8"/>
           </w:tcPr>
           <w:p>
             <w:r/>
@@ -1584,48 +1639,22 @@
               <w:rPr>
                 <w:rFonts w:ascii="Arial" w:hAnsi="Arial"/>
                 <w:b w:val="0"/>
-                <w:sz w:val="18"/>
+                <w:sz w:val="19"/>
               </w:rPr>
-              <w:t>LO8</w:t>
-            </w:r>
-          </w:p>
-        </w:tc>
-        <w:tc>
-          <w:tcPr>
-            <w:tcW w:type="dxa" w:w="8064"/>
-            <w:vAlign w:val="center"/>
-            <w:tcMar>
-              <w:top w:w="80" w:type="dxa"/>
-              <w:start w:w="120" w:type="dxa"/>
-              <w:bottom w:w="80" w:type="dxa"/>
-              <w:end w:w="120" w:type="dxa"/>
-            </w:tcMar>
-          </w:tcPr>
-          <w:p>
-            <w:r/>
-            <w:r>
-              <w:rPr>
-                <w:rFonts w:ascii="Arial" w:hAnsi="Arial"/>
-                <w:b w:val="0"/>
-                <w:sz w:val="18"/>
-              </w:rPr>
-              <w:t>Prepare control plan, A3 handover and certification readiness outputs.</w:t>
+              <w:t>Day 1 recap, Q&amp;A and PM digital attendance</w:t>
             </w:r>
           </w:p>
         </w:tc>
       </w:tr>
     </w:tbl>
     <w:p>
-      <w:pPr>
-        <w:spacing w:after="40"/>
-      </w:pPr>
-    </w:p>
-    <w:p>
-      <w:pPr>
-        <w:pStyle w:val="Heading1"/>
-      </w:pPr>
       <w:r>
-        <w:t>Detailed Lesson Plan</w:t>
+        <w:rPr>
+          <w:i/>
+          <w:color w:val="555B66"/>
+          <w:sz w:val="19"/>
+        </w:rPr>
+        <w:t>Total training time: 480 minutes (8 hours).</w:t>
       </w:r>
     </w:p>
     <w:p>
@@ -1633,7 +1662,7 @@
         <w:pStyle w:val="Heading2"/>
       </w:pPr>
       <w:r>
-        <w:t>Day 1</w:t>
+        <w:t>Day 2 — Measure, Analyse, Improve, Control and assessment</w:t>
       </w:r>
     </w:p>
     <w:tbl>
@@ -1644,81 +1673,15 @@
         <w:tblLook w:firstColumn="1" w:firstRow="1" w:lastColumn="0" w:lastRow="0" w:noHBand="0" w:noVBand="1" w:val="04A0"/>
       </w:tblPr>
       <w:tblGrid>
-        <w:gridCol w:w="9360"/>
-      </w:tblGrid>
-      <w:tr>
-        <w:tc>
-          <w:tcPr>
-            <w:tcW w:type="dxa" w:w="9360"/>
-            <w:shd w:fill="F5F8FC"/>
-            <w:tcMar>
-              <w:top w:w="140" w:type="dxa"/>
-              <w:start w:w="180" w:type="dxa"/>
-              <w:bottom w:w="140" w:type="dxa"/>
-              <w:end w:w="180" w:type="dxa"/>
-            </w:tcMar>
-          </w:tcPr>
-          <w:p>
-            <w:r>
-              <w:rPr>
-                <w:rFonts w:ascii="Arial" w:hAnsi="Arial"/>
-                <w:b/>
-                <w:color w:val="1F6FEB"/>
-                <w:sz w:val="21"/>
-              </w:rPr>
-              <w:t>Day 1 focus</w:t>
-            </w:r>
-          </w:p>
-          <w:p>
-            <w:r>
-              <w:rPr>
-                <w:rFonts w:ascii="Arial" w:hAnsi="Arial"/>
-                <w:color w:val="161B26"/>
-                <w:sz w:val="20"/>
-              </w:rPr>
-              <w:t>Build the Yellow Belt improvement package from role clarity through countermeasure selection.</w:t>
-            </w:r>
-          </w:p>
-        </w:tc>
-      </w:tr>
-    </w:tbl>
-    <w:p>
-      <w:pPr>
-        <w:spacing w:after="40"/>
-      </w:pPr>
-    </w:p>
-    <w:p>
-      <w:pPr>
-        <w:pStyle w:val="Heading3"/>
-      </w:pPr>
-      <w:r>
-        <w:t>Morning Session</w:t>
-      </w:r>
-    </w:p>
-    <w:tbl>
-      <w:tblPr>
-        <w:tblStyle w:val="TableGrid"/>
-        <w:tblW w:type="auto" w:w="0"/>
-        <w:jc w:val="center"/>
-        <w:tblLook w:firstColumn="1" w:firstRow="1" w:lastColumn="0" w:lastRow="0" w:noHBand="0" w:noVBand="1" w:val="04A0"/>
-      </w:tblPr>
-      <w:tblGrid>
-        <w:gridCol w:w="3120"/>
-        <w:gridCol w:w="3120"/>
-        <w:gridCol w:w="3120"/>
+        <w:gridCol w:w="2880"/>
+        <w:gridCol w:w="2880"/>
+        <w:gridCol w:w="2880"/>
       </w:tblGrid>
       <w:tr>
         <w:tc>
           <w:tcPr>
             <w:tcW w:type="dxa" w:w="1656"/>
-            <w:vAlign w:val="center"/>
-            <w:tcMar>
-              <w:top w:w="80" w:type="dxa"/>
-              <w:start w:w="120" w:type="dxa"/>
-              <w:bottom w:w="80" w:type="dxa"/>
-              <w:end w:w="120" w:type="dxa"/>
-            </w:tcMar>
-            <w:shd w:fill="1F6FEB"/>
+            <w:shd w:val="clear" w:color="auto" w:fill="1F6FEB"/>
           </w:tcPr>
           <w:p>
             <w:r/>
@@ -1727,7 +1690,7 @@
                 <w:rFonts w:ascii="Arial" w:hAnsi="Arial"/>
                 <w:b/>
                 <w:color w:val="FFFFFF"/>
-                <w:sz w:val="19"/>
+                <w:sz w:val="20"/>
               </w:rPr>
               <w:t>Time</w:t>
             </w:r>
@@ -1735,15 +1698,8 @@
         </w:tc>
         <w:tc>
           <w:tcPr>
-            <w:tcW w:type="dxa" w:w="6552"/>
-            <w:vAlign w:val="center"/>
-            <w:tcMar>
-              <w:top w:w="80" w:type="dxa"/>
-              <w:start w:w="120" w:type="dxa"/>
-              <w:bottom w:w="80" w:type="dxa"/>
-              <w:end w:w="120" w:type="dxa"/>
-            </w:tcMar>
-            <w:shd w:fill="1F6FEB"/>
+            <w:tcW w:type="dxa" w:w="1296"/>
+            <w:shd w:val="clear" w:color="auto" w:fill="1F6FEB"/>
           </w:tcPr>
           <w:p>
             <w:r/>
@@ -1752,23 +1708,16 @@
                 <w:rFonts w:ascii="Arial" w:hAnsi="Arial"/>
                 <w:b/>
                 <w:color w:val="FFFFFF"/>
-                <w:sz w:val="19"/>
+                <w:sz w:val="20"/>
               </w:rPr>
-              <w:t>Topic / Activity</w:t>
+              <w:t>Duration</w:t>
             </w:r>
           </w:p>
         </w:tc>
         <w:tc>
           <w:tcPr>
-            <w:tcW w:type="dxa" w:w="1152"/>
-            <w:vAlign w:val="center"/>
-            <w:tcMar>
-              <w:top w:w="80" w:type="dxa"/>
-              <w:start w:w="120" w:type="dxa"/>
-              <w:bottom w:w="80" w:type="dxa"/>
-              <w:end w:w="120" w:type="dxa"/>
-            </w:tcMar>
-            <w:shd w:fill="1F6FEB"/>
+            <w:tcW w:type="dxa" w:w="6840"/>
+            <w:shd w:val="clear" w:color="auto" w:fill="1F6FEB"/>
           </w:tcPr>
           <w:p>
             <w:r/>
@@ -1777,9 +1726,9 @@
                 <w:rFonts w:ascii="Arial" w:hAnsi="Arial"/>
                 <w:b/>
                 <w:color w:val="FFFFFF"/>
-                <w:sz w:val="19"/>
+                <w:sz w:val="20"/>
               </w:rPr>
-              <w:t>Duration</w:t>
+              <w:t>Topic / Activity</w:t>
             </w:r>
           </w:p>
         </w:tc>
@@ -1788,13 +1737,7 @@
         <w:tc>
           <w:tcPr>
             <w:tcW w:type="dxa" w:w="1656"/>
-            <w:vAlign w:val="center"/>
-            <w:tcMar>
-              <w:top w:w="80" w:type="dxa"/>
-              <w:start w:w="120" w:type="dxa"/>
-              <w:bottom w:w="80" w:type="dxa"/>
-              <w:end w:w="120" w:type="dxa"/>
-            </w:tcMar>
+            <w:shd w:val="clear" w:color="auto" w:fill="F3F5F8"/>
           </w:tcPr>
           <w:p>
             <w:r/>
@@ -1802,22 +1745,16 @@
               <w:rPr>
                 <w:rFonts w:ascii="Arial" w:hAnsi="Arial"/>
                 <w:b w:val="0"/>
-                <w:sz w:val="18"/>
+                <w:sz w:val="19"/>
               </w:rPr>
-              <w:t>09:00-09:15</w:t>
+              <w:t>9:30–9:45</w:t>
             </w:r>
           </w:p>
         </w:tc>
         <w:tc>
           <w:tcPr>
-            <w:tcW w:type="dxa" w:w="6552"/>
-            <w:vAlign w:val="center"/>
-            <w:tcMar>
-              <w:top w:w="80" w:type="dxa"/>
-              <w:start w:w="120" w:type="dxa"/>
-              <w:bottom w:w="80" w:type="dxa"/>
-              <w:end w:w="120" w:type="dxa"/>
-            </w:tcMar>
+            <w:tcW w:type="dxa" w:w="1296"/>
+            <w:shd w:val="clear" w:color="auto" w:fill="F3F5F8"/>
           </w:tcPr>
           <w:p>
             <w:r/>
@@ -1825,22 +1762,16 @@
               <w:rPr>
                 <w:rFonts w:ascii="Arial" w:hAnsi="Arial"/>
                 <w:b w:val="0"/>
-                <w:sz w:val="18"/>
+                <w:sz w:val="19"/>
               </w:rPr>
-              <w:t>Welcome, admin briefing, digital attendance and course outcomes (Slides 1-14)</w:t>
+              <w:t>15 min</w:t>
             </w:r>
           </w:p>
         </w:tc>
         <w:tc>
           <w:tcPr>
-            <w:tcW w:type="dxa" w:w="1152"/>
-            <w:vAlign w:val="center"/>
-            <w:tcMar>
-              <w:top w:w="80" w:type="dxa"/>
-              <w:start w:w="120" w:type="dxa"/>
-              <w:bottom w:w="80" w:type="dxa"/>
-              <w:end w:w="120" w:type="dxa"/>
-            </w:tcMar>
+            <w:tcW w:type="dxa" w:w="6840"/>
+            <w:shd w:val="clear" w:color="auto" w:fill="F3F5F8"/>
           </w:tcPr>
           <w:p>
             <w:r/>
@@ -1848,9 +1779,9 @@
               <w:rPr>
                 <w:rFonts w:ascii="Arial" w:hAnsi="Arial"/>
                 <w:b w:val="0"/>
-                <w:sz w:val="18"/>
+                <w:sz w:val="19"/>
               </w:rPr>
-              <w:t>15 min</w:t>
+              <w:t>Day 1 recap and mandatory digital attendance (AM)</w:t>
             </w:r>
           </w:p>
         </w:tc>
@@ -1859,13 +1790,24 @@
         <w:tc>
           <w:tcPr>
             <w:tcW w:type="dxa" w:w="1656"/>
-            <w:vAlign w:val="center"/>
-            <w:tcMar>
-              <w:top w:w="80" w:type="dxa"/>
-              <w:start w:w="120" w:type="dxa"/>
-              <w:bottom w:w="80" w:type="dxa"/>
-              <w:end w:w="120" w:type="dxa"/>
-            </w:tcMar>
+            <w:shd w:val="clear" w:color="auto" w:fill="E8F0FE"/>
+          </w:tcPr>
+          <w:p>
+            <w:r/>
+            <w:r>
+              <w:rPr>
+                <w:rFonts w:ascii="Arial" w:hAnsi="Arial"/>
+                <w:b/>
+                <w:sz w:val="19"/>
+              </w:rPr>
+              <w:t>9:45–11:00</w:t>
+            </w:r>
+          </w:p>
+        </w:tc>
+        <w:tc>
+          <w:tcPr>
+            <w:tcW w:type="dxa" w:w="1296"/>
+            <w:shd w:val="clear" w:color="auto" w:fill="E8F0FE"/>
           </w:tcPr>
           <w:p>
             <w:r/>
@@ -1873,55 +1815,26 @@
               <w:rPr>
                 <w:rFonts w:ascii="Arial" w:hAnsi="Arial"/>
                 <w:b w:val="0"/>
-                <w:sz w:val="18"/>
+                <w:sz w:val="19"/>
               </w:rPr>
-              <w:t>09:15-09:45</w:t>
+              <w:t>75 min</w:t>
             </w:r>
           </w:p>
         </w:tc>
         <w:tc>
           <w:tcPr>
-            <w:tcW w:type="dxa" w:w="6552"/>
-            <w:vAlign w:val="center"/>
-            <w:tcMar>
-              <w:top w:w="80" w:type="dxa"/>
-              <w:start w:w="120" w:type="dxa"/>
-              <w:bottom w:w="80" w:type="dxa"/>
-              <w:end w:w="120" w:type="dxa"/>
-            </w:tcMar>
+            <w:tcW w:type="dxa" w:w="6840"/>
+            <w:shd w:val="clear" w:color="auto" w:fill="E8F0FE"/>
           </w:tcPr>
           <w:p>
             <w:r/>
             <w:r>
               <w:rPr>
                 <w:rFonts w:ascii="Arial" w:hAnsi="Arial"/>
-                <w:b w:val="0"/>
-                <w:sz w:val="18"/>
+                <w:b/>
+                <w:sz w:val="19"/>
               </w:rPr>
-              <w:t>Yellow Belt role, certification paths and improvement scenario (Slides 15-18; Lab 1)</w:t>
-            </w:r>
-          </w:p>
-        </w:tc>
-        <w:tc>
-          <w:tcPr>
-            <w:tcW w:type="dxa" w:w="1152"/>
-            <w:vAlign w:val="center"/>
-            <w:tcMar>
-              <w:top w:w="80" w:type="dxa"/>
-              <w:start w:w="120" w:type="dxa"/>
-              <w:bottom w:w="80" w:type="dxa"/>
-              <w:end w:w="120" w:type="dxa"/>
-            </w:tcMar>
-          </w:tcPr>
-          <w:p>
-            <w:r/>
-            <w:r>
-              <w:rPr>
-                <w:rFonts w:ascii="Arial" w:hAnsi="Arial"/>
-                <w:b w:val="0"/>
-                <w:sz w:val="18"/>
-              </w:rPr>
-              <w:t>30 min</w:t>
+              <w:t>DMAIC · MEASURE — the eight wastes (DOWNTIME); value-added analysis; types of data; data collection plans and operational definitions; check sheets; sampling; yield, DPU, DPO, DPMO; sigma level; COPQ  [slides 102–122]</w:t>
             </w:r>
           </w:p>
         </w:tc>
@@ -1930,13 +1843,7 @@
         <w:tc>
           <w:tcPr>
             <w:tcW w:type="dxa" w:w="1656"/>
-            <w:vAlign w:val="center"/>
-            <w:tcMar>
-              <w:top w:w="80" w:type="dxa"/>
-              <w:start w:w="120" w:type="dxa"/>
-              <w:bottom w:w="80" w:type="dxa"/>
-              <w:end w:w="120" w:type="dxa"/>
-            </w:tcMar>
+            <w:shd w:val="clear" w:color="auto" w:fill="FFF4E5"/>
           </w:tcPr>
           <w:p>
             <w:r/>
@@ -1944,22 +1851,16 @@
               <w:rPr>
                 <w:rFonts w:ascii="Arial" w:hAnsi="Arial"/>
                 <w:b w:val="0"/>
-                <w:sz w:val="18"/>
+                <w:sz w:val="19"/>
               </w:rPr>
-              <w:t>09:45-10:30</w:t>
+              <w:t>11:00–11:15</w:t>
             </w:r>
           </w:p>
         </w:tc>
         <w:tc>
           <w:tcPr>
-            <w:tcW w:type="dxa" w:w="6552"/>
-            <w:vAlign w:val="center"/>
-            <w:tcMar>
-              <w:top w:w="80" w:type="dxa"/>
-              <w:start w:w="120" w:type="dxa"/>
-              <w:bottom w:w="80" w:type="dxa"/>
-              <w:end w:w="120" w:type="dxa"/>
-            </w:tcMar>
+            <w:tcW w:type="dxa" w:w="1296"/>
+            <w:shd w:val="clear" w:color="auto" w:fill="FFF4E5"/>
           </w:tcPr>
           <w:p>
             <w:r/>
@@ -1967,22 +1868,16 @@
               <w:rPr>
                 <w:rFonts w:ascii="Arial" w:hAnsi="Arial"/>
                 <w:b w:val="0"/>
-                <w:sz w:val="18"/>
+                <w:sz w:val="19"/>
               </w:rPr>
-              <w:t>Lean, Six Sigma, waste, VOC, CTQ, value and defects (Slides 19-22; Lab 2)</w:t>
+              <w:t>15 min</w:t>
             </w:r>
           </w:p>
         </w:tc>
         <w:tc>
           <w:tcPr>
-            <w:tcW w:type="dxa" w:w="1152"/>
-            <w:vAlign w:val="center"/>
-            <w:tcMar>
-              <w:top w:w="80" w:type="dxa"/>
-              <w:start w:w="120" w:type="dxa"/>
-              <w:bottom w:w="80" w:type="dxa"/>
-              <w:end w:w="120" w:type="dxa"/>
-            </w:tcMar>
+            <w:tcW w:type="dxa" w:w="6840"/>
+            <w:shd w:val="clear" w:color="auto" w:fill="FFF4E5"/>
           </w:tcPr>
           <w:p>
             <w:r/>
@@ -1990,9 +1885,9 @@
               <w:rPr>
                 <w:rFonts w:ascii="Arial" w:hAnsi="Arial"/>
                 <w:b w:val="0"/>
-                <w:sz w:val="18"/>
+                <w:sz w:val="19"/>
               </w:rPr>
-              <w:t>45 min</w:t>
+              <w:t>Tea break</w:t>
             </w:r>
           </w:p>
         </w:tc>
@@ -2001,13 +1896,6 @@
         <w:tc>
           <w:tcPr>
             <w:tcW w:type="dxa" w:w="1656"/>
-            <w:vAlign w:val="center"/>
-            <w:tcMar>
-              <w:top w:w="80" w:type="dxa"/>
-              <w:start w:w="120" w:type="dxa"/>
-              <w:bottom w:w="80" w:type="dxa"/>
-              <w:end w:w="120" w:type="dxa"/>
-            </w:tcMar>
           </w:tcPr>
           <w:p>
             <w:r/>
@@ -2015,22 +1903,15 @@
               <w:rPr>
                 <w:rFonts w:ascii="Arial" w:hAnsi="Arial"/>
                 <w:b w:val="0"/>
-                <w:sz w:val="18"/>
+                <w:sz w:val="19"/>
               </w:rPr>
-              <w:t>10:30-10:45</w:t>
+              <w:t>11:15–12:30</w:t>
             </w:r>
           </w:p>
         </w:tc>
         <w:tc>
           <w:tcPr>
-            <w:tcW w:type="dxa" w:w="6552"/>
-            <w:vAlign w:val="center"/>
-            <w:tcMar>
-              <w:top w:w="80" w:type="dxa"/>
-              <w:start w:w="120" w:type="dxa"/>
-              <w:bottom w:w="80" w:type="dxa"/>
-              <w:end w:w="120" w:type="dxa"/>
-            </w:tcMar>
+            <w:tcW w:type="dxa" w:w="1296"/>
           </w:tcPr>
           <w:p>
             <w:r/>
@@ -2038,22 +1919,15 @@
               <w:rPr>
                 <w:rFonts w:ascii="Arial" w:hAnsi="Arial"/>
                 <w:b w:val="0"/>
-                <w:sz w:val="18"/>
+                <w:sz w:val="19"/>
               </w:rPr>
-              <w:t>Tea break</w:t>
+              <w:t>75 min</w:t>
             </w:r>
           </w:p>
         </w:tc>
         <w:tc>
           <w:tcPr>
-            <w:tcW w:type="dxa" w:w="1152"/>
-            <w:vAlign w:val="center"/>
-            <w:tcMar>
-              <w:top w:w="80" w:type="dxa"/>
-              <w:start w:w="120" w:type="dxa"/>
-              <w:bottom w:w="80" w:type="dxa"/>
-              <w:end w:w="120" w:type="dxa"/>
-            </w:tcMar>
+            <w:tcW w:type="dxa" w:w="6840"/>
           </w:tcPr>
           <w:p>
             <w:r/>
@@ -2061,9 +1935,9 @@
               <w:rPr>
                 <w:rFonts w:ascii="Arial" w:hAnsi="Arial"/>
                 <w:b w:val="0"/>
-                <w:sz w:val="18"/>
+                <w:sz w:val="19"/>
               </w:rPr>
-              <w:t>15 min</w:t>
+              <w:t>Hands-on (core): Lab 6: Data Collection, KPIs, Check Sheets, and Basic Metrics. Elective (time permitting): Lab 12: Elective — Value Stream Map and Takt Time  [slides 123–137]</w:t>
             </w:r>
           </w:p>
         </w:tc>
@@ -2072,13 +1946,7 @@
         <w:tc>
           <w:tcPr>
             <w:tcW w:type="dxa" w:w="1656"/>
-            <w:vAlign w:val="center"/>
-            <w:tcMar>
-              <w:top w:w="80" w:type="dxa"/>
-              <w:start w:w="120" w:type="dxa"/>
-              <w:bottom w:w="80" w:type="dxa"/>
-              <w:end w:w="120" w:type="dxa"/>
-            </w:tcMar>
+            <w:shd w:val="clear" w:color="auto" w:fill="FDE9D9"/>
           </w:tcPr>
           <w:p>
             <w:r/>
@@ -2086,22 +1954,16 @@
               <w:rPr>
                 <w:rFonts w:ascii="Arial" w:hAnsi="Arial"/>
                 <w:b w:val="0"/>
-                <w:sz w:val="18"/>
+                <w:sz w:val="19"/>
               </w:rPr>
-              <w:t>10:45-11:30</w:t>
+              <w:t>12:30–13:30</w:t>
             </w:r>
           </w:p>
         </w:tc>
         <w:tc>
           <w:tcPr>
-            <w:tcW w:type="dxa" w:w="6552"/>
-            <w:vAlign w:val="center"/>
-            <w:tcMar>
-              <w:top w:w="80" w:type="dxa"/>
-              <w:start w:w="120" w:type="dxa"/>
-              <w:bottom w:w="80" w:type="dxa"/>
-              <w:end w:w="120" w:type="dxa"/>
-            </w:tcMar>
+            <w:tcW w:type="dxa" w:w="1296"/>
+            <w:shd w:val="clear" w:color="auto" w:fill="FDE9D9"/>
           </w:tcPr>
           <w:p>
             <w:r/>
@@ -2109,22 +1971,16 @@
               <w:rPr>
                 <w:rFonts w:ascii="Arial" w:hAnsi="Arial"/>
                 <w:b w:val="0"/>
-                <w:sz w:val="18"/>
+                <w:sz w:val="19"/>
               </w:rPr>
-              <w:t>SIPOC, process mapping, handoffs and SME support (Slides 23-26; Lab 3)</w:t>
+              <w:t>60 min</w:t>
             </w:r>
           </w:p>
         </w:tc>
         <w:tc>
           <w:tcPr>
-            <w:tcW w:type="dxa" w:w="1152"/>
-            <w:vAlign w:val="center"/>
-            <w:tcMar>
-              <w:top w:w="80" w:type="dxa"/>
-              <w:start w:w="120" w:type="dxa"/>
-              <w:bottom w:w="80" w:type="dxa"/>
-              <w:end w:w="120" w:type="dxa"/>
-            </w:tcMar>
+            <w:tcW w:type="dxa" w:w="6840"/>
+            <w:shd w:val="clear" w:color="auto" w:fill="FDE9D9"/>
           </w:tcPr>
           <w:p>
             <w:r/>
@@ -2132,9 +1988,9 @@
               <w:rPr>
                 <w:rFonts w:ascii="Arial" w:hAnsi="Arial"/>
                 <w:b w:val="0"/>
-                <w:sz w:val="18"/>
+                <w:sz w:val="19"/>
               </w:rPr>
-              <w:t>45 min</w:t>
+              <w:t>Lunch break</w:t>
             </w:r>
           </w:p>
         </w:tc>
@@ -2143,13 +1999,24 @@
         <w:tc>
           <w:tcPr>
             <w:tcW w:type="dxa" w:w="1656"/>
-            <w:vAlign w:val="center"/>
-            <w:tcMar>
-              <w:top w:w="80" w:type="dxa"/>
-              <w:start w:w="120" w:type="dxa"/>
-              <w:bottom w:w="80" w:type="dxa"/>
-              <w:end w:w="120" w:type="dxa"/>
-            </w:tcMar>
+            <w:shd w:val="clear" w:color="auto" w:fill="E8F0FE"/>
+          </w:tcPr>
+          <w:p>
+            <w:r/>
+            <w:r>
+              <w:rPr>
+                <w:rFonts w:ascii="Arial" w:hAnsi="Arial"/>
+                <w:b/>
+                <w:sz w:val="19"/>
+              </w:rPr>
+              <w:t>13:30–14:15</w:t>
+            </w:r>
+          </w:p>
+        </w:tc>
+        <w:tc>
+          <w:tcPr>
+            <w:tcW w:type="dxa" w:w="1296"/>
+            <w:shd w:val="clear" w:color="auto" w:fill="E8F0FE"/>
           </w:tcPr>
           <w:p>
             <w:r/>
@@ -2157,55 +2024,26 @@
               <w:rPr>
                 <w:rFonts w:ascii="Arial" w:hAnsi="Arial"/>
                 <w:b w:val="0"/>
-                <w:sz w:val="18"/>
+                <w:sz w:val="19"/>
               </w:rPr>
-              <w:t>11:30-12:15</w:t>
+              <w:t>45 min</w:t>
             </w:r>
           </w:p>
         </w:tc>
         <w:tc>
           <w:tcPr>
-            <w:tcW w:type="dxa" w:w="6552"/>
-            <w:vAlign w:val="center"/>
-            <w:tcMar>
-              <w:top w:w="80" w:type="dxa"/>
-              <w:start w:w="120" w:type="dxa"/>
-              <w:bottom w:w="80" w:type="dxa"/>
-              <w:end w:w="120" w:type="dxa"/>
-            </w:tcMar>
+            <w:tcW w:type="dxa" w:w="6840"/>
+            <w:shd w:val="clear" w:color="auto" w:fill="E8F0FE"/>
           </w:tcPr>
           <w:p>
             <w:r/>
             <w:r>
               <w:rPr>
                 <w:rFonts w:ascii="Arial" w:hAnsi="Arial"/>
-                <w:b w:val="0"/>
-                <w:sz w:val="18"/>
+                <w:b/>
+                <w:sz w:val="19"/>
               </w:rPr>
-              <w:t>PDCA small improvement charter (Slides 27-30; Lab 4)</w:t>
-            </w:r>
-          </w:p>
-        </w:tc>
-        <w:tc>
-          <w:tcPr>
-            <w:tcW w:type="dxa" w:w="1152"/>
-            <w:vAlign w:val="center"/>
-            <w:tcMar>
-              <w:top w:w="80" w:type="dxa"/>
-              <w:start w:w="120" w:type="dxa"/>
-              <w:bottom w:w="80" w:type="dxa"/>
-              <w:end w:w="120" w:type="dxa"/>
-            </w:tcMar>
-          </w:tcPr>
-          <w:p>
-            <w:r/>
-            <w:r>
-              <w:rPr>
-                <w:rFonts w:ascii="Arial" w:hAnsi="Arial"/>
-                <w:b w:val="0"/>
-                <w:sz w:val="18"/>
-              </w:rPr>
-              <w:t>45 min</w:t>
+              <w:t>DMAIC · ANALYZE — common vs special cause variation; Pareto principle and charts; run charts and pattern rules; 5 Whys; Fishbone (5M); brainstorming and multi-voting; the interactive problem-solving toolkit  [slides 138–159]</w:t>
             </w:r>
           </w:p>
         </w:tc>
@@ -2214,13 +2052,6 @@
         <w:tc>
           <w:tcPr>
             <w:tcW w:type="dxa" w:w="1656"/>
-            <w:vAlign w:val="center"/>
-            <w:tcMar>
-              <w:top w:w="80" w:type="dxa"/>
-              <w:start w:w="120" w:type="dxa"/>
-              <w:bottom w:w="80" w:type="dxa"/>
-              <w:end w:w="120" w:type="dxa"/>
-            </w:tcMar>
           </w:tcPr>
           <w:p>
             <w:r/>
@@ -2228,22 +2059,15 @@
               <w:rPr>
                 <w:rFonts w:ascii="Arial" w:hAnsi="Arial"/>
                 <w:b w:val="0"/>
-                <w:sz w:val="18"/>
+                <w:sz w:val="19"/>
               </w:rPr>
-              <w:t>12:15-13:00</w:t>
+              <w:t>14:15–15:00</w:t>
             </w:r>
           </w:p>
         </w:tc>
         <w:tc>
           <w:tcPr>
-            <w:tcW w:type="dxa" w:w="6552"/>
-            <w:vAlign w:val="center"/>
-            <w:tcMar>
-              <w:top w:w="80" w:type="dxa"/>
-              <w:start w:w="120" w:type="dxa"/>
-              <w:bottom w:w="80" w:type="dxa"/>
-              <w:end w:w="120" w:type="dxa"/>
-            </w:tcMar>
+            <w:tcW w:type="dxa" w:w="1296"/>
           </w:tcPr>
           <w:p>
             <w:r/>
@@ -2251,22 +2075,15 @@
               <w:rPr>
                 <w:rFonts w:ascii="Arial" w:hAnsi="Arial"/>
                 <w:b w:val="0"/>
-                <w:sz w:val="18"/>
+                <w:sz w:val="19"/>
               </w:rPr>
-              <w:t>DMAIC Define, problem statement, scope and stakeholders (Slides 31-34; Lab 5)</w:t>
+              <w:t>45 min</w:t>
             </w:r>
           </w:p>
         </w:tc>
         <w:tc>
           <w:tcPr>
-            <w:tcW w:type="dxa" w:w="1152"/>
-            <w:vAlign w:val="center"/>
-            <w:tcMar>
-              <w:top w:w="80" w:type="dxa"/>
-              <w:start w:w="120" w:type="dxa"/>
-              <w:bottom w:w="80" w:type="dxa"/>
-              <w:end w:w="120" w:type="dxa"/>
-            </w:tcMar>
+            <w:tcW w:type="dxa" w:w="6840"/>
           </w:tcPr>
           <w:p>
             <w:r/>
@@ -2274,43 +2091,366 @@
               <w:rPr>
                 <w:rFonts w:ascii="Arial" w:hAnsi="Arial"/>
                 <w:b w:val="0"/>
-                <w:sz w:val="18"/>
+                <w:sz w:val="19"/>
               </w:rPr>
-              <w:t>45 min</w:t>
+              <w:t>Hands-on (core): Lab 7: Pareto, Run Charts, Variation, Yield, DPU, and DPMO; Lab 8: Root Cause Analysis with 5 Whys, Fishbone, and Evidence using the collaborative Pareto, 5 Whys, Fishbone and NovaSPC tools  [slides 160–179]</w:t>
+            </w:r>
+          </w:p>
+        </w:tc>
+      </w:tr>
+      <w:tr>
+        <w:tc>
+          <w:tcPr>
+            <w:tcW w:type="dxa" w:w="1656"/>
+            <w:shd w:val="clear" w:color="auto" w:fill="FFF4E5"/>
+          </w:tcPr>
+          <w:p>
+            <w:r/>
+            <w:r>
+              <w:rPr>
+                <w:rFonts w:ascii="Arial" w:hAnsi="Arial"/>
+                <w:b w:val="0"/>
+                <w:sz w:val="19"/>
+              </w:rPr>
+              <w:t>15:00–15:15</w:t>
+            </w:r>
+          </w:p>
+        </w:tc>
+        <w:tc>
+          <w:tcPr>
+            <w:tcW w:type="dxa" w:w="1296"/>
+            <w:shd w:val="clear" w:color="auto" w:fill="FFF4E5"/>
+          </w:tcPr>
+          <w:p>
+            <w:r/>
+            <w:r>
+              <w:rPr>
+                <w:rFonts w:ascii="Arial" w:hAnsi="Arial"/>
+                <w:b w:val="0"/>
+                <w:sz w:val="19"/>
+              </w:rPr>
+              <w:t>15 min</w:t>
+            </w:r>
+          </w:p>
+        </w:tc>
+        <w:tc>
+          <w:tcPr>
+            <w:tcW w:type="dxa" w:w="6840"/>
+            <w:shd w:val="clear" w:color="auto" w:fill="FFF4E5"/>
+          </w:tcPr>
+          <w:p>
+            <w:r/>
+            <w:r>
+              <w:rPr>
+                <w:rFonts w:ascii="Arial" w:hAnsi="Arial"/>
+                <w:b w:val="0"/>
+                <w:sz w:val="19"/>
+              </w:rPr>
+              <w:t>Tea break</w:t>
+            </w:r>
+          </w:p>
+        </w:tc>
+      </w:tr>
+      <w:tr>
+        <w:tc>
+          <w:tcPr>
+            <w:tcW w:type="dxa" w:w="1656"/>
+            <w:shd w:val="clear" w:color="auto" w:fill="E8F0FE"/>
+          </w:tcPr>
+          <w:p>
+            <w:r/>
+            <w:r>
+              <w:rPr>
+                <w:rFonts w:ascii="Arial" w:hAnsi="Arial"/>
+                <w:b/>
+                <w:sz w:val="19"/>
+              </w:rPr>
+              <w:t>15:15–15:30</w:t>
+            </w:r>
+          </w:p>
+        </w:tc>
+        <w:tc>
+          <w:tcPr>
+            <w:tcW w:type="dxa" w:w="1296"/>
+            <w:shd w:val="clear" w:color="auto" w:fill="E8F0FE"/>
+          </w:tcPr>
+          <w:p>
+            <w:r/>
+            <w:r>
+              <w:rPr>
+                <w:rFonts w:ascii="Arial" w:hAnsi="Arial"/>
+                <w:b w:val="0"/>
+                <w:sz w:val="19"/>
+              </w:rPr>
+              <w:t>15 min</w:t>
+            </w:r>
+          </w:p>
+        </w:tc>
+        <w:tc>
+          <w:tcPr>
+            <w:tcW w:type="dxa" w:w="6840"/>
+            <w:shd w:val="clear" w:color="auto" w:fill="E8F0FE"/>
+          </w:tcPr>
+          <w:p>
+            <w:r/>
+            <w:r>
+              <w:rPr>
+                <w:rFonts w:ascii="Arial" w:hAnsi="Arial"/>
+                <w:b/>
+                <w:sz w:val="19"/>
+              </w:rPr>
+              <w:t>DMAIC · IMPROVE — solution generation and selection; 5S; poka-yoke; standard work; Kaizen; piloting  [slides 180–194]. Hands-on (core): Lab 9: Countermeasures, 5S, Mistake Proofing, Standard Work, and Kaizen. Elective: Lab 13: Elective — Solution Selection Matrix, Benchmarking, and FMEA  [slides 195–211]</w:t>
+            </w:r>
+          </w:p>
+        </w:tc>
+      </w:tr>
+      <w:tr>
+        <w:tc>
+          <w:tcPr>
+            <w:tcW w:type="dxa" w:w="1656"/>
+            <w:shd w:val="clear" w:color="auto" w:fill="E8F0FE"/>
+          </w:tcPr>
+          <w:p>
+            <w:r/>
+            <w:r>
+              <w:rPr>
+                <w:rFonts w:ascii="Arial" w:hAnsi="Arial"/>
+                <w:b/>
+                <w:sz w:val="19"/>
+              </w:rPr>
+              <w:t>15:30–15:45</w:t>
+            </w:r>
+          </w:p>
+        </w:tc>
+        <w:tc>
+          <w:tcPr>
+            <w:tcW w:type="dxa" w:w="1296"/>
+            <w:shd w:val="clear" w:color="auto" w:fill="E8F0FE"/>
+          </w:tcPr>
+          <w:p>
+            <w:r/>
+            <w:r>
+              <w:rPr>
+                <w:rFonts w:ascii="Arial" w:hAnsi="Arial"/>
+                <w:b w:val="0"/>
+                <w:sz w:val="19"/>
+              </w:rPr>
+              <w:t>15 min</w:t>
+            </w:r>
+          </w:p>
+        </w:tc>
+        <w:tc>
+          <w:tcPr>
+            <w:tcW w:type="dxa" w:w="6840"/>
+            <w:shd w:val="clear" w:color="auto" w:fill="E8F0FE"/>
+          </w:tcPr>
+          <w:p>
+            <w:r/>
+            <w:r>
+              <w:rPr>
+                <w:rFonts w:ascii="Arial" w:hAnsi="Arial"/>
+                <w:b/>
+                <w:sz w:val="19"/>
+              </w:rPr>
+              <w:t>DMAIC · CONTROL — control plans; process control; visual management; SOPs; team huddles; Gemba; A3 and handover  [slides 212–226]. Hands-on (core): Lab 10: Control Plan, A3 Summary, Handover, and Certification Readiness. Elective: Lab 14: Elective — Descriptive Statistics and Implementation Planning  [slides 227–241]</w:t>
+            </w:r>
+          </w:p>
+        </w:tc>
+      </w:tr>
+      <w:tr>
+        <w:tc>
+          <w:tcPr>
+            <w:tcW w:type="dxa" w:w="1656"/>
+            <w:shd w:val="clear" w:color="auto" w:fill="E8F7EE"/>
+          </w:tcPr>
+          <w:p>
+            <w:r/>
+            <w:r>
+              <w:rPr>
+                <w:rFonts w:ascii="Arial" w:hAnsi="Arial"/>
+                <w:b/>
+                <w:sz w:val="19"/>
+              </w:rPr>
+              <w:t>15:45–16:00</w:t>
+            </w:r>
+          </w:p>
+        </w:tc>
+        <w:tc>
+          <w:tcPr>
+            <w:tcW w:type="dxa" w:w="1296"/>
+            <w:shd w:val="clear" w:color="auto" w:fill="E8F7EE"/>
+          </w:tcPr>
+          <w:p>
+            <w:r/>
+            <w:r>
+              <w:rPr>
+                <w:rFonts w:ascii="Arial" w:hAnsi="Arial"/>
+                <w:b w:val="0"/>
+                <w:sz w:val="19"/>
+              </w:rPr>
+              <w:t>15 min</w:t>
+            </w:r>
+          </w:p>
+        </w:tc>
+        <w:tc>
+          <w:tcPr>
+            <w:tcW w:type="dxa" w:w="6840"/>
+            <w:shd w:val="clear" w:color="auto" w:fill="E8F7EE"/>
+          </w:tcPr>
+          <w:p>
+            <w:r/>
+            <w:r>
+              <w:rPr>
+                <w:rFonts w:ascii="Arial" w:hAnsi="Arial"/>
+                <w:b/>
+                <w:sz w:val="19"/>
+              </w:rPr>
+              <w:t>Course recap and Briefing for Assessment  [slides 242–252]</w:t>
+            </w:r>
+          </w:p>
+        </w:tc>
+      </w:tr>
+      <w:tr>
+        <w:tc>
+          <w:tcPr>
+            <w:tcW w:type="dxa" w:w="1656"/>
+            <w:shd w:val="clear" w:color="auto" w:fill="E8F7EE"/>
+          </w:tcPr>
+          <w:p>
+            <w:r/>
+            <w:r>
+              <w:rPr>
+                <w:rFonts w:ascii="Arial" w:hAnsi="Arial"/>
+                <w:b/>
+                <w:sz w:val="19"/>
+              </w:rPr>
+              <w:t>16:00–17:00</w:t>
+            </w:r>
+          </w:p>
+        </w:tc>
+        <w:tc>
+          <w:tcPr>
+            <w:tcW w:type="dxa" w:w="1296"/>
+            <w:shd w:val="clear" w:color="auto" w:fill="E8F7EE"/>
+          </w:tcPr>
+          <w:p>
+            <w:r/>
+            <w:r>
+              <w:rPr>
+                <w:rFonts w:ascii="Arial" w:hAnsi="Arial"/>
+                <w:b w:val="0"/>
+                <w:sz w:val="19"/>
+              </w:rPr>
+              <w:t>60 min</w:t>
+            </w:r>
+          </w:p>
+        </w:tc>
+        <w:tc>
+          <w:tcPr>
+            <w:tcW w:type="dxa" w:w="6840"/>
+            <w:shd w:val="clear" w:color="auto" w:fill="E8F7EE"/>
+          </w:tcPr>
+          <w:p>
+            <w:r/>
+            <w:r>
+              <w:rPr>
+                <w:rFonts w:ascii="Arial" w:hAnsi="Arial"/>
+                <w:b/>
+                <w:sz w:val="19"/>
+              </w:rPr>
+              <w:t>Written Assessment (WA) — Short-Answer Questions (SAQ), 60 minutes, open book</w:t>
+            </w:r>
+          </w:p>
+        </w:tc>
+      </w:tr>
+      <w:tr>
+        <w:tc>
+          <w:tcPr>
+            <w:tcW w:type="dxa" w:w="1656"/>
+            <w:shd w:val="clear" w:color="auto" w:fill="E8F7EE"/>
+          </w:tcPr>
+          <w:p>
+            <w:r/>
+            <w:r>
+              <w:rPr>
+                <w:rFonts w:ascii="Arial" w:hAnsi="Arial"/>
+                <w:b/>
+                <w:sz w:val="19"/>
+              </w:rPr>
+              <w:t>17:00–18:30</w:t>
+            </w:r>
+          </w:p>
+        </w:tc>
+        <w:tc>
+          <w:tcPr>
+            <w:tcW w:type="dxa" w:w="1296"/>
+            <w:shd w:val="clear" w:color="auto" w:fill="E8F7EE"/>
+          </w:tcPr>
+          <w:p>
+            <w:r/>
+            <w:r>
+              <w:rPr>
+                <w:rFonts w:ascii="Arial" w:hAnsi="Arial"/>
+                <w:b w:val="0"/>
+                <w:sz w:val="19"/>
+              </w:rPr>
+              <w:t>90 min</w:t>
+            </w:r>
+          </w:p>
+        </w:tc>
+        <w:tc>
+          <w:tcPr>
+            <w:tcW w:type="dxa" w:w="6840"/>
+            <w:shd w:val="clear" w:color="auto" w:fill="E8F7EE"/>
+          </w:tcPr>
+          <w:p>
+            <w:r/>
+            <w:r>
+              <w:rPr>
+                <w:rFonts w:ascii="Arial" w:hAnsi="Arial"/>
+                <w:b/>
+                <w:sz w:val="19"/>
+              </w:rPr>
+              <w:t>Case Study (CS) — applied Lean Six Sigma tasks, 90 minutes, open book. PM digital attendance</w:t>
             </w:r>
           </w:p>
         </w:tc>
       </w:tr>
     </w:tbl>
     <w:p>
+      <w:r>
+        <w:rPr>
+          <w:i/>
+          <w:color w:val="555B66"/>
+          <w:sz w:val="19"/>
+        </w:rPr>
+        <w:t>Total training time: 480 minutes (8 hours).</w:t>
+      </w:r>
+    </w:p>
+    <w:p>
       <w:pPr>
-        <w:spacing w:after="40"/>
+        <w:pStyle w:val="Heading1"/>
       </w:pPr>
+      <w:r>
+        <w:t>Lab Reference (aligned to the DMAIC phases)</w:t>
+      </w:r>
     </w:p>
     <w:tbl>
       <w:tblPr>
         <w:tblStyle w:val="TableGrid"/>
         <w:tblW w:type="auto" w:w="0"/>
-        <w:jc w:val="center"/>
         <w:tblLook w:firstColumn="1" w:firstRow="1" w:lastColumn="0" w:lastRow="0" w:noHBand="0" w:noVBand="1" w:val="04A0"/>
       </w:tblPr>
       <w:tblGrid>
-        <w:gridCol w:w="3120"/>
-        <w:gridCol w:w="3120"/>
-        <w:gridCol w:w="3120"/>
+        <w:gridCol w:w="2880"/>
+        <w:gridCol w:w="2880"/>
+        <w:gridCol w:w="2880"/>
       </w:tblGrid>
       <w:tr>
         <w:tc>
           <w:tcPr>
-            <w:tcW w:type="dxa" w:w="1656"/>
-            <w:vAlign w:val="center"/>
-            <w:tcMar>
-              <w:top w:w="80" w:type="dxa"/>
-              <w:start w:w="120" w:type="dxa"/>
-              <w:bottom w:w="80" w:type="dxa"/>
-              <w:end w:w="120" w:type="dxa"/>
-            </w:tcMar>
-            <w:shd w:fill="1F6FEB"/>
+            <w:tcW w:type="dxa" w:w="2880"/>
+            <w:shd w:val="clear" w:color="auto" w:fill="1F6FEB"/>
           </w:tcPr>
           <w:p>
             <w:r/>
@@ -2319,23 +2459,16 @@
                 <w:rFonts w:ascii="Arial" w:hAnsi="Arial"/>
                 <w:b/>
                 <w:color w:val="FFFFFF"/>
-                <w:sz w:val="19"/>
+                <w:sz w:val="20"/>
               </w:rPr>
-              <w:t>Time</w:t>
+              <w:t>DMAIC phase / Topic</w:t>
             </w:r>
           </w:p>
         </w:tc>
         <w:tc>
           <w:tcPr>
-            <w:tcW w:type="dxa" w:w="6552"/>
-            <w:vAlign w:val="center"/>
-            <w:tcMar>
-              <w:top w:w="80" w:type="dxa"/>
-              <w:start w:w="120" w:type="dxa"/>
-              <w:bottom w:w="80" w:type="dxa"/>
-              <w:end w:w="120" w:type="dxa"/>
-            </w:tcMar>
-            <w:shd w:fill="1F6FEB"/>
+            <w:tcW w:type="dxa" w:w="2880"/>
+            <w:shd w:val="clear" w:color="auto" w:fill="1F6FEB"/>
           </w:tcPr>
           <w:p>
             <w:r/>
@@ -2344,23 +2477,16 @@
                 <w:rFonts w:ascii="Arial" w:hAnsi="Arial"/>
                 <w:b/>
                 <w:color w:val="FFFFFF"/>
-                <w:sz w:val="19"/>
+                <w:sz w:val="20"/>
               </w:rPr>
-              <w:t>Topic / Activity</w:t>
+              <w:t>Weighting</w:t>
             </w:r>
           </w:p>
         </w:tc>
         <w:tc>
           <w:tcPr>
-            <w:tcW w:type="dxa" w:w="1152"/>
-            <w:vAlign w:val="center"/>
-            <w:tcMar>
-              <w:top w:w="80" w:type="dxa"/>
-              <w:start w:w="120" w:type="dxa"/>
-              <w:bottom w:w="80" w:type="dxa"/>
-              <w:end w:w="120" w:type="dxa"/>
-            </w:tcMar>
-            <w:shd w:fill="1F6FEB"/>
+            <w:tcW w:type="dxa" w:w="2880"/>
+            <w:shd w:val="clear" w:color="auto" w:fill="1F6FEB"/>
           </w:tcPr>
           <w:p>
             <w:r/>
@@ -2369,3213 +2495,9 @@
                 <w:rFonts w:ascii="Arial" w:hAnsi="Arial"/>
                 <w:b/>
                 <w:color w:val="FFFFFF"/>
-                <w:sz w:val="19"/>
-              </w:rPr>
-              <w:t>Duration</w:t>
-            </w:r>
-          </w:p>
-        </w:tc>
-      </w:tr>
-      <w:tr>
-        <w:tc>
-          <w:tcPr>
-            <w:tcW w:type="dxa" w:w="1656"/>
-            <w:vAlign w:val="center"/>
-            <w:tcMar>
-              <w:top w:w="80" w:type="dxa"/>
-              <w:start w:w="120" w:type="dxa"/>
-              <w:bottom w:w="80" w:type="dxa"/>
-              <w:end w:w="120" w:type="dxa"/>
-            </w:tcMar>
-          </w:tcPr>
-          <w:p>
-            <w:r/>
-            <w:r>
-              <w:rPr>
-                <w:rFonts w:ascii="Arial" w:hAnsi="Arial"/>
-                <w:b w:val="0"/>
-                <w:sz w:val="18"/>
-              </w:rPr>
-              <w:t>13:00-14:00</w:t>
-            </w:r>
-          </w:p>
-        </w:tc>
-        <w:tc>
-          <w:tcPr>
-            <w:tcW w:type="dxa" w:w="6552"/>
-            <w:vAlign w:val="center"/>
-            <w:tcMar>
-              <w:top w:w="80" w:type="dxa"/>
-              <w:start w:w="120" w:type="dxa"/>
-              <w:bottom w:w="80" w:type="dxa"/>
-              <w:end w:w="120" w:type="dxa"/>
-            </w:tcMar>
-          </w:tcPr>
-          <w:p>
-            <w:r/>
-            <w:r>
-              <w:rPr>
-                <w:rFonts w:ascii="Arial" w:hAnsi="Arial"/>
-                <w:b w:val="0"/>
-                <w:sz w:val="18"/>
-              </w:rPr>
-              <w:t>Lunch</w:t>
-            </w:r>
-          </w:p>
-        </w:tc>
-        <w:tc>
-          <w:tcPr>
-            <w:tcW w:type="dxa" w:w="1152"/>
-            <w:vAlign w:val="center"/>
-            <w:tcMar>
-              <w:top w:w="80" w:type="dxa"/>
-              <w:start w:w="120" w:type="dxa"/>
-              <w:bottom w:w="80" w:type="dxa"/>
-              <w:end w:w="120" w:type="dxa"/>
-            </w:tcMar>
-          </w:tcPr>
-          <w:p>
-            <w:r/>
-            <w:r>
-              <w:rPr>
-                <w:rFonts w:ascii="Arial" w:hAnsi="Arial"/>
-                <w:b w:val="0"/>
-                <w:sz w:val="18"/>
-              </w:rPr>
-              <w:t>60 min</w:t>
-            </w:r>
-          </w:p>
-        </w:tc>
-      </w:tr>
-    </w:tbl>
-    <w:p>
-      <w:pPr>
-        <w:spacing w:after="40"/>
-      </w:pPr>
-    </w:p>
-    <w:p>
-      <w:pPr>
-        <w:pStyle w:val="Heading3"/>
-      </w:pPr>
-      <w:r>
-        <w:t>Afternoon Session</w:t>
-      </w:r>
-    </w:p>
-    <w:tbl>
-      <w:tblPr>
-        <w:tblStyle w:val="TableGrid"/>
-        <w:tblW w:type="auto" w:w="0"/>
-        <w:jc w:val="center"/>
-        <w:tblLook w:firstColumn="1" w:firstRow="1" w:lastColumn="0" w:lastRow="0" w:noHBand="0" w:noVBand="1" w:val="04A0"/>
-      </w:tblPr>
-      <w:tblGrid>
-        <w:gridCol w:w="3120"/>
-        <w:gridCol w:w="3120"/>
-        <w:gridCol w:w="3120"/>
-      </w:tblGrid>
-      <w:tr>
-        <w:tc>
-          <w:tcPr>
-            <w:tcW w:type="dxa" w:w="1656"/>
-            <w:vAlign w:val="center"/>
-            <w:tcMar>
-              <w:top w:w="80" w:type="dxa"/>
-              <w:start w:w="120" w:type="dxa"/>
-              <w:bottom w:w="80" w:type="dxa"/>
-              <w:end w:w="120" w:type="dxa"/>
-            </w:tcMar>
-            <w:shd w:fill="1F6FEB"/>
-          </w:tcPr>
-          <w:p>
-            <w:r/>
-            <w:r>
-              <w:rPr>
-                <w:rFonts w:ascii="Arial" w:hAnsi="Arial"/>
-                <w:b/>
-                <w:color w:val="FFFFFF"/>
-                <w:sz w:val="19"/>
-              </w:rPr>
-              <w:t>Time</w:t>
-            </w:r>
-          </w:p>
-        </w:tc>
-        <w:tc>
-          <w:tcPr>
-            <w:tcW w:type="dxa" w:w="6552"/>
-            <w:vAlign w:val="center"/>
-            <w:tcMar>
-              <w:top w:w="80" w:type="dxa"/>
-              <w:start w:w="120" w:type="dxa"/>
-              <w:bottom w:w="80" w:type="dxa"/>
-              <w:end w:w="120" w:type="dxa"/>
-            </w:tcMar>
-            <w:shd w:fill="1F6FEB"/>
-          </w:tcPr>
-          <w:p>
-            <w:r/>
-            <w:r>
-              <w:rPr>
-                <w:rFonts w:ascii="Arial" w:hAnsi="Arial"/>
-                <w:b/>
-                <w:color w:val="FFFFFF"/>
-                <w:sz w:val="19"/>
-              </w:rPr>
-              <w:t>Topic / Activity</w:t>
-            </w:r>
-          </w:p>
-        </w:tc>
-        <w:tc>
-          <w:tcPr>
-            <w:tcW w:type="dxa" w:w="1152"/>
-            <w:vAlign w:val="center"/>
-            <w:tcMar>
-              <w:top w:w="80" w:type="dxa"/>
-              <w:start w:w="120" w:type="dxa"/>
-              <w:bottom w:w="80" w:type="dxa"/>
-              <w:end w:w="120" w:type="dxa"/>
-            </w:tcMar>
-            <w:shd w:fill="1F6FEB"/>
-          </w:tcPr>
-          <w:p>
-            <w:r/>
-            <w:r>
-              <w:rPr>
-                <w:rFonts w:ascii="Arial" w:hAnsi="Arial"/>
-                <w:b/>
-                <w:color w:val="FFFFFF"/>
-                <w:sz w:val="19"/>
-              </w:rPr>
-              <w:t>Duration</w:t>
-            </w:r>
-          </w:p>
-        </w:tc>
-      </w:tr>
-      <w:tr>
-        <w:tc>
-          <w:tcPr>
-            <w:tcW w:type="dxa" w:w="1656"/>
-            <w:vAlign w:val="center"/>
-            <w:tcMar>
-              <w:top w:w="80" w:type="dxa"/>
-              <w:start w:w="120" w:type="dxa"/>
-              <w:bottom w:w="80" w:type="dxa"/>
-              <w:end w:w="120" w:type="dxa"/>
-            </w:tcMar>
-          </w:tcPr>
-          <w:p>
-            <w:r/>
-            <w:r>
-              <w:rPr>
-                <w:rFonts w:ascii="Arial" w:hAnsi="Arial"/>
-                <w:b w:val="0"/>
-                <w:sz w:val="18"/>
-              </w:rPr>
-              <w:t>14:00-14:45</w:t>
-            </w:r>
-          </w:p>
-        </w:tc>
-        <w:tc>
-          <w:tcPr>
-            <w:tcW w:type="dxa" w:w="6552"/>
-            <w:vAlign w:val="center"/>
-            <w:tcMar>
-              <w:top w:w="80" w:type="dxa"/>
-              <w:start w:w="120" w:type="dxa"/>
-              <w:bottom w:w="80" w:type="dxa"/>
-              <w:end w:w="120" w:type="dxa"/>
-            </w:tcMar>
-          </w:tcPr>
-          <w:p>
-            <w:r/>
-            <w:r>
-              <w:rPr>
-                <w:rFonts w:ascii="Arial" w:hAnsi="Arial"/>
-                <w:b w:val="0"/>
-                <w:sz w:val="18"/>
-              </w:rPr>
-              <w:t>Data collection, KPIs, check sheets and basic metrics (Slides 35-38; Lab 6)</w:t>
-            </w:r>
-          </w:p>
-        </w:tc>
-        <w:tc>
-          <w:tcPr>
-            <w:tcW w:type="dxa" w:w="1152"/>
-            <w:vAlign w:val="center"/>
-            <w:tcMar>
-              <w:top w:w="80" w:type="dxa"/>
-              <w:start w:w="120" w:type="dxa"/>
-              <w:bottom w:w="80" w:type="dxa"/>
-              <w:end w:w="120" w:type="dxa"/>
-            </w:tcMar>
-          </w:tcPr>
-          <w:p>
-            <w:r/>
-            <w:r>
-              <w:rPr>
-                <w:rFonts w:ascii="Arial" w:hAnsi="Arial"/>
-                <w:b w:val="0"/>
-                <w:sz w:val="18"/>
-              </w:rPr>
-              <w:t>45 min</w:t>
-            </w:r>
-          </w:p>
-        </w:tc>
-      </w:tr>
-      <w:tr>
-        <w:tc>
-          <w:tcPr>
-            <w:tcW w:type="dxa" w:w="1656"/>
-            <w:vAlign w:val="center"/>
-            <w:tcMar>
-              <w:top w:w="80" w:type="dxa"/>
-              <w:start w:w="120" w:type="dxa"/>
-              <w:bottom w:w="80" w:type="dxa"/>
-              <w:end w:w="120" w:type="dxa"/>
-            </w:tcMar>
-          </w:tcPr>
-          <w:p>
-            <w:r/>
-            <w:r>
-              <w:rPr>
-                <w:rFonts w:ascii="Arial" w:hAnsi="Arial"/>
-                <w:b w:val="0"/>
-                <w:sz w:val="18"/>
-              </w:rPr>
-              <w:t>14:45-15:45</w:t>
-            </w:r>
-          </w:p>
-        </w:tc>
-        <w:tc>
-          <w:tcPr>
-            <w:tcW w:type="dxa" w:w="6552"/>
-            <w:vAlign w:val="center"/>
-            <w:tcMar>
-              <w:top w:w="80" w:type="dxa"/>
-              <w:start w:w="120" w:type="dxa"/>
-              <w:bottom w:w="80" w:type="dxa"/>
-              <w:end w:w="120" w:type="dxa"/>
-            </w:tcMar>
-          </w:tcPr>
-          <w:p>
-            <w:r/>
-            <w:r>
-              <w:rPr>
-                <w:rFonts w:ascii="Arial" w:hAnsi="Arial"/>
-                <w:b w:val="0"/>
-                <w:sz w:val="18"/>
-              </w:rPr>
-              <w:t>Pareto, run charts, variation, yield, DPU and DPMO (Slides 39-42; Lab 7)</w:t>
-            </w:r>
-          </w:p>
-        </w:tc>
-        <w:tc>
-          <w:tcPr>
-            <w:tcW w:type="dxa" w:w="1152"/>
-            <w:vAlign w:val="center"/>
-            <w:tcMar>
-              <w:top w:w="80" w:type="dxa"/>
-              <w:start w:w="120" w:type="dxa"/>
-              <w:bottom w:w="80" w:type="dxa"/>
-              <w:end w:w="120" w:type="dxa"/>
-            </w:tcMar>
-          </w:tcPr>
-          <w:p>
-            <w:r/>
-            <w:r>
-              <w:rPr>
-                <w:rFonts w:ascii="Arial" w:hAnsi="Arial"/>
-                <w:b w:val="0"/>
-                <w:sz w:val="18"/>
-              </w:rPr>
-              <w:t>60 min</w:t>
-            </w:r>
-          </w:p>
-        </w:tc>
-      </w:tr>
-      <w:tr>
-        <w:tc>
-          <w:tcPr>
-            <w:tcW w:type="dxa" w:w="1656"/>
-            <w:vAlign w:val="center"/>
-            <w:tcMar>
-              <w:top w:w="80" w:type="dxa"/>
-              <w:start w:w="120" w:type="dxa"/>
-              <w:bottom w:w="80" w:type="dxa"/>
-              <w:end w:w="120" w:type="dxa"/>
-            </w:tcMar>
-          </w:tcPr>
-          <w:p>
-            <w:r/>
-            <w:r>
-              <w:rPr>
-                <w:rFonts w:ascii="Arial" w:hAnsi="Arial"/>
-                <w:b w:val="0"/>
-                <w:sz w:val="18"/>
-              </w:rPr>
-              <w:t>15:45-16:00</w:t>
-            </w:r>
-          </w:p>
-        </w:tc>
-        <w:tc>
-          <w:tcPr>
-            <w:tcW w:type="dxa" w:w="6552"/>
-            <w:vAlign w:val="center"/>
-            <w:tcMar>
-              <w:top w:w="80" w:type="dxa"/>
-              <w:start w:w="120" w:type="dxa"/>
-              <w:bottom w:w="80" w:type="dxa"/>
-              <w:end w:w="120" w:type="dxa"/>
-            </w:tcMar>
-          </w:tcPr>
-          <w:p>
-            <w:r/>
-            <w:r>
-              <w:rPr>
-                <w:rFonts w:ascii="Arial" w:hAnsi="Arial"/>
-                <w:b w:val="0"/>
-                <w:sz w:val="18"/>
-              </w:rPr>
-              <w:t>Tea break</w:t>
-            </w:r>
-          </w:p>
-        </w:tc>
-        <w:tc>
-          <w:tcPr>
-            <w:tcW w:type="dxa" w:w="1152"/>
-            <w:vAlign w:val="center"/>
-            <w:tcMar>
-              <w:top w:w="80" w:type="dxa"/>
-              <w:start w:w="120" w:type="dxa"/>
-              <w:bottom w:w="80" w:type="dxa"/>
-              <w:end w:w="120" w:type="dxa"/>
-            </w:tcMar>
-          </w:tcPr>
-          <w:p>
-            <w:r/>
-            <w:r>
-              <w:rPr>
-                <w:rFonts w:ascii="Arial" w:hAnsi="Arial"/>
-                <w:b w:val="0"/>
-                <w:sz w:val="18"/>
-              </w:rPr>
-              <w:t>15 min</w:t>
-            </w:r>
-          </w:p>
-        </w:tc>
-      </w:tr>
-      <w:tr>
-        <w:tc>
-          <w:tcPr>
-            <w:tcW w:type="dxa" w:w="1656"/>
-            <w:vAlign w:val="center"/>
-            <w:tcMar>
-              <w:top w:w="80" w:type="dxa"/>
-              <w:start w:w="120" w:type="dxa"/>
-              <w:bottom w:w="80" w:type="dxa"/>
-              <w:end w:w="120" w:type="dxa"/>
-            </w:tcMar>
-          </w:tcPr>
-          <w:p>
-            <w:r/>
-            <w:r>
-              <w:rPr>
-                <w:rFonts w:ascii="Arial" w:hAnsi="Arial"/>
-                <w:b w:val="0"/>
-                <w:sz w:val="18"/>
-              </w:rPr>
-              <w:t>16:00-17:00</w:t>
-            </w:r>
-          </w:p>
-        </w:tc>
-        <w:tc>
-          <w:tcPr>
-            <w:tcW w:type="dxa" w:w="6552"/>
-            <w:vAlign w:val="center"/>
-            <w:tcMar>
-              <w:top w:w="80" w:type="dxa"/>
-              <w:start w:w="120" w:type="dxa"/>
-              <w:bottom w:w="80" w:type="dxa"/>
-              <w:end w:w="120" w:type="dxa"/>
-            </w:tcMar>
-          </w:tcPr>
-          <w:p>
-            <w:r/>
-            <w:r>
-              <w:rPr>
-                <w:rFonts w:ascii="Arial" w:hAnsi="Arial"/>
-                <w:b w:val="0"/>
-                <w:sz w:val="18"/>
-              </w:rPr>
-              <w:t>Root cause analysis with 5 Whys, fishbone and evidence (Slides 43-46; Lab 8)</w:t>
-            </w:r>
-          </w:p>
-        </w:tc>
-        <w:tc>
-          <w:tcPr>
-            <w:tcW w:type="dxa" w:w="1152"/>
-            <w:vAlign w:val="center"/>
-            <w:tcMar>
-              <w:top w:w="80" w:type="dxa"/>
-              <w:start w:w="120" w:type="dxa"/>
-              <w:bottom w:w="80" w:type="dxa"/>
-              <w:end w:w="120" w:type="dxa"/>
-            </w:tcMar>
-          </w:tcPr>
-          <w:p>
-            <w:r/>
-            <w:r>
-              <w:rPr>
-                <w:rFonts w:ascii="Arial" w:hAnsi="Arial"/>
-                <w:b w:val="0"/>
-                <w:sz w:val="18"/>
-              </w:rPr>
-              <w:t>60 min</w:t>
-            </w:r>
-          </w:p>
-        </w:tc>
-      </w:tr>
-      <w:tr>
-        <w:tc>
-          <w:tcPr>
-            <w:tcW w:type="dxa" w:w="1656"/>
-            <w:vAlign w:val="center"/>
-            <w:tcMar>
-              <w:top w:w="80" w:type="dxa"/>
-              <w:start w:w="120" w:type="dxa"/>
-              <w:bottom w:w="80" w:type="dxa"/>
-              <w:end w:w="120" w:type="dxa"/>
-            </w:tcMar>
-          </w:tcPr>
-          <w:p>
-            <w:r/>
-            <w:r>
-              <w:rPr>
-                <w:rFonts w:ascii="Arial" w:hAnsi="Arial"/>
-                <w:b w:val="0"/>
-                <w:sz w:val="18"/>
-              </w:rPr>
-              <w:t>17:00-18:00</w:t>
-            </w:r>
-          </w:p>
-        </w:tc>
-        <w:tc>
-          <w:tcPr>
-            <w:tcW w:type="dxa" w:w="6552"/>
-            <w:vAlign w:val="center"/>
-            <w:tcMar>
-              <w:top w:w="80" w:type="dxa"/>
-              <w:start w:w="120" w:type="dxa"/>
-              <w:bottom w:w="80" w:type="dxa"/>
-              <w:end w:w="120" w:type="dxa"/>
-            </w:tcMar>
-          </w:tcPr>
-          <w:p>
-            <w:r/>
-            <w:r>
-              <w:rPr>
-                <w:rFonts w:ascii="Arial" w:hAnsi="Arial"/>
-                <w:b w:val="0"/>
-                <w:sz w:val="18"/>
-              </w:rPr>
-              <w:t>Countermeasures, 5S, mistake proofing, standard work and kaizen (Slides 47-50; Lab 9)</w:t>
-            </w:r>
-          </w:p>
-        </w:tc>
-        <w:tc>
-          <w:tcPr>
-            <w:tcW w:type="dxa" w:w="1152"/>
-            <w:vAlign w:val="center"/>
-            <w:tcMar>
-              <w:top w:w="80" w:type="dxa"/>
-              <w:start w:w="120" w:type="dxa"/>
-              <w:bottom w:w="80" w:type="dxa"/>
-              <w:end w:w="120" w:type="dxa"/>
-            </w:tcMar>
-          </w:tcPr>
-          <w:p>
-            <w:r/>
-            <w:r>
-              <w:rPr>
-                <w:rFonts w:ascii="Arial" w:hAnsi="Arial"/>
-                <w:b w:val="0"/>
-                <w:sz w:val="18"/>
-              </w:rPr>
-              <w:t>60 min</w:t>
-            </w:r>
-          </w:p>
-        </w:tc>
-      </w:tr>
-    </w:tbl>
-    <w:p>
-      <w:pPr>
-        <w:spacing w:after="40"/>
-      </w:pPr>
-    </w:p>
-    <w:p>
-      <w:pPr>
-        <w:pStyle w:val="Heading2"/>
-      </w:pPr>
-      <w:r>
-        <w:t>Day 2</w:t>
-      </w:r>
-    </w:p>
-    <w:tbl>
-      <w:tblPr>
-        <w:tblStyle w:val="TableGrid"/>
-        <w:tblW w:type="auto" w:w="0"/>
-        <w:jc w:val="center"/>
-        <w:tblLook w:firstColumn="1" w:firstRow="1" w:lastColumn="0" w:lastRow="0" w:noHBand="0" w:noVBand="1" w:val="04A0"/>
-      </w:tblPr>
-      <w:tblGrid>
-        <w:gridCol w:w="9360"/>
-      </w:tblGrid>
-      <w:tr>
-        <w:tc>
-          <w:tcPr>
-            <w:tcW w:type="dxa" w:w="9360"/>
-            <w:shd w:fill="F5F8FC"/>
-            <w:tcMar>
-              <w:top w:w="140" w:type="dxa"/>
-              <w:start w:w="180" w:type="dxa"/>
-              <w:bottom w:w="140" w:type="dxa"/>
-              <w:end w:w="180" w:type="dxa"/>
-            </w:tcMar>
-          </w:tcPr>
-          <w:p>
-            <w:r>
-              <w:rPr>
-                <w:rFonts w:ascii="Arial" w:hAnsi="Arial"/>
-                <w:b/>
-                <w:color w:val="10B981"/>
-                <w:sz w:val="21"/>
-              </w:rPr>
-              <w:t>Day 2 focus</w:t>
-            </w:r>
-          </w:p>
-          <w:p>
-            <w:r>
-              <w:rPr>
-                <w:rFonts w:ascii="Arial" w:hAnsi="Arial"/>
-                <w:color w:val="161B26"/>
                 <w:sz w:val="20"/>
               </w:rPr>
-              <w:t>Complete control planning, review the integrated package and prepare for final assessment.</w:t>
-            </w:r>
-          </w:p>
-        </w:tc>
-      </w:tr>
-    </w:tbl>
-    <w:p>
-      <w:pPr>
-        <w:spacing w:after="40"/>
-      </w:pPr>
-    </w:p>
-    <w:p>
-      <w:pPr>
-        <w:pStyle w:val="Heading3"/>
-      </w:pPr>
-      <w:r>
-        <w:t>Morning Session</w:t>
-      </w:r>
-    </w:p>
-    <w:tbl>
-      <w:tblPr>
-        <w:tblStyle w:val="TableGrid"/>
-        <w:tblW w:type="auto" w:w="0"/>
-        <w:jc w:val="center"/>
-        <w:tblLook w:firstColumn="1" w:firstRow="1" w:lastColumn="0" w:lastRow="0" w:noHBand="0" w:noVBand="1" w:val="04A0"/>
-      </w:tblPr>
-      <w:tblGrid>
-        <w:gridCol w:w="3120"/>
-        <w:gridCol w:w="3120"/>
-        <w:gridCol w:w="3120"/>
-      </w:tblGrid>
-      <w:tr>
-        <w:tc>
-          <w:tcPr>
-            <w:tcW w:type="dxa" w:w="1656"/>
-            <w:vAlign w:val="center"/>
-            <w:tcMar>
-              <w:top w:w="80" w:type="dxa"/>
-              <w:start w:w="120" w:type="dxa"/>
-              <w:bottom w:w="80" w:type="dxa"/>
-              <w:end w:w="120" w:type="dxa"/>
-            </w:tcMar>
-            <w:shd w:fill="1F6FEB"/>
-          </w:tcPr>
-          <w:p>
-            <w:r/>
-            <w:r>
-              <w:rPr>
-                <w:rFonts w:ascii="Arial" w:hAnsi="Arial"/>
-                <w:b/>
-                <w:color w:val="FFFFFF"/>
-                <w:sz w:val="19"/>
-              </w:rPr>
-              <w:t>Time</w:t>
-            </w:r>
-          </w:p>
-        </w:tc>
-        <w:tc>
-          <w:tcPr>
-            <w:tcW w:type="dxa" w:w="6552"/>
-            <w:vAlign w:val="center"/>
-            <w:tcMar>
-              <w:top w:w="80" w:type="dxa"/>
-              <w:start w:w="120" w:type="dxa"/>
-              <w:bottom w:w="80" w:type="dxa"/>
-              <w:end w:w="120" w:type="dxa"/>
-            </w:tcMar>
-            <w:shd w:fill="1F6FEB"/>
-          </w:tcPr>
-          <w:p>
-            <w:r/>
-            <w:r>
-              <w:rPr>
-                <w:rFonts w:ascii="Arial" w:hAnsi="Arial"/>
-                <w:b/>
-                <w:color w:val="FFFFFF"/>
-                <w:sz w:val="19"/>
-              </w:rPr>
-              <w:t>Topic / Activity</w:t>
-            </w:r>
-          </w:p>
-        </w:tc>
-        <w:tc>
-          <w:tcPr>
-            <w:tcW w:type="dxa" w:w="1152"/>
-            <w:vAlign w:val="center"/>
-            <w:tcMar>
-              <w:top w:w="80" w:type="dxa"/>
-              <w:start w:w="120" w:type="dxa"/>
-              <w:bottom w:w="80" w:type="dxa"/>
-              <w:end w:w="120" w:type="dxa"/>
-            </w:tcMar>
-            <w:shd w:fill="1F6FEB"/>
-          </w:tcPr>
-          <w:p>
-            <w:r/>
-            <w:r>
-              <w:rPr>
-                <w:rFonts w:ascii="Arial" w:hAnsi="Arial"/>
-                <w:b/>
-                <w:color w:val="FFFFFF"/>
-                <w:sz w:val="19"/>
-              </w:rPr>
-              <w:t>Duration</w:t>
-            </w:r>
-          </w:p>
-        </w:tc>
-      </w:tr>
-      <w:tr>
-        <w:tc>
-          <w:tcPr>
-            <w:tcW w:type="dxa" w:w="1656"/>
-            <w:vAlign w:val="center"/>
-            <w:tcMar>
-              <w:top w:w="80" w:type="dxa"/>
-              <w:start w:w="120" w:type="dxa"/>
-              <w:bottom w:w="80" w:type="dxa"/>
-              <w:end w:w="120" w:type="dxa"/>
-            </w:tcMar>
-          </w:tcPr>
-          <w:p>
-            <w:r/>
-            <w:r>
-              <w:rPr>
-                <w:rFonts w:ascii="Arial" w:hAnsi="Arial"/>
-                <w:b w:val="0"/>
-                <w:sz w:val="18"/>
-              </w:rPr>
-              <w:t>09:00-09:15</w:t>
-            </w:r>
-          </w:p>
-        </w:tc>
-        <w:tc>
-          <w:tcPr>
-            <w:tcW w:type="dxa" w:w="6552"/>
-            <w:vAlign w:val="center"/>
-            <w:tcMar>
-              <w:top w:w="80" w:type="dxa"/>
-              <w:start w:w="120" w:type="dxa"/>
-              <w:bottom w:w="80" w:type="dxa"/>
-              <w:end w:w="120" w:type="dxa"/>
-            </w:tcMar>
-          </w:tcPr>
-          <w:p>
-            <w:r/>
-            <w:r>
-              <w:rPr>
-                <w:rFonts w:ascii="Arial" w:hAnsi="Arial"/>
-                <w:b w:val="0"/>
-                <w:sz w:val="18"/>
-              </w:rPr>
-              <w:t>Day 1 recap and digital attendance (Slides 1-14 recap references)</w:t>
-            </w:r>
-          </w:p>
-        </w:tc>
-        <w:tc>
-          <w:tcPr>
-            <w:tcW w:type="dxa" w:w="1152"/>
-            <w:vAlign w:val="center"/>
-            <w:tcMar>
-              <w:top w:w="80" w:type="dxa"/>
-              <w:start w:w="120" w:type="dxa"/>
-              <w:bottom w:w="80" w:type="dxa"/>
-              <w:end w:w="120" w:type="dxa"/>
-            </w:tcMar>
-          </w:tcPr>
-          <w:p>
-            <w:r/>
-            <w:r>
-              <w:rPr>
-                <w:rFonts w:ascii="Arial" w:hAnsi="Arial"/>
-                <w:b w:val="0"/>
-                <w:sz w:val="18"/>
-              </w:rPr>
-              <w:t>15 min</w:t>
-            </w:r>
-          </w:p>
-        </w:tc>
-      </w:tr>
-      <w:tr>
-        <w:tc>
-          <w:tcPr>
-            <w:tcW w:type="dxa" w:w="1656"/>
-            <w:vAlign w:val="center"/>
-            <w:tcMar>
-              <w:top w:w="80" w:type="dxa"/>
-              <w:start w:w="120" w:type="dxa"/>
-              <w:bottom w:w="80" w:type="dxa"/>
-              <w:end w:w="120" w:type="dxa"/>
-            </w:tcMar>
-          </w:tcPr>
-          <w:p>
-            <w:r/>
-            <w:r>
-              <w:rPr>
-                <w:rFonts w:ascii="Arial" w:hAnsi="Arial"/>
-                <w:b w:val="0"/>
-                <w:sz w:val="18"/>
-              </w:rPr>
-              <w:t>09:15-10:15</w:t>
-            </w:r>
-          </w:p>
-        </w:tc>
-        <w:tc>
-          <w:tcPr>
-            <w:tcW w:type="dxa" w:w="6552"/>
-            <w:vAlign w:val="center"/>
-            <w:tcMar>
-              <w:top w:w="80" w:type="dxa"/>
-              <w:start w:w="120" w:type="dxa"/>
-              <w:bottom w:w="80" w:type="dxa"/>
-              <w:end w:w="120" w:type="dxa"/>
-            </w:tcMar>
-          </w:tcPr>
-          <w:p>
-            <w:r/>
-            <w:r>
-              <w:rPr>
-                <w:rFonts w:ascii="Arial" w:hAnsi="Arial"/>
-                <w:b w:val="0"/>
-                <w:sz w:val="18"/>
-              </w:rPr>
-              <w:t>Control plan, A3 summary, handover and certification readiness (Slides 51-54; Lab 10)</w:t>
-            </w:r>
-          </w:p>
-        </w:tc>
-        <w:tc>
-          <w:tcPr>
-            <w:tcW w:type="dxa" w:w="1152"/>
-            <w:vAlign w:val="center"/>
-            <w:tcMar>
-              <w:top w:w="80" w:type="dxa"/>
-              <w:start w:w="120" w:type="dxa"/>
-              <w:bottom w:w="80" w:type="dxa"/>
-              <w:end w:w="120" w:type="dxa"/>
-            </w:tcMar>
-          </w:tcPr>
-          <w:p>
-            <w:r/>
-            <w:r>
-              <w:rPr>
-                <w:rFonts w:ascii="Arial" w:hAnsi="Arial"/>
-                <w:b w:val="0"/>
-                <w:sz w:val="18"/>
-              </w:rPr>
-              <w:t>60 min</w:t>
-            </w:r>
-          </w:p>
-        </w:tc>
-      </w:tr>
-      <w:tr>
-        <w:tc>
-          <w:tcPr>
-            <w:tcW w:type="dxa" w:w="1656"/>
-            <w:vAlign w:val="center"/>
-            <w:tcMar>
-              <w:top w:w="80" w:type="dxa"/>
-              <w:start w:w="120" w:type="dxa"/>
-              <w:bottom w:w="80" w:type="dxa"/>
-              <w:end w:w="120" w:type="dxa"/>
-            </w:tcMar>
-          </w:tcPr>
-          <w:p>
-            <w:r/>
-            <w:r>
-              <w:rPr>
-                <w:rFonts w:ascii="Arial" w:hAnsi="Arial"/>
-                <w:b w:val="0"/>
-                <w:sz w:val="18"/>
-              </w:rPr>
-              <w:t>10:15-10:30</w:t>
-            </w:r>
-          </w:p>
-        </w:tc>
-        <w:tc>
-          <w:tcPr>
-            <w:tcW w:type="dxa" w:w="6552"/>
-            <w:vAlign w:val="center"/>
-            <w:tcMar>
-              <w:top w:w="80" w:type="dxa"/>
-              <w:start w:w="120" w:type="dxa"/>
-              <w:bottom w:w="80" w:type="dxa"/>
-              <w:end w:w="120" w:type="dxa"/>
-            </w:tcMar>
-          </w:tcPr>
-          <w:p>
-            <w:r/>
-            <w:r>
-              <w:rPr>
-                <w:rFonts w:ascii="Arial" w:hAnsi="Arial"/>
-                <w:b w:val="0"/>
-                <w:sz w:val="18"/>
-              </w:rPr>
-              <w:t>Tea break</w:t>
-            </w:r>
-          </w:p>
-        </w:tc>
-        <w:tc>
-          <w:tcPr>
-            <w:tcW w:type="dxa" w:w="1152"/>
-            <w:vAlign w:val="center"/>
-            <w:tcMar>
-              <w:top w:w="80" w:type="dxa"/>
-              <w:start w:w="120" w:type="dxa"/>
-              <w:bottom w:w="80" w:type="dxa"/>
-              <w:end w:w="120" w:type="dxa"/>
-            </w:tcMar>
-          </w:tcPr>
-          <w:p>
-            <w:r/>
-            <w:r>
-              <w:rPr>
-                <w:rFonts w:ascii="Arial" w:hAnsi="Arial"/>
-                <w:b w:val="0"/>
-                <w:sz w:val="18"/>
-              </w:rPr>
-              <w:t>15 min</w:t>
-            </w:r>
-          </w:p>
-        </w:tc>
-      </w:tr>
-      <w:tr>
-        <w:tc>
-          <w:tcPr>
-            <w:tcW w:type="dxa" w:w="1656"/>
-            <w:vAlign w:val="center"/>
-            <w:tcMar>
-              <w:top w:w="80" w:type="dxa"/>
-              <w:start w:w="120" w:type="dxa"/>
-              <w:bottom w:w="80" w:type="dxa"/>
-              <w:end w:w="120" w:type="dxa"/>
-            </w:tcMar>
-          </w:tcPr>
-          <w:p>
-            <w:r/>
-            <w:r>
-              <w:rPr>
-                <w:rFonts w:ascii="Arial" w:hAnsi="Arial"/>
-                <w:b w:val="0"/>
-                <w:sz w:val="18"/>
-              </w:rPr>
-              <w:t>10:30-11:30</w:t>
-            </w:r>
-          </w:p>
-        </w:tc>
-        <w:tc>
-          <w:tcPr>
-            <w:tcW w:type="dxa" w:w="6552"/>
-            <w:vAlign w:val="center"/>
-            <w:tcMar>
-              <w:top w:w="80" w:type="dxa"/>
-              <w:start w:w="120" w:type="dxa"/>
-              <w:bottom w:w="80" w:type="dxa"/>
-              <w:end w:w="120" w:type="dxa"/>
-            </w:tcMar>
-          </w:tcPr>
-          <w:p>
-            <w:r/>
-            <w:r>
-              <w:rPr>
-                <w:rFonts w:ascii="Arial" w:hAnsi="Arial"/>
-                <w:b w:val="0"/>
-                <w:sz w:val="18"/>
-              </w:rPr>
-              <w:t>Integrated improvement package completion (Slides 55-56; Labs 1-10)</w:t>
-            </w:r>
-          </w:p>
-        </w:tc>
-        <w:tc>
-          <w:tcPr>
-            <w:tcW w:type="dxa" w:w="1152"/>
-            <w:vAlign w:val="center"/>
-            <w:tcMar>
-              <w:top w:w="80" w:type="dxa"/>
-              <w:start w:w="120" w:type="dxa"/>
-              <w:bottom w:w="80" w:type="dxa"/>
-              <w:end w:w="120" w:type="dxa"/>
-            </w:tcMar>
-          </w:tcPr>
-          <w:p>
-            <w:r/>
-            <w:r>
-              <w:rPr>
-                <w:rFonts w:ascii="Arial" w:hAnsi="Arial"/>
-                <w:b w:val="0"/>
-                <w:sz w:val="18"/>
-              </w:rPr>
-              <w:t>60 min</w:t>
-            </w:r>
-          </w:p>
-        </w:tc>
-      </w:tr>
-      <w:tr>
-        <w:tc>
-          <w:tcPr>
-            <w:tcW w:type="dxa" w:w="1656"/>
-            <w:vAlign w:val="center"/>
-            <w:tcMar>
-              <w:top w:w="80" w:type="dxa"/>
-              <w:start w:w="120" w:type="dxa"/>
-              <w:bottom w:w="80" w:type="dxa"/>
-              <w:end w:w="120" w:type="dxa"/>
-            </w:tcMar>
-          </w:tcPr>
-          <w:p>
-            <w:r/>
-            <w:r>
-              <w:rPr>
-                <w:rFonts w:ascii="Arial" w:hAnsi="Arial"/>
-                <w:b w:val="0"/>
-                <w:sz w:val="18"/>
-              </w:rPr>
-              <w:t>11:30-12:30</w:t>
-            </w:r>
-          </w:p>
-        </w:tc>
-        <w:tc>
-          <w:tcPr>
-            <w:tcW w:type="dxa" w:w="6552"/>
-            <w:vAlign w:val="center"/>
-            <w:tcMar>
-              <w:top w:w="80" w:type="dxa"/>
-              <w:start w:w="120" w:type="dxa"/>
-              <w:bottom w:w="80" w:type="dxa"/>
-              <w:end w:w="120" w:type="dxa"/>
-            </w:tcMar>
-          </w:tcPr>
-          <w:p>
-            <w:r/>
-            <w:r>
-              <w:rPr>
-                <w:rFonts w:ascii="Arial" w:hAnsi="Arial"/>
-                <w:b w:val="0"/>
-                <w:sz w:val="18"/>
-              </w:rPr>
-              <w:t>Trainer review of lab deliverables and coaching (LG and lab files)</w:t>
-            </w:r>
-          </w:p>
-        </w:tc>
-        <w:tc>
-          <w:tcPr>
-            <w:tcW w:type="dxa" w:w="1152"/>
-            <w:vAlign w:val="center"/>
-            <w:tcMar>
-              <w:top w:w="80" w:type="dxa"/>
-              <w:start w:w="120" w:type="dxa"/>
-              <w:bottom w:w="80" w:type="dxa"/>
-              <w:end w:w="120" w:type="dxa"/>
-            </w:tcMar>
-          </w:tcPr>
-          <w:p>
-            <w:r/>
-            <w:r>
-              <w:rPr>
-                <w:rFonts w:ascii="Arial" w:hAnsi="Arial"/>
-                <w:b w:val="0"/>
-                <w:sz w:val="18"/>
-              </w:rPr>
-              <w:t>60 min</w:t>
-            </w:r>
-          </w:p>
-        </w:tc>
-      </w:tr>
-      <w:tr>
-        <w:tc>
-          <w:tcPr>
-            <w:tcW w:type="dxa" w:w="1656"/>
-            <w:vAlign w:val="center"/>
-            <w:tcMar>
-              <w:top w:w="80" w:type="dxa"/>
-              <w:start w:w="120" w:type="dxa"/>
-              <w:bottom w:w="80" w:type="dxa"/>
-              <w:end w:w="120" w:type="dxa"/>
-            </w:tcMar>
-          </w:tcPr>
-          <w:p>
-            <w:r/>
-            <w:r>
-              <w:rPr>
-                <w:rFonts w:ascii="Arial" w:hAnsi="Arial"/>
-                <w:b w:val="0"/>
-                <w:sz w:val="18"/>
-              </w:rPr>
-              <w:t>12:30-13:00</w:t>
-            </w:r>
-          </w:p>
-        </w:tc>
-        <w:tc>
-          <w:tcPr>
-            <w:tcW w:type="dxa" w:w="6552"/>
-            <w:vAlign w:val="center"/>
-            <w:tcMar>
-              <w:top w:w="80" w:type="dxa"/>
-              <w:start w:w="120" w:type="dxa"/>
-              <w:bottom w:w="80" w:type="dxa"/>
-              <w:end w:w="120" w:type="dxa"/>
-            </w:tcMar>
-          </w:tcPr>
-          <w:p>
-            <w:r/>
-            <w:r>
-              <w:rPr>
-                <w:rFonts w:ascii="Arial" w:hAnsi="Arial"/>
-                <w:b w:val="0"/>
-                <w:sz w:val="18"/>
-              </w:rPr>
-              <w:t>Knowledge check and assessment preparation (Slides 55-56)</w:t>
-            </w:r>
-          </w:p>
-        </w:tc>
-        <w:tc>
-          <w:tcPr>
-            <w:tcW w:type="dxa" w:w="1152"/>
-            <w:vAlign w:val="center"/>
-            <w:tcMar>
-              <w:top w:w="80" w:type="dxa"/>
-              <w:start w:w="120" w:type="dxa"/>
-              <w:bottom w:w="80" w:type="dxa"/>
-              <w:end w:w="120" w:type="dxa"/>
-            </w:tcMar>
-          </w:tcPr>
-          <w:p>
-            <w:r/>
-            <w:r>
-              <w:rPr>
-                <w:rFonts w:ascii="Arial" w:hAnsi="Arial"/>
-                <w:b w:val="0"/>
-                <w:sz w:val="18"/>
-              </w:rPr>
-              <w:t>30 min</w:t>
-            </w:r>
-          </w:p>
-        </w:tc>
-      </w:tr>
-    </w:tbl>
-    <w:p>
-      <w:pPr>
-        <w:spacing w:after="40"/>
-      </w:pPr>
-    </w:p>
-    <w:tbl>
-      <w:tblPr>
-        <w:tblStyle w:val="TableGrid"/>
-        <w:tblW w:type="auto" w:w="0"/>
-        <w:jc w:val="center"/>
-        <w:tblLook w:firstColumn="1" w:firstRow="1" w:lastColumn="0" w:lastRow="0" w:noHBand="0" w:noVBand="1" w:val="04A0"/>
-      </w:tblPr>
-      <w:tblGrid>
-        <w:gridCol w:w="3120"/>
-        <w:gridCol w:w="3120"/>
-        <w:gridCol w:w="3120"/>
-      </w:tblGrid>
-      <w:tr>
-        <w:tc>
-          <w:tcPr>
-            <w:tcW w:type="dxa" w:w="1656"/>
-            <w:vAlign w:val="center"/>
-            <w:tcMar>
-              <w:top w:w="80" w:type="dxa"/>
-              <w:start w:w="120" w:type="dxa"/>
-              <w:bottom w:w="80" w:type="dxa"/>
-              <w:end w:w="120" w:type="dxa"/>
-            </w:tcMar>
-            <w:shd w:fill="1F6FEB"/>
-          </w:tcPr>
-          <w:p>
-            <w:r/>
-            <w:r>
-              <w:rPr>
-                <w:rFonts w:ascii="Arial" w:hAnsi="Arial"/>
-                <w:b/>
-                <w:color w:val="FFFFFF"/>
-                <w:sz w:val="19"/>
-              </w:rPr>
-              <w:t>Time</w:t>
-            </w:r>
-          </w:p>
-        </w:tc>
-        <w:tc>
-          <w:tcPr>
-            <w:tcW w:type="dxa" w:w="6552"/>
-            <w:vAlign w:val="center"/>
-            <w:tcMar>
-              <w:top w:w="80" w:type="dxa"/>
-              <w:start w:w="120" w:type="dxa"/>
-              <w:bottom w:w="80" w:type="dxa"/>
-              <w:end w:w="120" w:type="dxa"/>
-            </w:tcMar>
-            <w:shd w:fill="1F6FEB"/>
-          </w:tcPr>
-          <w:p>
-            <w:r/>
-            <w:r>
-              <w:rPr>
-                <w:rFonts w:ascii="Arial" w:hAnsi="Arial"/>
-                <w:b/>
-                <w:color w:val="FFFFFF"/>
-                <w:sz w:val="19"/>
-              </w:rPr>
-              <w:t>Topic / Activity</w:t>
-            </w:r>
-          </w:p>
-        </w:tc>
-        <w:tc>
-          <w:tcPr>
-            <w:tcW w:type="dxa" w:w="1152"/>
-            <w:vAlign w:val="center"/>
-            <w:tcMar>
-              <w:top w:w="80" w:type="dxa"/>
-              <w:start w:w="120" w:type="dxa"/>
-              <w:bottom w:w="80" w:type="dxa"/>
-              <w:end w:w="120" w:type="dxa"/>
-            </w:tcMar>
-            <w:shd w:fill="1F6FEB"/>
-          </w:tcPr>
-          <w:p>
-            <w:r/>
-            <w:r>
-              <w:rPr>
-                <w:rFonts w:ascii="Arial" w:hAnsi="Arial"/>
-                <w:b/>
-                <w:color w:val="FFFFFF"/>
-                <w:sz w:val="19"/>
-              </w:rPr>
-              <w:t>Duration</w:t>
-            </w:r>
-          </w:p>
-        </w:tc>
-      </w:tr>
-      <w:tr>
-        <w:tc>
-          <w:tcPr>
-            <w:tcW w:type="dxa" w:w="1656"/>
-            <w:vAlign w:val="center"/>
-            <w:tcMar>
-              <w:top w:w="80" w:type="dxa"/>
-              <w:start w:w="120" w:type="dxa"/>
-              <w:bottom w:w="80" w:type="dxa"/>
-              <w:end w:w="120" w:type="dxa"/>
-            </w:tcMar>
-          </w:tcPr>
-          <w:p>
-            <w:r/>
-            <w:r>
-              <w:rPr>
-                <w:rFonts w:ascii="Arial" w:hAnsi="Arial"/>
-                <w:b w:val="0"/>
-                <w:sz w:val="18"/>
-              </w:rPr>
-              <w:t>13:00-14:00</w:t>
-            </w:r>
-          </w:p>
-        </w:tc>
-        <w:tc>
-          <w:tcPr>
-            <w:tcW w:type="dxa" w:w="6552"/>
-            <w:vAlign w:val="center"/>
-            <w:tcMar>
-              <w:top w:w="80" w:type="dxa"/>
-              <w:start w:w="120" w:type="dxa"/>
-              <w:bottom w:w="80" w:type="dxa"/>
-              <w:end w:w="120" w:type="dxa"/>
-            </w:tcMar>
-          </w:tcPr>
-          <w:p>
-            <w:r/>
-            <w:r>
-              <w:rPr>
-                <w:rFonts w:ascii="Arial" w:hAnsi="Arial"/>
-                <w:b w:val="0"/>
-                <w:sz w:val="18"/>
-              </w:rPr>
-              <w:t>Lunch</w:t>
-            </w:r>
-          </w:p>
-        </w:tc>
-        <w:tc>
-          <w:tcPr>
-            <w:tcW w:type="dxa" w:w="1152"/>
-            <w:vAlign w:val="center"/>
-            <w:tcMar>
-              <w:top w:w="80" w:type="dxa"/>
-              <w:start w:w="120" w:type="dxa"/>
-              <w:bottom w:w="80" w:type="dxa"/>
-              <w:end w:w="120" w:type="dxa"/>
-            </w:tcMar>
-          </w:tcPr>
-          <w:p>
-            <w:r/>
-            <w:r>
-              <w:rPr>
-                <w:rFonts w:ascii="Arial" w:hAnsi="Arial"/>
-                <w:b w:val="0"/>
-                <w:sz w:val="18"/>
-              </w:rPr>
-              <w:t>60 min</w:t>
-            </w:r>
-          </w:p>
-        </w:tc>
-      </w:tr>
-    </w:tbl>
-    <w:p>
-      <w:pPr>
-        <w:spacing w:after="40"/>
-      </w:pPr>
-    </w:p>
-    <w:p>
-      <w:pPr>
-        <w:pStyle w:val="Heading3"/>
-      </w:pPr>
-      <w:r>
-        <w:t>Afternoon Session</w:t>
-      </w:r>
-    </w:p>
-    <w:tbl>
-      <w:tblPr>
-        <w:tblStyle w:val="TableGrid"/>
-        <w:tblW w:type="auto" w:w="0"/>
-        <w:jc w:val="center"/>
-        <w:tblLook w:firstColumn="1" w:firstRow="1" w:lastColumn="0" w:lastRow="0" w:noHBand="0" w:noVBand="1" w:val="04A0"/>
-      </w:tblPr>
-      <w:tblGrid>
-        <w:gridCol w:w="3120"/>
-        <w:gridCol w:w="3120"/>
-        <w:gridCol w:w="3120"/>
-      </w:tblGrid>
-      <w:tr>
-        <w:tc>
-          <w:tcPr>
-            <w:tcW w:type="dxa" w:w="1656"/>
-            <w:vAlign w:val="center"/>
-            <w:tcMar>
-              <w:top w:w="80" w:type="dxa"/>
-              <w:start w:w="120" w:type="dxa"/>
-              <w:bottom w:w="80" w:type="dxa"/>
-              <w:end w:w="120" w:type="dxa"/>
-            </w:tcMar>
-            <w:shd w:fill="1F6FEB"/>
-          </w:tcPr>
-          <w:p>
-            <w:r/>
-            <w:r>
-              <w:rPr>
-                <w:rFonts w:ascii="Arial" w:hAnsi="Arial"/>
-                <w:b/>
-                <w:color w:val="FFFFFF"/>
-                <w:sz w:val="19"/>
-              </w:rPr>
-              <w:t>Time</w:t>
-            </w:r>
-          </w:p>
-        </w:tc>
-        <w:tc>
-          <w:tcPr>
-            <w:tcW w:type="dxa" w:w="6552"/>
-            <w:vAlign w:val="center"/>
-            <w:tcMar>
-              <w:top w:w="80" w:type="dxa"/>
-              <w:start w:w="120" w:type="dxa"/>
-              <w:bottom w:w="80" w:type="dxa"/>
-              <w:end w:w="120" w:type="dxa"/>
-            </w:tcMar>
-            <w:shd w:fill="1F6FEB"/>
-          </w:tcPr>
-          <w:p>
-            <w:r/>
-            <w:r>
-              <w:rPr>
-                <w:rFonts w:ascii="Arial" w:hAnsi="Arial"/>
-                <w:b/>
-                <w:color w:val="FFFFFF"/>
-                <w:sz w:val="19"/>
-              </w:rPr>
-              <w:t>Topic / Activity</w:t>
-            </w:r>
-          </w:p>
-        </w:tc>
-        <w:tc>
-          <w:tcPr>
-            <w:tcW w:type="dxa" w:w="1152"/>
-            <w:vAlign w:val="center"/>
-            <w:tcMar>
-              <w:top w:w="80" w:type="dxa"/>
-              <w:start w:w="120" w:type="dxa"/>
-              <w:bottom w:w="80" w:type="dxa"/>
-              <w:end w:w="120" w:type="dxa"/>
-            </w:tcMar>
-            <w:shd w:fill="1F6FEB"/>
-          </w:tcPr>
-          <w:p>
-            <w:r/>
-            <w:r>
-              <w:rPr>
-                <w:rFonts w:ascii="Arial" w:hAnsi="Arial"/>
-                <w:b/>
-                <w:color w:val="FFFFFF"/>
-                <w:sz w:val="19"/>
-              </w:rPr>
-              <w:t>Duration</w:t>
-            </w:r>
-          </w:p>
-        </w:tc>
-      </w:tr>
-      <w:tr>
-        <w:tc>
-          <w:tcPr>
-            <w:tcW w:type="dxa" w:w="1656"/>
-            <w:vAlign w:val="center"/>
-            <w:tcMar>
-              <w:top w:w="80" w:type="dxa"/>
-              <w:start w:w="120" w:type="dxa"/>
-              <w:bottom w:w="80" w:type="dxa"/>
-              <w:end w:w="120" w:type="dxa"/>
-            </w:tcMar>
-          </w:tcPr>
-          <w:p>
-            <w:r/>
-            <w:r>
-              <w:rPr>
-                <w:rFonts w:ascii="Arial" w:hAnsi="Arial"/>
-                <w:b w:val="0"/>
-                <w:sz w:val="18"/>
-              </w:rPr>
-              <w:t>14:00-15:00</w:t>
-            </w:r>
-          </w:p>
-        </w:tc>
-        <w:tc>
-          <w:tcPr>
-            <w:tcW w:type="dxa" w:w="6552"/>
-            <w:vAlign w:val="center"/>
-            <w:tcMar>
-              <w:top w:w="80" w:type="dxa"/>
-              <w:start w:w="120" w:type="dxa"/>
-              <w:bottom w:w="80" w:type="dxa"/>
-              <w:end w:w="120" w:type="dxa"/>
-            </w:tcMar>
-          </w:tcPr>
-          <w:p>
-            <w:r/>
-            <w:r>
-              <w:rPr>
-                <w:rFonts w:ascii="Arial" w:hAnsi="Arial"/>
-                <w:b w:val="0"/>
-                <w:sz w:val="18"/>
-              </w:rPr>
-              <w:t>Mock review: VOC to control plan traceability (Slides 15-54)</w:t>
-            </w:r>
-          </w:p>
-        </w:tc>
-        <w:tc>
-          <w:tcPr>
-            <w:tcW w:type="dxa" w:w="1152"/>
-            <w:vAlign w:val="center"/>
-            <w:tcMar>
-              <w:top w:w="80" w:type="dxa"/>
-              <w:start w:w="120" w:type="dxa"/>
-              <w:bottom w:w="80" w:type="dxa"/>
-              <w:end w:w="120" w:type="dxa"/>
-            </w:tcMar>
-          </w:tcPr>
-          <w:p>
-            <w:r/>
-            <w:r>
-              <w:rPr>
-                <w:rFonts w:ascii="Arial" w:hAnsi="Arial"/>
-                <w:b w:val="0"/>
-                <w:sz w:val="18"/>
-              </w:rPr>
-              <w:t>60 min</w:t>
-            </w:r>
-          </w:p>
-        </w:tc>
-      </w:tr>
-      <w:tr>
-        <w:tc>
-          <w:tcPr>
-            <w:tcW w:type="dxa" w:w="1656"/>
-            <w:vAlign w:val="center"/>
-            <w:tcMar>
-              <w:top w:w="80" w:type="dxa"/>
-              <w:start w:w="120" w:type="dxa"/>
-              <w:bottom w:w="80" w:type="dxa"/>
-              <w:end w:w="120" w:type="dxa"/>
-            </w:tcMar>
-          </w:tcPr>
-          <w:p>
-            <w:r/>
-            <w:r>
-              <w:rPr>
-                <w:rFonts w:ascii="Arial" w:hAnsi="Arial"/>
-                <w:b w:val="0"/>
-                <w:sz w:val="18"/>
-              </w:rPr>
-              <w:t>15:00-16:00</w:t>
-            </w:r>
-          </w:p>
-        </w:tc>
-        <w:tc>
-          <w:tcPr>
-            <w:tcW w:type="dxa" w:w="6552"/>
-            <w:vAlign w:val="center"/>
-            <w:tcMar>
-              <w:top w:w="80" w:type="dxa"/>
-              <w:start w:w="120" w:type="dxa"/>
-              <w:bottom w:w="80" w:type="dxa"/>
-              <w:end w:w="120" w:type="dxa"/>
-            </w:tcMar>
-          </w:tcPr>
-          <w:p>
-            <w:r/>
-            <w:r>
-              <w:rPr>
-                <w:rFonts w:ascii="Arial" w:hAnsi="Arial"/>
-                <w:b w:val="0"/>
-                <w:sz w:val="18"/>
-              </w:rPr>
-              <w:t>Final Q&amp;A and readiness checklist (Slides 55-56; Lab 10)</w:t>
-            </w:r>
-          </w:p>
-        </w:tc>
-        <w:tc>
-          <w:tcPr>
-            <w:tcW w:type="dxa" w:w="1152"/>
-            <w:vAlign w:val="center"/>
-            <w:tcMar>
-              <w:top w:w="80" w:type="dxa"/>
-              <w:start w:w="120" w:type="dxa"/>
-              <w:bottom w:w="80" w:type="dxa"/>
-              <w:end w:w="120" w:type="dxa"/>
-            </w:tcMar>
-          </w:tcPr>
-          <w:p>
-            <w:r/>
-            <w:r>
-              <w:rPr>
-                <w:rFonts w:ascii="Arial" w:hAnsi="Arial"/>
-                <w:b w:val="0"/>
-                <w:sz w:val="18"/>
-              </w:rPr>
-              <w:t>60 min</w:t>
-            </w:r>
-          </w:p>
-        </w:tc>
-      </w:tr>
-      <w:tr>
-        <w:tc>
-          <w:tcPr>
-            <w:tcW w:type="dxa" w:w="1656"/>
-            <w:vAlign w:val="center"/>
-            <w:tcMar>
-              <w:top w:w="80" w:type="dxa"/>
-              <w:start w:w="120" w:type="dxa"/>
-              <w:bottom w:w="80" w:type="dxa"/>
-              <w:end w:w="120" w:type="dxa"/>
-            </w:tcMar>
-          </w:tcPr>
-          <w:p>
-            <w:r/>
-            <w:r>
-              <w:rPr>
-                <w:rFonts w:ascii="Arial" w:hAnsi="Arial"/>
-                <w:b w:val="0"/>
-                <w:sz w:val="18"/>
-              </w:rPr>
-              <w:t>16:00-17:15</w:t>
-            </w:r>
-          </w:p>
-        </w:tc>
-        <w:tc>
-          <w:tcPr>
-            <w:tcW w:type="dxa" w:w="6552"/>
-            <w:vAlign w:val="center"/>
-            <w:tcMar>
-              <w:top w:w="80" w:type="dxa"/>
-              <w:start w:w="120" w:type="dxa"/>
-              <w:bottom w:w="80" w:type="dxa"/>
-              <w:end w:w="120" w:type="dxa"/>
-            </w:tcMar>
-          </w:tcPr>
-          <w:p>
-            <w:r/>
-            <w:r>
-              <w:rPr>
-                <w:rFonts w:ascii="Arial" w:hAnsi="Arial"/>
-                <w:b w:val="0"/>
-                <w:sz w:val="18"/>
-              </w:rPr>
-              <w:t>Final assessment on LMS (Slides 11-13)</w:t>
-            </w:r>
-          </w:p>
-        </w:tc>
-        <w:tc>
-          <w:tcPr>
-            <w:tcW w:type="dxa" w:w="1152"/>
-            <w:vAlign w:val="center"/>
-            <w:tcMar>
-              <w:top w:w="80" w:type="dxa"/>
-              <w:start w:w="120" w:type="dxa"/>
-              <w:bottom w:w="80" w:type="dxa"/>
-              <w:end w:w="120" w:type="dxa"/>
-            </w:tcMar>
-          </w:tcPr>
-          <w:p>
-            <w:r/>
-            <w:r>
-              <w:rPr>
-                <w:rFonts w:ascii="Arial" w:hAnsi="Arial"/>
-                <w:b w:val="0"/>
-                <w:sz w:val="18"/>
-              </w:rPr>
-              <w:t>75 min</w:t>
-            </w:r>
-          </w:p>
-        </w:tc>
-      </w:tr>
-      <w:tr>
-        <w:tc>
-          <w:tcPr>
-            <w:tcW w:type="dxa" w:w="1656"/>
-            <w:vAlign w:val="center"/>
-            <w:tcMar>
-              <w:top w:w="80" w:type="dxa"/>
-              <w:start w:w="120" w:type="dxa"/>
-              <w:bottom w:w="80" w:type="dxa"/>
-              <w:end w:w="120" w:type="dxa"/>
-            </w:tcMar>
-          </w:tcPr>
-          <w:p>
-            <w:r/>
-            <w:r>
-              <w:rPr>
-                <w:rFonts w:ascii="Arial" w:hAnsi="Arial"/>
-                <w:b w:val="0"/>
-                <w:sz w:val="18"/>
-              </w:rPr>
-              <w:t>17:15-17:30</w:t>
-            </w:r>
-          </w:p>
-        </w:tc>
-        <w:tc>
-          <w:tcPr>
-            <w:tcW w:type="dxa" w:w="6552"/>
-            <w:vAlign w:val="center"/>
-            <w:tcMar>
-              <w:top w:w="80" w:type="dxa"/>
-              <w:start w:w="120" w:type="dxa"/>
-              <w:bottom w:w="80" w:type="dxa"/>
-              <w:end w:w="120" w:type="dxa"/>
-            </w:tcMar>
-          </w:tcPr>
-          <w:p>
-            <w:r/>
-            <w:r>
-              <w:rPr>
-                <w:rFonts w:ascii="Arial" w:hAnsi="Arial"/>
-                <w:b w:val="0"/>
-                <w:sz w:val="18"/>
-              </w:rPr>
-              <w:t>Tea break</w:t>
-            </w:r>
-          </w:p>
-        </w:tc>
-        <w:tc>
-          <w:tcPr>
-            <w:tcW w:type="dxa" w:w="1152"/>
-            <w:vAlign w:val="center"/>
-            <w:tcMar>
-              <w:top w:w="80" w:type="dxa"/>
-              <w:start w:w="120" w:type="dxa"/>
-              <w:bottom w:w="80" w:type="dxa"/>
-              <w:end w:w="120" w:type="dxa"/>
-            </w:tcMar>
-          </w:tcPr>
-          <w:p>
-            <w:r/>
-            <w:r>
-              <w:rPr>
-                <w:rFonts w:ascii="Arial" w:hAnsi="Arial"/>
-                <w:b w:val="0"/>
-                <w:sz w:val="18"/>
-              </w:rPr>
-              <w:t>15 min</w:t>
-            </w:r>
-          </w:p>
-        </w:tc>
-      </w:tr>
-      <w:tr>
-        <w:tc>
-          <w:tcPr>
-            <w:tcW w:type="dxa" w:w="1656"/>
-            <w:vAlign w:val="center"/>
-            <w:tcMar>
-              <w:top w:w="80" w:type="dxa"/>
-              <w:start w:w="120" w:type="dxa"/>
-              <w:bottom w:w="80" w:type="dxa"/>
-              <w:end w:w="120" w:type="dxa"/>
-            </w:tcMar>
-          </w:tcPr>
-          <w:p>
-            <w:r/>
-            <w:r>
-              <w:rPr>
-                <w:rFonts w:ascii="Arial" w:hAnsi="Arial"/>
-                <w:b w:val="0"/>
-                <w:sz w:val="18"/>
-              </w:rPr>
-              <w:t>17:30-18:00</w:t>
-            </w:r>
-          </w:p>
-        </w:tc>
-        <w:tc>
-          <w:tcPr>
-            <w:tcW w:type="dxa" w:w="6552"/>
-            <w:vAlign w:val="center"/>
-            <w:tcMar>
-              <w:top w:w="80" w:type="dxa"/>
-              <w:start w:w="120" w:type="dxa"/>
-              <w:bottom w:w="80" w:type="dxa"/>
-              <w:end w:w="120" w:type="dxa"/>
-            </w:tcMar>
-          </w:tcPr>
-          <w:p>
-            <w:r/>
-            <w:r>
-              <w:rPr>
-                <w:rFonts w:ascii="Arial" w:hAnsi="Arial"/>
-                <w:b w:val="0"/>
-                <w:sz w:val="18"/>
-              </w:rPr>
-              <w:t>TRAQOM survey, certificate steps and closing (Slide 9)</w:t>
-            </w:r>
-          </w:p>
-        </w:tc>
-        <w:tc>
-          <w:tcPr>
-            <w:tcW w:type="dxa" w:w="1152"/>
-            <w:vAlign w:val="center"/>
-            <w:tcMar>
-              <w:top w:w="80" w:type="dxa"/>
-              <w:start w:w="120" w:type="dxa"/>
-              <w:bottom w:w="80" w:type="dxa"/>
-              <w:end w:w="120" w:type="dxa"/>
-            </w:tcMar>
-          </w:tcPr>
-          <w:p>
-            <w:r/>
-            <w:r>
-              <w:rPr>
-                <w:rFonts w:ascii="Arial" w:hAnsi="Arial"/>
-                <w:b w:val="0"/>
-                <w:sz w:val="18"/>
-              </w:rPr>
-              <w:t>30 min</w:t>
-            </w:r>
-          </w:p>
-        </w:tc>
-      </w:tr>
-    </w:tbl>
-    <w:p>
-      <w:pPr>
-        <w:spacing w:after="40"/>
-      </w:pPr>
-    </w:p>
-    <w:p>
-      <w:pPr>
-        <w:pStyle w:val="Heading1"/>
-      </w:pPr>
-      <w:r>
-        <w:t>Lab Alignment Matrix</w:t>
-      </w:r>
-    </w:p>
-    <w:tbl>
-      <w:tblPr>
-        <w:tblStyle w:val="TableGrid"/>
-        <w:tblW w:type="auto" w:w="0"/>
-        <w:jc w:val="center"/>
-        <w:tblLook w:firstColumn="1" w:firstRow="1" w:lastColumn="0" w:lastRow="0" w:noHBand="0" w:noVBand="1" w:val="04A0"/>
-      </w:tblPr>
-      <w:tblGrid>
-        <w:gridCol w:w="2340"/>
-        <w:gridCol w:w="2340"/>
-        <w:gridCol w:w="2340"/>
-        <w:gridCol w:w="2340"/>
-      </w:tblGrid>
-      <w:tr>
-        <w:tc>
-          <w:tcPr>
-            <w:tcW w:type="dxa" w:w="648"/>
-            <w:vAlign w:val="center"/>
-            <w:tcMar>
-              <w:top w:w="80" w:type="dxa"/>
-              <w:start w:w="120" w:type="dxa"/>
-              <w:bottom w:w="80" w:type="dxa"/>
-              <w:end w:w="120" w:type="dxa"/>
-            </w:tcMar>
-            <w:shd w:fill="1F6FEB"/>
-          </w:tcPr>
-          <w:p>
-            <w:r/>
-            <w:r>
-              <w:rPr>
-                <w:rFonts w:ascii="Arial" w:hAnsi="Arial"/>
-                <w:b/>
-                <w:color w:val="FFFFFF"/>
-                <w:sz w:val="19"/>
-              </w:rPr>
-              <w:t>Lab</w:t>
-            </w:r>
-          </w:p>
-        </w:tc>
-        <w:tc>
-          <w:tcPr>
-            <w:tcW w:type="dxa" w:w="1440"/>
-            <w:vAlign w:val="center"/>
-            <w:tcMar>
-              <w:top w:w="80" w:type="dxa"/>
-              <w:start w:w="120" w:type="dxa"/>
-              <w:bottom w:w="80" w:type="dxa"/>
-              <w:end w:w="120" w:type="dxa"/>
-            </w:tcMar>
-            <w:shd w:fill="1F6FEB"/>
-          </w:tcPr>
-          <w:p>
-            <w:r/>
-            <w:r>
-              <w:rPr>
-                <w:rFonts w:ascii="Arial" w:hAnsi="Arial"/>
-                <w:b/>
-                <w:color w:val="FFFFFF"/>
-                <w:sz w:val="19"/>
-              </w:rPr>
-              <w:t>Slide Numbers</w:t>
-            </w:r>
-          </w:p>
-        </w:tc>
-        <w:tc>
-          <w:tcPr>
-            <w:tcW w:type="dxa" w:w="3312"/>
-            <w:vAlign w:val="center"/>
-            <w:tcMar>
-              <w:top w:w="80" w:type="dxa"/>
-              <w:start w:w="120" w:type="dxa"/>
-              <w:bottom w:w="80" w:type="dxa"/>
-              <w:end w:w="120" w:type="dxa"/>
-            </w:tcMar>
-            <w:shd w:fill="1F6FEB"/>
-          </w:tcPr>
-          <w:p>
-            <w:r/>
-            <w:r>
-              <w:rPr>
-                <w:rFonts w:ascii="Arial" w:hAnsi="Arial"/>
-                <w:b/>
-                <w:color w:val="FFFFFF"/>
-                <w:sz w:val="19"/>
-              </w:rPr>
-              <w:t>Learner Guide Section</w:t>
-            </w:r>
-          </w:p>
-        </w:tc>
-        <w:tc>
-          <w:tcPr>
-            <w:tcW w:type="dxa" w:w="3960"/>
-            <w:vAlign w:val="center"/>
-            <w:tcMar>
-              <w:top w:w="80" w:type="dxa"/>
-              <w:start w:w="120" w:type="dxa"/>
-              <w:bottom w:w="80" w:type="dxa"/>
-              <w:end w:w="120" w:type="dxa"/>
-            </w:tcMar>
-            <w:shd w:fill="1F6FEB"/>
-          </w:tcPr>
-          <w:p>
-            <w:r/>
-            <w:r>
-              <w:rPr>
-                <w:rFonts w:ascii="Arial" w:hAnsi="Arial"/>
-                <w:b/>
-                <w:color w:val="FFFFFF"/>
-                <w:sz w:val="19"/>
-              </w:rPr>
-              <w:t>Deliverable</w:t>
-            </w:r>
-          </w:p>
-        </w:tc>
-      </w:tr>
-      <w:tr>
-        <w:tc>
-          <w:tcPr>
-            <w:tcW w:type="dxa" w:w="648"/>
-            <w:vAlign w:val="center"/>
-            <w:tcMar>
-              <w:top w:w="80" w:type="dxa"/>
-              <w:start w:w="120" w:type="dxa"/>
-              <w:bottom w:w="80" w:type="dxa"/>
-              <w:end w:w="120" w:type="dxa"/>
-            </w:tcMar>
-          </w:tcPr>
-          <w:p>
-            <w:r/>
-            <w:r>
-              <w:rPr>
-                <w:rFonts w:ascii="Arial" w:hAnsi="Arial"/>
-                <w:b w:val="0"/>
-                <w:sz w:val="18"/>
-              </w:rPr>
-              <w:t>1</w:t>
-            </w:r>
-          </w:p>
-        </w:tc>
-        <w:tc>
-          <w:tcPr>
-            <w:tcW w:type="dxa" w:w="1440"/>
-            <w:vAlign w:val="center"/>
-            <w:tcMar>
-              <w:top w:w="80" w:type="dxa"/>
-              <w:start w:w="120" w:type="dxa"/>
-              <w:bottom w:w="80" w:type="dxa"/>
-              <w:end w:w="120" w:type="dxa"/>
-            </w:tcMar>
-          </w:tcPr>
-          <w:p>
-            <w:r/>
-            <w:r>
-              <w:rPr>
-                <w:rFonts w:ascii="Arial" w:hAnsi="Arial"/>
-                <w:b w:val="0"/>
-                <w:sz w:val="18"/>
-              </w:rPr>
-              <w:t>15-18</w:t>
-            </w:r>
-          </w:p>
-        </w:tc>
-        <w:tc>
-          <w:tcPr>
-            <w:tcW w:type="dxa" w:w="3312"/>
-            <w:vAlign w:val="center"/>
-            <w:tcMar>
-              <w:top w:w="80" w:type="dxa"/>
-              <w:start w:w="120" w:type="dxa"/>
-              <w:bottom w:w="80" w:type="dxa"/>
-              <w:end w:w="120" w:type="dxa"/>
-            </w:tcMar>
-          </w:tcPr>
-          <w:p>
-            <w:r/>
-            <w:r>
-              <w:rPr>
-                <w:rFonts w:ascii="Arial" w:hAnsi="Arial"/>
-                <w:b w:val="0"/>
-                <w:sz w:val="18"/>
-              </w:rPr>
-              <w:t>Lab 1: Yellow Belt Role, Certification Paths, and Improvement Scenario</w:t>
-            </w:r>
-          </w:p>
-        </w:tc>
-        <w:tc>
-          <w:tcPr>
-            <w:tcW w:type="dxa" w:w="3960"/>
-            <w:vAlign w:val="center"/>
-            <w:tcMar>
-              <w:top w:w="80" w:type="dxa"/>
-              <w:start w:w="120" w:type="dxa"/>
-              <w:bottom w:w="80" w:type="dxa"/>
-              <w:end w:w="120" w:type="dxa"/>
-            </w:tcMar>
-          </w:tcPr>
-          <w:p>
-            <w:r/>
-            <w:r>
-              <w:rPr>
-                <w:rFonts w:ascii="Arial" w:hAnsi="Arial"/>
-                <w:b w:val="0"/>
-                <w:sz w:val="18"/>
-              </w:rPr>
-              <w:t>Submit role table, certification path comparison, selected scenario, and readiness checklist.</w:t>
-            </w:r>
-          </w:p>
-        </w:tc>
-      </w:tr>
-      <w:tr>
-        <w:tc>
-          <w:tcPr>
-            <w:tcW w:type="dxa" w:w="648"/>
-            <w:vAlign w:val="center"/>
-            <w:tcMar>
-              <w:top w:w="80" w:type="dxa"/>
-              <w:start w:w="120" w:type="dxa"/>
-              <w:bottom w:w="80" w:type="dxa"/>
-              <w:end w:w="120" w:type="dxa"/>
-            </w:tcMar>
-          </w:tcPr>
-          <w:p>
-            <w:r/>
-            <w:r>
-              <w:rPr>
-                <w:rFonts w:ascii="Arial" w:hAnsi="Arial"/>
-                <w:b w:val="0"/>
-                <w:sz w:val="18"/>
-              </w:rPr>
-              <w:t>2</w:t>
-            </w:r>
-          </w:p>
-        </w:tc>
-        <w:tc>
-          <w:tcPr>
-            <w:tcW w:type="dxa" w:w="1440"/>
-            <w:vAlign w:val="center"/>
-            <w:tcMar>
-              <w:top w:w="80" w:type="dxa"/>
-              <w:start w:w="120" w:type="dxa"/>
-              <w:bottom w:w="80" w:type="dxa"/>
-              <w:end w:w="120" w:type="dxa"/>
-            </w:tcMar>
-          </w:tcPr>
-          <w:p>
-            <w:r/>
-            <w:r>
-              <w:rPr>
-                <w:rFonts w:ascii="Arial" w:hAnsi="Arial"/>
-                <w:b w:val="0"/>
-                <w:sz w:val="18"/>
-              </w:rPr>
-              <w:t>19-22</w:t>
-            </w:r>
-          </w:p>
-        </w:tc>
-        <w:tc>
-          <w:tcPr>
-            <w:tcW w:type="dxa" w:w="3312"/>
-            <w:vAlign w:val="center"/>
-            <w:tcMar>
-              <w:top w:w="80" w:type="dxa"/>
-              <w:start w:w="120" w:type="dxa"/>
-              <w:bottom w:w="80" w:type="dxa"/>
-              <w:end w:w="120" w:type="dxa"/>
-            </w:tcMar>
-          </w:tcPr>
-          <w:p>
-            <w:r/>
-            <w:r>
-              <w:rPr>
-                <w:rFonts w:ascii="Arial" w:hAnsi="Arial"/>
-                <w:b w:val="0"/>
-                <w:sz w:val="18"/>
-              </w:rPr>
-              <w:t>Lab 2: Lean, Six Sigma, Waste, Voice of Customer, and Value</w:t>
-            </w:r>
-          </w:p>
-        </w:tc>
-        <w:tc>
-          <w:tcPr>
-            <w:tcW w:type="dxa" w:w="3960"/>
-            <w:vAlign w:val="center"/>
-            <w:tcMar>
-              <w:top w:w="80" w:type="dxa"/>
-              <w:start w:w="120" w:type="dxa"/>
-              <w:bottom w:w="80" w:type="dxa"/>
-              <w:end w:w="120" w:type="dxa"/>
-            </w:tcMar>
-          </w:tcPr>
-          <w:p>
-            <w:r/>
-            <w:r>
-              <w:rPr>
-                <w:rFonts w:ascii="Arial" w:hAnsi="Arial"/>
-                <w:b w:val="0"/>
-                <w:sz w:val="18"/>
-              </w:rPr>
-              <w:t>Submit VOC table, value-added table, waste walk table, and defect/variation notes.</w:t>
-            </w:r>
-          </w:p>
-        </w:tc>
-      </w:tr>
-      <w:tr>
-        <w:tc>
-          <w:tcPr>
-            <w:tcW w:type="dxa" w:w="648"/>
-            <w:vAlign w:val="center"/>
-            <w:tcMar>
-              <w:top w:w="80" w:type="dxa"/>
-              <w:start w:w="120" w:type="dxa"/>
-              <w:bottom w:w="80" w:type="dxa"/>
-              <w:end w:w="120" w:type="dxa"/>
-            </w:tcMar>
-          </w:tcPr>
-          <w:p>
-            <w:r/>
-            <w:r>
-              <w:rPr>
-                <w:rFonts w:ascii="Arial" w:hAnsi="Arial"/>
-                <w:b w:val="0"/>
-                <w:sz w:val="18"/>
-              </w:rPr>
-              <w:t>3</w:t>
-            </w:r>
-          </w:p>
-        </w:tc>
-        <w:tc>
-          <w:tcPr>
-            <w:tcW w:type="dxa" w:w="1440"/>
-            <w:vAlign w:val="center"/>
-            <w:tcMar>
-              <w:top w:w="80" w:type="dxa"/>
-              <w:start w:w="120" w:type="dxa"/>
-              <w:bottom w:w="80" w:type="dxa"/>
-              <w:end w:w="120" w:type="dxa"/>
-            </w:tcMar>
-          </w:tcPr>
-          <w:p>
-            <w:r/>
-            <w:r>
-              <w:rPr>
-                <w:rFonts w:ascii="Arial" w:hAnsi="Arial"/>
-                <w:b w:val="0"/>
-                <w:sz w:val="18"/>
-              </w:rPr>
-              <w:t>23-26</w:t>
-            </w:r>
-          </w:p>
-        </w:tc>
-        <w:tc>
-          <w:tcPr>
-            <w:tcW w:type="dxa" w:w="3312"/>
-            <w:vAlign w:val="center"/>
-            <w:tcMar>
-              <w:top w:w="80" w:type="dxa"/>
-              <w:start w:w="120" w:type="dxa"/>
-              <w:bottom w:w="80" w:type="dxa"/>
-              <w:end w:w="120" w:type="dxa"/>
-            </w:tcMar>
-          </w:tcPr>
-          <w:p>
-            <w:r/>
-            <w:r>
-              <w:rPr>
-                <w:rFonts w:ascii="Arial" w:hAnsi="Arial"/>
-                <w:b w:val="0"/>
-                <w:sz w:val="18"/>
-              </w:rPr>
-              <w:t>Lab 3: SIPOC, Process Mapping, Handoffs, and Yellow Belt SME Support</w:t>
-            </w:r>
-          </w:p>
-        </w:tc>
-        <w:tc>
-          <w:tcPr>
-            <w:tcW w:type="dxa" w:w="3960"/>
-            <w:vAlign w:val="center"/>
-            <w:tcMar>
-              <w:top w:w="80" w:type="dxa"/>
-              <w:start w:w="120" w:type="dxa"/>
-              <w:bottom w:w="80" w:type="dxa"/>
-              <w:end w:w="120" w:type="dxa"/>
-            </w:tcMar>
-          </w:tcPr>
-          <w:p>
-            <w:r/>
-            <w:r>
-              <w:rPr>
-                <w:rFonts w:ascii="Arial" w:hAnsi="Arial"/>
-                <w:b w:val="0"/>
-                <w:sz w:val="18"/>
-              </w:rPr>
-              <w:t>Submit SIPOC, detailed process map, pain point notes, and SME notes.</w:t>
-            </w:r>
-          </w:p>
-        </w:tc>
-      </w:tr>
-      <w:tr>
-        <w:tc>
-          <w:tcPr>
-            <w:tcW w:type="dxa" w:w="648"/>
-            <w:vAlign w:val="center"/>
-            <w:tcMar>
-              <w:top w:w="80" w:type="dxa"/>
-              <w:start w:w="120" w:type="dxa"/>
-              <w:bottom w:w="80" w:type="dxa"/>
-              <w:end w:w="120" w:type="dxa"/>
-            </w:tcMar>
-          </w:tcPr>
-          <w:p>
-            <w:r/>
-            <w:r>
-              <w:rPr>
-                <w:rFonts w:ascii="Arial" w:hAnsi="Arial"/>
-                <w:b w:val="0"/>
-                <w:sz w:val="18"/>
-              </w:rPr>
-              <w:t>4</w:t>
-            </w:r>
-          </w:p>
-        </w:tc>
-        <w:tc>
-          <w:tcPr>
-            <w:tcW w:type="dxa" w:w="1440"/>
-            <w:vAlign w:val="center"/>
-            <w:tcMar>
-              <w:top w:w="80" w:type="dxa"/>
-              <w:start w:w="120" w:type="dxa"/>
-              <w:bottom w:w="80" w:type="dxa"/>
-              <w:end w:w="120" w:type="dxa"/>
-            </w:tcMar>
-          </w:tcPr>
-          <w:p>
-            <w:r/>
-            <w:r>
-              <w:rPr>
-                <w:rFonts w:ascii="Arial" w:hAnsi="Arial"/>
-                <w:b w:val="0"/>
-                <w:sz w:val="18"/>
-              </w:rPr>
-              <w:t>27-30</w:t>
-            </w:r>
-          </w:p>
-        </w:tc>
-        <w:tc>
-          <w:tcPr>
-            <w:tcW w:type="dxa" w:w="3312"/>
-            <w:vAlign w:val="center"/>
-            <w:tcMar>
-              <w:top w:w="80" w:type="dxa"/>
-              <w:start w:w="120" w:type="dxa"/>
-              <w:bottom w:w="80" w:type="dxa"/>
-              <w:end w:w="120" w:type="dxa"/>
-            </w:tcMar>
-          </w:tcPr>
-          <w:p>
-            <w:r/>
-            <w:r>
-              <w:rPr>
-                <w:rFonts w:ascii="Arial" w:hAnsi="Arial"/>
-                <w:b w:val="0"/>
-                <w:sz w:val="18"/>
-              </w:rPr>
-              <w:t>Lab 4: PDCA Small Improvement Project Charter</w:t>
-            </w:r>
-          </w:p>
-        </w:tc>
-        <w:tc>
-          <w:tcPr>
-            <w:tcW w:type="dxa" w:w="3960"/>
-            <w:vAlign w:val="center"/>
-            <w:tcMar>
-              <w:top w:w="80" w:type="dxa"/>
-              <w:start w:w="120" w:type="dxa"/>
-              <w:bottom w:w="80" w:type="dxa"/>
-              <w:end w:w="120" w:type="dxa"/>
-            </w:tcMar>
-          </w:tcPr>
-          <w:p>
-            <w:r/>
-            <w:r>
-              <w:rPr>
-                <w:rFonts w:ascii="Arial" w:hAnsi="Arial"/>
-                <w:b w:val="0"/>
-                <w:sz w:val="18"/>
-              </w:rPr>
-              <w:t>Submit PDCA table, problem statement, goal statement, scope, risk table, and test plan.</w:t>
-            </w:r>
-          </w:p>
-        </w:tc>
-      </w:tr>
-      <w:tr>
-        <w:tc>
-          <w:tcPr>
-            <w:tcW w:type="dxa" w:w="648"/>
-            <w:vAlign w:val="center"/>
-            <w:tcMar>
-              <w:top w:w="80" w:type="dxa"/>
-              <w:start w:w="120" w:type="dxa"/>
-              <w:bottom w:w="80" w:type="dxa"/>
-              <w:end w:w="120" w:type="dxa"/>
-            </w:tcMar>
-          </w:tcPr>
-          <w:p>
-            <w:r/>
-            <w:r>
-              <w:rPr>
-                <w:rFonts w:ascii="Arial" w:hAnsi="Arial"/>
-                <w:b w:val="0"/>
-                <w:sz w:val="18"/>
-              </w:rPr>
-              <w:t>5</w:t>
-            </w:r>
-          </w:p>
-        </w:tc>
-        <w:tc>
-          <w:tcPr>
-            <w:tcW w:type="dxa" w:w="1440"/>
-            <w:vAlign w:val="center"/>
-            <w:tcMar>
-              <w:top w:w="80" w:type="dxa"/>
-              <w:start w:w="120" w:type="dxa"/>
-              <w:bottom w:w="80" w:type="dxa"/>
-              <w:end w:w="120" w:type="dxa"/>
-            </w:tcMar>
-          </w:tcPr>
-          <w:p>
-            <w:r/>
-            <w:r>
-              <w:rPr>
-                <w:rFonts w:ascii="Arial" w:hAnsi="Arial"/>
-                <w:b w:val="0"/>
-                <w:sz w:val="18"/>
-              </w:rPr>
-              <w:t>31-34</w:t>
-            </w:r>
-          </w:p>
-        </w:tc>
-        <w:tc>
-          <w:tcPr>
-            <w:tcW w:type="dxa" w:w="3312"/>
-            <w:vAlign w:val="center"/>
-            <w:tcMar>
-              <w:top w:w="80" w:type="dxa"/>
-              <w:start w:w="120" w:type="dxa"/>
-              <w:bottom w:w="80" w:type="dxa"/>
-              <w:end w:w="120" w:type="dxa"/>
-            </w:tcMar>
-          </w:tcPr>
-          <w:p>
-            <w:r/>
-            <w:r>
-              <w:rPr>
-                <w:rFonts w:ascii="Arial" w:hAnsi="Arial"/>
-                <w:b w:val="0"/>
-                <w:sz w:val="18"/>
-              </w:rPr>
-              <w:t>Lab 5: DMAIC Overview, Problem Statement, Scope, and Stakeholders</w:t>
-            </w:r>
-          </w:p>
-        </w:tc>
-        <w:tc>
-          <w:tcPr>
-            <w:tcW w:type="dxa" w:w="3960"/>
-            <w:vAlign w:val="center"/>
-            <w:tcMar>
-              <w:top w:w="80" w:type="dxa"/>
-              <w:start w:w="120" w:type="dxa"/>
-              <w:bottom w:w="80" w:type="dxa"/>
-              <w:end w:w="120" w:type="dxa"/>
-            </w:tcMar>
-          </w:tcPr>
-          <w:p>
-            <w:r/>
-            <w:r>
-              <w:rPr>
-                <w:rFonts w:ascii="Arial" w:hAnsi="Arial"/>
-                <w:b w:val="0"/>
-                <w:sz w:val="18"/>
-              </w:rPr>
-              <w:t>Submit DMAIC summary, refined problem statement, stakeholder table, project boundaries, and benefit notes.</w:t>
-            </w:r>
-          </w:p>
-        </w:tc>
-      </w:tr>
-      <w:tr>
-        <w:tc>
-          <w:tcPr>
-            <w:tcW w:type="dxa" w:w="648"/>
-            <w:vAlign w:val="center"/>
-            <w:tcMar>
-              <w:top w:w="80" w:type="dxa"/>
-              <w:start w:w="120" w:type="dxa"/>
-              <w:bottom w:w="80" w:type="dxa"/>
-              <w:end w:w="120" w:type="dxa"/>
-            </w:tcMar>
-          </w:tcPr>
-          <w:p>
-            <w:r/>
-            <w:r>
-              <w:rPr>
-                <w:rFonts w:ascii="Arial" w:hAnsi="Arial"/>
-                <w:b w:val="0"/>
-                <w:sz w:val="18"/>
-              </w:rPr>
-              <w:t>6</w:t>
-            </w:r>
-          </w:p>
-        </w:tc>
-        <w:tc>
-          <w:tcPr>
-            <w:tcW w:type="dxa" w:w="1440"/>
-            <w:vAlign w:val="center"/>
-            <w:tcMar>
-              <w:top w:w="80" w:type="dxa"/>
-              <w:start w:w="120" w:type="dxa"/>
-              <w:bottom w:w="80" w:type="dxa"/>
-              <w:end w:w="120" w:type="dxa"/>
-            </w:tcMar>
-          </w:tcPr>
-          <w:p>
-            <w:r/>
-            <w:r>
-              <w:rPr>
-                <w:rFonts w:ascii="Arial" w:hAnsi="Arial"/>
-                <w:b w:val="0"/>
-                <w:sz w:val="18"/>
-              </w:rPr>
-              <w:t>35-38</w:t>
-            </w:r>
-          </w:p>
-        </w:tc>
-        <w:tc>
-          <w:tcPr>
-            <w:tcW w:type="dxa" w:w="3312"/>
-            <w:vAlign w:val="center"/>
-            <w:tcMar>
-              <w:top w:w="80" w:type="dxa"/>
-              <w:start w:w="120" w:type="dxa"/>
-              <w:bottom w:w="80" w:type="dxa"/>
-              <w:end w:w="120" w:type="dxa"/>
-            </w:tcMar>
-          </w:tcPr>
-          <w:p>
-            <w:r/>
-            <w:r>
-              <w:rPr>
-                <w:rFonts w:ascii="Arial" w:hAnsi="Arial"/>
-                <w:b w:val="0"/>
-                <w:sz w:val="18"/>
-              </w:rPr>
-              <w:t>Lab 6: Data Collection, KPIs, Check Sheets, and Basic Metrics</w:t>
-            </w:r>
-          </w:p>
-        </w:tc>
-        <w:tc>
-          <w:tcPr>
-            <w:tcW w:type="dxa" w:w="3960"/>
-            <w:vAlign w:val="center"/>
-            <w:tcMar>
-              <w:top w:w="80" w:type="dxa"/>
-              <w:start w:w="120" w:type="dxa"/>
-              <w:bottom w:w="80" w:type="dxa"/>
-              <w:end w:w="120" w:type="dxa"/>
-            </w:tcMar>
-          </w:tcPr>
-          <w:p>
-            <w:r/>
-            <w:r>
-              <w:rPr>
-                <w:rFonts w:ascii="Arial" w:hAnsi="Arial"/>
-                <w:b w:val="0"/>
-                <w:sz w:val="18"/>
-              </w:rPr>
-              <w:t>Submit KPI table, check sheet, defect categories, sampling plan, and basic metric calculations.</w:t>
-            </w:r>
-          </w:p>
-        </w:tc>
-      </w:tr>
-      <w:tr>
-        <w:tc>
-          <w:tcPr>
-            <w:tcW w:type="dxa" w:w="648"/>
-            <w:vAlign w:val="center"/>
-            <w:tcMar>
-              <w:top w:w="80" w:type="dxa"/>
-              <w:start w:w="120" w:type="dxa"/>
-              <w:bottom w:w="80" w:type="dxa"/>
-              <w:end w:w="120" w:type="dxa"/>
-            </w:tcMar>
-          </w:tcPr>
-          <w:p>
-            <w:r/>
-            <w:r>
-              <w:rPr>
-                <w:rFonts w:ascii="Arial" w:hAnsi="Arial"/>
-                <w:b w:val="0"/>
-                <w:sz w:val="18"/>
-              </w:rPr>
-              <w:t>7</w:t>
-            </w:r>
-          </w:p>
-        </w:tc>
-        <w:tc>
-          <w:tcPr>
-            <w:tcW w:type="dxa" w:w="1440"/>
-            <w:vAlign w:val="center"/>
-            <w:tcMar>
-              <w:top w:w="80" w:type="dxa"/>
-              <w:start w:w="120" w:type="dxa"/>
-              <w:bottom w:w="80" w:type="dxa"/>
-              <w:end w:w="120" w:type="dxa"/>
-            </w:tcMar>
-          </w:tcPr>
-          <w:p>
-            <w:r/>
-            <w:r>
-              <w:rPr>
-                <w:rFonts w:ascii="Arial" w:hAnsi="Arial"/>
-                <w:b w:val="0"/>
-                <w:sz w:val="18"/>
-              </w:rPr>
-              <w:t>39-42</w:t>
-            </w:r>
-          </w:p>
-        </w:tc>
-        <w:tc>
-          <w:tcPr>
-            <w:tcW w:type="dxa" w:w="3312"/>
-            <w:vAlign w:val="center"/>
-            <w:tcMar>
-              <w:top w:w="80" w:type="dxa"/>
-              <w:start w:w="120" w:type="dxa"/>
-              <w:bottom w:w="80" w:type="dxa"/>
-              <w:end w:w="120" w:type="dxa"/>
-            </w:tcMar>
-          </w:tcPr>
-          <w:p>
-            <w:r/>
-            <w:r>
-              <w:rPr>
-                <w:rFonts w:ascii="Arial" w:hAnsi="Arial"/>
-                <w:b w:val="0"/>
-                <w:sz w:val="18"/>
-              </w:rPr>
-              <w:t>Lab 7: Pareto, Run Charts, Variation, Yield, DPU, and DPMO</w:t>
-            </w:r>
-          </w:p>
-        </w:tc>
-        <w:tc>
-          <w:tcPr>
-            <w:tcW w:type="dxa" w:w="3960"/>
-            <w:vAlign w:val="center"/>
-            <w:tcMar>
-              <w:top w:w="80" w:type="dxa"/>
-              <w:start w:w="120" w:type="dxa"/>
-              <w:bottom w:w="80" w:type="dxa"/>
-              <w:end w:w="120" w:type="dxa"/>
-            </w:tcMar>
-          </w:tcPr>
-          <w:p>
-            <w:r/>
-            <w:r>
-              <w:rPr>
-                <w:rFonts w:ascii="Arial" w:hAnsi="Arial"/>
-                <w:b w:val="0"/>
-                <w:sz w:val="18"/>
-              </w:rPr>
-              <w:t>Submit Pareto table, chart screenshot or notes, run chart, metric calculations, and interpretation notes.</w:t>
-            </w:r>
-          </w:p>
-        </w:tc>
-      </w:tr>
-      <w:tr>
-        <w:tc>
-          <w:tcPr>
-            <w:tcW w:type="dxa" w:w="648"/>
-            <w:vAlign w:val="center"/>
-            <w:tcMar>
-              <w:top w:w="80" w:type="dxa"/>
-              <w:start w:w="120" w:type="dxa"/>
-              <w:bottom w:w="80" w:type="dxa"/>
-              <w:end w:w="120" w:type="dxa"/>
-            </w:tcMar>
-          </w:tcPr>
-          <w:p>
-            <w:r/>
-            <w:r>
-              <w:rPr>
-                <w:rFonts w:ascii="Arial" w:hAnsi="Arial"/>
-                <w:b w:val="0"/>
-                <w:sz w:val="18"/>
-              </w:rPr>
-              <w:t>8</w:t>
-            </w:r>
-          </w:p>
-        </w:tc>
-        <w:tc>
-          <w:tcPr>
-            <w:tcW w:type="dxa" w:w="1440"/>
-            <w:vAlign w:val="center"/>
-            <w:tcMar>
-              <w:top w:w="80" w:type="dxa"/>
-              <w:start w:w="120" w:type="dxa"/>
-              <w:bottom w:w="80" w:type="dxa"/>
-              <w:end w:w="120" w:type="dxa"/>
-            </w:tcMar>
-          </w:tcPr>
-          <w:p>
-            <w:r/>
-            <w:r>
-              <w:rPr>
-                <w:rFonts w:ascii="Arial" w:hAnsi="Arial"/>
-                <w:b w:val="0"/>
-                <w:sz w:val="18"/>
-              </w:rPr>
-              <w:t>43-46</w:t>
-            </w:r>
-          </w:p>
-        </w:tc>
-        <w:tc>
-          <w:tcPr>
-            <w:tcW w:type="dxa" w:w="3312"/>
-            <w:vAlign w:val="center"/>
-            <w:tcMar>
-              <w:top w:w="80" w:type="dxa"/>
-              <w:start w:w="120" w:type="dxa"/>
-              <w:bottom w:w="80" w:type="dxa"/>
-              <w:end w:w="120" w:type="dxa"/>
-            </w:tcMar>
-          </w:tcPr>
-          <w:p>
-            <w:r/>
-            <w:r>
-              <w:rPr>
-                <w:rFonts w:ascii="Arial" w:hAnsi="Arial"/>
-                <w:b w:val="0"/>
-                <w:sz w:val="18"/>
-              </w:rPr>
-              <w:t>Lab 8: Root Cause Analysis with 5 Whys, Fishbone, and Evidence</w:t>
-            </w:r>
-          </w:p>
-        </w:tc>
-        <w:tc>
-          <w:tcPr>
-            <w:tcW w:type="dxa" w:w="3960"/>
-            <w:vAlign w:val="center"/>
-            <w:tcMar>
-              <w:top w:w="80" w:type="dxa"/>
-              <w:start w:w="120" w:type="dxa"/>
-              <w:bottom w:w="80" w:type="dxa"/>
-              <w:end w:w="120" w:type="dxa"/>
-            </w:tcMar>
-          </w:tcPr>
-          <w:p>
-            <w:r/>
-            <w:r>
-              <w:rPr>
-                <w:rFonts w:ascii="Arial" w:hAnsi="Arial"/>
-                <w:b w:val="0"/>
-                <w:sz w:val="18"/>
-              </w:rPr>
-              <w:t>Submit problem statement, 5 Whys table, fishbone diagram, cause priority table, and validation plan.</w:t>
-            </w:r>
-          </w:p>
-        </w:tc>
-      </w:tr>
-      <w:tr>
-        <w:tc>
-          <w:tcPr>
-            <w:tcW w:type="dxa" w:w="648"/>
-            <w:vAlign w:val="center"/>
-            <w:tcMar>
-              <w:top w:w="80" w:type="dxa"/>
-              <w:start w:w="120" w:type="dxa"/>
-              <w:bottom w:w="80" w:type="dxa"/>
-              <w:end w:w="120" w:type="dxa"/>
-            </w:tcMar>
-          </w:tcPr>
-          <w:p>
-            <w:r/>
-            <w:r>
-              <w:rPr>
-                <w:rFonts w:ascii="Arial" w:hAnsi="Arial"/>
-                <w:b w:val="0"/>
-                <w:sz w:val="18"/>
-              </w:rPr>
-              <w:t>9</w:t>
-            </w:r>
-          </w:p>
-        </w:tc>
-        <w:tc>
-          <w:tcPr>
-            <w:tcW w:type="dxa" w:w="1440"/>
-            <w:vAlign w:val="center"/>
-            <w:tcMar>
-              <w:top w:w="80" w:type="dxa"/>
-              <w:start w:w="120" w:type="dxa"/>
-              <w:bottom w:w="80" w:type="dxa"/>
-              <w:end w:w="120" w:type="dxa"/>
-            </w:tcMar>
-          </w:tcPr>
-          <w:p>
-            <w:r/>
-            <w:r>
-              <w:rPr>
-                <w:rFonts w:ascii="Arial" w:hAnsi="Arial"/>
-                <w:b w:val="0"/>
-                <w:sz w:val="18"/>
-              </w:rPr>
-              <w:t>47-50</w:t>
-            </w:r>
-          </w:p>
-        </w:tc>
-        <w:tc>
-          <w:tcPr>
-            <w:tcW w:type="dxa" w:w="3312"/>
-            <w:vAlign w:val="center"/>
-            <w:tcMar>
-              <w:top w:w="80" w:type="dxa"/>
-              <w:start w:w="120" w:type="dxa"/>
-              <w:bottom w:w="80" w:type="dxa"/>
-              <w:end w:w="120" w:type="dxa"/>
-            </w:tcMar>
-          </w:tcPr>
-          <w:p>
-            <w:r/>
-            <w:r>
-              <w:rPr>
-                <w:rFonts w:ascii="Arial" w:hAnsi="Arial"/>
-                <w:b w:val="0"/>
-                <w:sz w:val="18"/>
-              </w:rPr>
-              <w:t>Lab 9: Countermeasures, 5S, Mistake Proofing, Standard Work, and Kaizen</w:t>
-            </w:r>
-          </w:p>
-        </w:tc>
-        <w:tc>
-          <w:tcPr>
-            <w:tcW w:type="dxa" w:w="3960"/>
-            <w:vAlign w:val="center"/>
-            <w:tcMar>
-              <w:top w:w="80" w:type="dxa"/>
-              <w:start w:w="120" w:type="dxa"/>
-              <w:bottom w:w="80" w:type="dxa"/>
-              <w:end w:w="120" w:type="dxa"/>
-            </w:tcMar>
-          </w:tcPr>
-          <w:p>
-            <w:r/>
-            <w:r>
-              <w:rPr>
-                <w:rFonts w:ascii="Arial" w:hAnsi="Arial"/>
-                <w:b w:val="0"/>
-                <w:sz w:val="18"/>
-              </w:rPr>
-              <w:t>Submit countermeasure table, priority scoring, 5S table, mistake-proofing design, and standard work checklist.</w:t>
-            </w:r>
-          </w:p>
-        </w:tc>
-      </w:tr>
-      <w:tr>
-        <w:tc>
-          <w:tcPr>
-            <w:tcW w:type="dxa" w:w="648"/>
-            <w:vAlign w:val="center"/>
-            <w:tcMar>
-              <w:top w:w="80" w:type="dxa"/>
-              <w:start w:w="120" w:type="dxa"/>
-              <w:bottom w:w="80" w:type="dxa"/>
-              <w:end w:w="120" w:type="dxa"/>
-            </w:tcMar>
-          </w:tcPr>
-          <w:p>
-            <w:r/>
-            <w:r>
-              <w:rPr>
-                <w:rFonts w:ascii="Arial" w:hAnsi="Arial"/>
-                <w:b w:val="0"/>
-                <w:sz w:val="18"/>
-              </w:rPr>
-              <w:t>10</w:t>
-            </w:r>
-          </w:p>
-        </w:tc>
-        <w:tc>
-          <w:tcPr>
-            <w:tcW w:type="dxa" w:w="1440"/>
-            <w:vAlign w:val="center"/>
-            <w:tcMar>
-              <w:top w:w="80" w:type="dxa"/>
-              <w:start w:w="120" w:type="dxa"/>
-              <w:bottom w:w="80" w:type="dxa"/>
-              <w:end w:w="120" w:type="dxa"/>
-            </w:tcMar>
-          </w:tcPr>
-          <w:p>
-            <w:r/>
-            <w:r>
-              <w:rPr>
-                <w:rFonts w:ascii="Arial" w:hAnsi="Arial"/>
-                <w:b w:val="0"/>
-                <w:sz w:val="18"/>
-              </w:rPr>
-              <w:t>51-54</w:t>
-            </w:r>
-          </w:p>
-        </w:tc>
-        <w:tc>
-          <w:tcPr>
-            <w:tcW w:type="dxa" w:w="3312"/>
-            <w:vAlign w:val="center"/>
-            <w:tcMar>
-              <w:top w:w="80" w:type="dxa"/>
-              <w:start w:w="120" w:type="dxa"/>
-              <w:bottom w:w="80" w:type="dxa"/>
-              <w:end w:w="120" w:type="dxa"/>
-            </w:tcMar>
-          </w:tcPr>
-          <w:p>
-            <w:r/>
-            <w:r>
-              <w:rPr>
-                <w:rFonts w:ascii="Arial" w:hAnsi="Arial"/>
-                <w:b w:val="0"/>
-                <w:sz w:val="18"/>
-              </w:rPr>
-              <w:t>Lab 10: Control Plan, A3 Summary, Handover, and Certification Readiness</w:t>
-            </w:r>
-          </w:p>
-        </w:tc>
-        <w:tc>
-          <w:tcPr>
-            <w:tcW w:type="dxa" w:w="3960"/>
-            <w:vAlign w:val="center"/>
-            <w:tcMar>
-              <w:top w:w="80" w:type="dxa"/>
-              <w:start w:w="120" w:type="dxa"/>
-              <w:bottom w:w="80" w:type="dxa"/>
-              <w:end w:w="120" w:type="dxa"/>
-            </w:tcMar>
-          </w:tcPr>
-          <w:p>
-            <w:r/>
-            <w:r>
-              <w:rPr>
-                <w:rFonts w:ascii="Arial" w:hAnsi="Arial"/>
-                <w:b w:val="0"/>
-                <w:sz w:val="18"/>
-              </w:rPr>
-              <w:t>Submit control plan, visual management notes, A3 summary, handover checklist, and certification readiness plan.</w:t>
-            </w:r>
-          </w:p>
-        </w:tc>
-      </w:tr>
-    </w:tbl>
-    <w:p>
-      <w:pPr>
-        <w:spacing w:after="40"/>
-      </w:pPr>
-    </w:p>
-    <w:p>
-      <w:pPr>
-        <w:pStyle w:val="Heading1"/>
-      </w:pPr>
-      <w:r>
-        <w:t>Tools, Templates &amp; Resources</w:t>
-      </w:r>
-    </w:p>
-    <w:tbl>
-      <w:tblPr>
-        <w:tblStyle w:val="TableGrid"/>
-        <w:tblW w:type="auto" w:w="0"/>
-        <w:jc w:val="center"/>
-        <w:tblLook w:firstColumn="1" w:firstRow="1" w:lastColumn="0" w:lastRow="0" w:noHBand="0" w:noVBand="1" w:val="04A0"/>
-      </w:tblPr>
-      <w:tblGrid>
-        <w:gridCol w:w="4680"/>
-        <w:gridCol w:w="4680"/>
-      </w:tblGrid>
-      <w:tr>
-        <w:tc>
-          <w:tcPr>
-            <w:tcW w:type="dxa" w:w="3024"/>
-            <w:vAlign w:val="center"/>
-            <w:tcMar>
-              <w:top w:w="80" w:type="dxa"/>
-              <w:start w:w="120" w:type="dxa"/>
-              <w:bottom w:w="80" w:type="dxa"/>
-              <w:end w:w="120" w:type="dxa"/>
-            </w:tcMar>
-            <w:shd w:fill="10B981"/>
-          </w:tcPr>
-          <w:p>
-            <w:r/>
-            <w:r>
-              <w:rPr>
-                <w:rFonts w:ascii="Arial" w:hAnsi="Arial"/>
-                <w:b/>
-                <w:color w:val="FFFFFF"/>
-                <w:sz w:val="19"/>
-              </w:rPr>
-              <w:t>Resource</w:t>
-            </w:r>
-          </w:p>
-        </w:tc>
-        <w:tc>
-          <w:tcPr>
-            <w:tcW w:type="dxa" w:w="6336"/>
-            <w:vAlign w:val="center"/>
-            <w:tcMar>
-              <w:top w:w="80" w:type="dxa"/>
-              <w:start w:w="120" w:type="dxa"/>
-              <w:bottom w:w="80" w:type="dxa"/>
-              <w:end w:w="120" w:type="dxa"/>
-            </w:tcMar>
-            <w:shd w:fill="10B981"/>
-          </w:tcPr>
-          <w:p>
-            <w:r/>
-            <w:r>
-              <w:rPr>
-                <w:rFonts w:ascii="Arial" w:hAnsi="Arial"/>
-                <w:b/>
-                <w:color w:val="FFFFFF"/>
-                <w:sz w:val="19"/>
-              </w:rPr>
-              <w:t>Used for</w:t>
-            </w:r>
-          </w:p>
-        </w:tc>
-      </w:tr>
-      <w:tr>
-        <w:tc>
-          <w:tcPr>
-            <w:tcW w:type="dxa" w:w="3024"/>
-            <w:vAlign w:val="center"/>
-            <w:tcMar>
-              <w:top w:w="80" w:type="dxa"/>
-              <w:start w:w="120" w:type="dxa"/>
-              <w:bottom w:w="80" w:type="dxa"/>
-              <w:end w:w="120" w:type="dxa"/>
-            </w:tcMar>
-          </w:tcPr>
-          <w:p>
-            <w:r/>
-            <w:r>
-              <w:rPr>
-                <w:rFonts w:ascii="Arial" w:hAnsi="Arial"/>
-                <w:b w:val="0"/>
-                <w:sz w:val="18"/>
-              </w:rPr>
-              <w:t>Learner Guide</w:t>
-            </w:r>
-          </w:p>
-        </w:tc>
-        <w:tc>
-          <w:tcPr>
-            <w:tcW w:type="dxa" w:w="6336"/>
-            <w:vAlign w:val="center"/>
-            <w:tcMar>
-              <w:top w:w="80" w:type="dxa"/>
-              <w:start w:w="120" w:type="dxa"/>
-              <w:bottom w:w="80" w:type="dxa"/>
-              <w:end w:w="120" w:type="dxa"/>
-            </w:tcMar>
-          </w:tcPr>
-          <w:p>
-            <w:r/>
-            <w:r>
-              <w:rPr>
-                <w:rFonts w:ascii="Arial" w:hAnsi="Arial"/>
-                <w:b w:val="0"/>
-                <w:sz w:val="18"/>
-              </w:rPr>
-              <w:t>Step-by-step completion of every CLSSYB lab</w:t>
-            </w:r>
-          </w:p>
-        </w:tc>
-      </w:tr>
-      <w:tr>
-        <w:tc>
-          <w:tcPr>
-            <w:tcW w:type="dxa" w:w="3024"/>
-            <w:vAlign w:val="center"/>
-            <w:tcMar>
-              <w:top w:w="80" w:type="dxa"/>
-              <w:start w:w="120" w:type="dxa"/>
-              <w:bottom w:w="80" w:type="dxa"/>
-              <w:end w:w="120" w:type="dxa"/>
-            </w:tcMar>
-          </w:tcPr>
-          <w:p>
-            <w:r/>
-            <w:r>
-              <w:rPr>
-                <w:rFonts w:ascii="Arial" w:hAnsi="Arial"/>
-                <w:b w:val="0"/>
-                <w:sz w:val="18"/>
-              </w:rPr>
-              <w:t>Lab Markdown files</w:t>
-            </w:r>
-          </w:p>
-        </w:tc>
-        <w:tc>
-          <w:tcPr>
-            <w:tcW w:type="dxa" w:w="6336"/>
-            <w:vAlign w:val="center"/>
-            <w:tcMar>
-              <w:top w:w="80" w:type="dxa"/>
-              <w:start w:w="120" w:type="dxa"/>
-              <w:bottom w:w="80" w:type="dxa"/>
-              <w:end w:w="120" w:type="dxa"/>
-            </w:tcMar>
-          </w:tcPr>
-          <w:p>
-            <w:r/>
-            <w:r>
-              <w:rPr>
-                <w:rFonts w:ascii="Arial" w:hAnsi="Arial"/>
-                <w:b w:val="0"/>
-                <w:sz w:val="18"/>
-              </w:rPr>
-              <w:t>Canonical lab instructions and deliverable requirements</w:t>
-            </w:r>
-          </w:p>
-        </w:tc>
-      </w:tr>
-      <w:tr>
-        <w:tc>
-          <w:tcPr>
-            <w:tcW w:type="dxa" w:w="3024"/>
-            <w:vAlign w:val="center"/>
-            <w:tcMar>
-              <w:top w:w="80" w:type="dxa"/>
-              <w:start w:w="120" w:type="dxa"/>
-              <w:bottom w:w="80" w:type="dxa"/>
-              <w:end w:w="120" w:type="dxa"/>
-            </w:tcMar>
-          </w:tcPr>
-          <w:p>
-            <w:r/>
-            <w:r>
-              <w:rPr>
-                <w:rFonts w:ascii="Arial" w:hAnsi="Arial"/>
-                <w:b w:val="0"/>
-                <w:sz w:val="18"/>
-              </w:rPr>
-              <w:t>Course slides</w:t>
-            </w:r>
-          </w:p>
-        </w:tc>
-        <w:tc>
-          <w:tcPr>
-            <w:tcW w:type="dxa" w:w="6336"/>
-            <w:vAlign w:val="center"/>
-            <w:tcMar>
-              <w:top w:w="80" w:type="dxa"/>
-              <w:start w:w="120" w:type="dxa"/>
-              <w:bottom w:w="80" w:type="dxa"/>
-              <w:end w:w="120" w:type="dxa"/>
-            </w:tcMar>
-          </w:tcPr>
-          <w:p>
-            <w:r/>
-            <w:r>
-              <w:rPr>
-                <w:rFonts w:ascii="Arial" w:hAnsi="Arial"/>
-                <w:b w:val="0"/>
-                <w:sz w:val="18"/>
-              </w:rPr>
-              <w:t>Concept review, admin pages and assessment reminders</w:t>
-            </w:r>
-          </w:p>
-        </w:tc>
-      </w:tr>
-      <w:tr>
-        <w:tc>
-          <w:tcPr>
-            <w:tcW w:type="dxa" w:w="3024"/>
-            <w:vAlign w:val="center"/>
-            <w:tcMar>
-              <w:top w:w="80" w:type="dxa"/>
-              <w:start w:w="120" w:type="dxa"/>
-              <w:bottom w:w="80" w:type="dxa"/>
-              <w:end w:w="120" w:type="dxa"/>
-            </w:tcMar>
-          </w:tcPr>
-          <w:p>
-            <w:r/>
-            <w:r>
-              <w:rPr>
-                <w:rFonts w:ascii="Arial" w:hAnsi="Arial"/>
-                <w:b w:val="0"/>
-                <w:sz w:val="18"/>
-              </w:rPr>
-              <w:t>Google Classroom / LMS</w:t>
-            </w:r>
-          </w:p>
-        </w:tc>
-        <w:tc>
-          <w:tcPr>
-            <w:tcW w:type="dxa" w:w="6336"/>
-            <w:vAlign w:val="center"/>
-            <w:tcMar>
-              <w:top w:w="80" w:type="dxa"/>
-              <w:start w:w="120" w:type="dxa"/>
-              <w:bottom w:w="80" w:type="dxa"/>
-              <w:end w:w="120" w:type="dxa"/>
-            </w:tcMar>
-          </w:tcPr>
-          <w:p>
-            <w:r/>
-            <w:r>
-              <w:rPr>
-                <w:rFonts w:ascii="Arial" w:hAnsi="Arial"/>
-                <w:b w:val="0"/>
-                <w:sz w:val="18"/>
-              </w:rPr>
-              <w:t>Practice questions, final assessment and submissions</w:t>
-            </w:r>
-          </w:p>
-        </w:tc>
-      </w:tr>
-      <w:tr>
-        <w:tc>
-          <w:tcPr>
-            <w:tcW w:type="dxa" w:w="3024"/>
-            <w:vAlign w:val="center"/>
-            <w:tcMar>
-              <w:top w:w="80" w:type="dxa"/>
-              <w:start w:w="120" w:type="dxa"/>
-              <w:bottom w:w="80" w:type="dxa"/>
-              <w:end w:w="120" w:type="dxa"/>
-            </w:tcMar>
-          </w:tcPr>
-          <w:p>
-            <w:r/>
-            <w:r>
-              <w:rPr>
-                <w:rFonts w:ascii="Arial" w:hAnsi="Arial"/>
-                <w:b w:val="0"/>
-                <w:sz w:val="18"/>
-              </w:rPr>
-              <w:t>Completed improvement package</w:t>
-            </w:r>
-          </w:p>
-        </w:tc>
-        <w:tc>
-          <w:tcPr>
-            <w:tcW w:type="dxa" w:w="6336"/>
-            <w:vAlign w:val="center"/>
-            <w:tcMar>
-              <w:top w:w="80" w:type="dxa"/>
-              <w:start w:w="120" w:type="dxa"/>
-              <w:bottom w:w="80" w:type="dxa"/>
-              <w:end w:w="120" w:type="dxa"/>
-            </w:tcMar>
-          </w:tcPr>
-          <w:p>
-            <w:r/>
-            <w:r>
-              <w:rPr>
-                <w:rFonts w:ascii="Arial" w:hAnsi="Arial"/>
-                <w:b w:val="0"/>
-                <w:sz w:val="18"/>
-              </w:rPr>
-              <w:t>Evidence for trainer review and certification readiness</w:t>
-            </w:r>
-          </w:p>
-        </w:tc>
-      </w:tr>
-    </w:tbl>
-    <w:p>
-      <w:pPr>
-        <w:spacing w:after="40"/>
-      </w:pPr>
-    </w:p>
-    <w:p>
-      <w:pPr>
-        <w:pStyle w:val="Heading1"/>
-      </w:pPr>
-      <w:r>
-        <w:t>Assessment</w:t>
-      </w:r>
-    </w:p>
-    <w:tbl>
-      <w:tblPr>
-        <w:tblStyle w:val="TableGrid"/>
-        <w:tblW w:type="auto" w:w="0"/>
-        <w:jc w:val="center"/>
-        <w:tblLook w:firstColumn="1" w:firstRow="1" w:lastColumn="0" w:lastRow="0" w:noHBand="0" w:noVBand="1" w:val="04A0"/>
-      </w:tblPr>
-      <w:tblGrid>
-        <w:gridCol w:w="4680"/>
-        <w:gridCol w:w="4680"/>
-      </w:tblGrid>
-      <w:tr>
-        <w:tc>
-          <w:tcPr>
-            <w:tcW w:type="dxa" w:w="2880"/>
-            <w:vAlign w:val="center"/>
-            <w:tcMar>
-              <w:top w:w="80" w:type="dxa"/>
-              <w:start w:w="120" w:type="dxa"/>
-              <w:bottom w:w="80" w:type="dxa"/>
-              <w:end w:w="120" w:type="dxa"/>
-            </w:tcMar>
-            <w:shd w:fill="F59E0B"/>
-          </w:tcPr>
-          <w:p>
-            <w:r/>
-            <w:r>
-              <w:rPr>
-                <w:rFonts w:ascii="Arial" w:hAnsi="Arial"/>
-                <w:b/>
-                <w:color w:val="FFFFFF"/>
-                <w:sz w:val="19"/>
-              </w:rPr>
-              <w:t>Assessment Item</w:t>
-            </w:r>
-          </w:p>
-        </w:tc>
-        <w:tc>
-          <w:tcPr>
-            <w:tcW w:type="dxa" w:w="6480"/>
-            <w:vAlign w:val="center"/>
-            <w:tcMar>
-              <w:top w:w="80" w:type="dxa"/>
-              <w:start w:w="120" w:type="dxa"/>
-              <w:bottom w:w="80" w:type="dxa"/>
-              <w:end w:w="120" w:type="dxa"/>
-            </w:tcMar>
-            <w:shd w:fill="F59E0B"/>
-          </w:tcPr>
-          <w:p>
-            <w:r/>
-            <w:r>
-              <w:rPr>
-                <w:rFonts w:ascii="Arial" w:hAnsi="Arial"/>
-                <w:b/>
-                <w:color w:val="FFFFFF"/>
-                <w:sz w:val="19"/>
-              </w:rPr>
-              <w:t>Requirement</w:t>
+              <w:t>Labs</w:t>
             </w:r>
           </w:p>
         </w:tc>
@@ -5584,13 +2506,24 @@
         <w:tc>
           <w:tcPr>
             <w:tcW w:type="dxa" w:w="2880"/>
-            <w:vAlign w:val="center"/>
-            <w:tcMar>
-              <w:top w:w="80" w:type="dxa"/>
-              <w:start w:w="120" w:type="dxa"/>
-              <w:bottom w:w="80" w:type="dxa"/>
-              <w:end w:w="120" w:type="dxa"/>
-            </w:tcMar>
+            <w:shd w:val="clear" w:color="auto" w:fill="E8F0FE"/>
+          </w:tcPr>
+          <w:p>
+            <w:r/>
+            <w:r>
+              <w:rPr>
+                <w:rFonts w:ascii="Arial" w:hAnsi="Arial"/>
+                <w:b/>
+                <w:sz w:val="19"/>
+              </w:rPr>
+              <w:t>FOUNDATIONS: Six Sigma Foundations</w:t>
+            </w:r>
+          </w:p>
+        </w:tc>
+        <w:tc>
+          <w:tcPr>
+            <w:tcW w:type="dxa" w:w="2880"/>
+            <w:shd w:val="clear" w:color="auto" w:fill="E8F0FE"/>
           </w:tcPr>
           <w:p>
             <w:r/>
@@ -5598,22 +2531,15 @@
               <w:rPr>
                 <w:rFonts w:ascii="Arial" w:hAnsi="Arial"/>
                 <w:b w:val="0"/>
-                <w:sz w:val="18"/>
+                <w:sz w:val="19"/>
               </w:rPr>
-              <w:t>Attendance</w:t>
+              <w:t>15%</w:t>
             </w:r>
           </w:p>
         </w:tc>
         <w:tc>
           <w:tcPr>
-            <w:tcW w:type="dxa" w:w="6480"/>
-            <w:vAlign w:val="center"/>
-            <w:tcMar>
-              <w:top w:w="80" w:type="dxa"/>
-              <w:start w:w="120" w:type="dxa"/>
-              <w:bottom w:w="80" w:type="dxa"/>
-              <w:end w:w="120" w:type="dxa"/>
-            </w:tcMar>
+            <w:tcW w:type="dxa" w:w="2880"/>
           </w:tcPr>
           <w:p>
             <w:r/>
@@ -5621,9 +2547,9 @@
               <w:rPr>
                 <w:rFonts w:ascii="Arial" w:hAnsi="Arial"/>
                 <w:b w:val="0"/>
-                <w:sz w:val="18"/>
+                <w:sz w:val="19"/>
               </w:rPr>
-              <w:t>Minimum 75% attendance across required sessions</w:t>
+              <w:t>Lab 1</w:t>
             </w:r>
           </w:p>
         </w:tc>
@@ -5632,13 +2558,24 @@
         <w:tc>
           <w:tcPr>
             <w:tcW w:type="dxa" w:w="2880"/>
-            <w:vAlign w:val="center"/>
-            <w:tcMar>
-              <w:top w:w="80" w:type="dxa"/>
-              <w:start w:w="120" w:type="dxa"/>
-              <w:bottom w:w="80" w:type="dxa"/>
-              <w:end w:w="120" w:type="dxa"/>
-            </w:tcMar>
+            <w:shd w:val="clear" w:color="auto" w:fill="E8F0FE"/>
+          </w:tcPr>
+          <w:p>
+            <w:r/>
+            <w:r>
+              <w:rPr>
+                <w:rFonts w:ascii="Arial" w:hAnsi="Arial"/>
+                <w:b/>
+                <w:sz w:val="19"/>
+              </w:rPr>
+              <w:t>DEFINE: Define — Scope the Problem</w:t>
+            </w:r>
+          </w:p>
+        </w:tc>
+        <w:tc>
+          <w:tcPr>
+            <w:tcW w:type="dxa" w:w="2880"/>
+            <w:shd w:val="clear" w:color="auto" w:fill="E8F0FE"/>
           </w:tcPr>
           <w:p>
             <w:r/>
@@ -5646,22 +2583,15 @@
               <w:rPr>
                 <w:rFonts w:ascii="Arial" w:hAnsi="Arial"/>
                 <w:b w:val="0"/>
-                <w:sz w:val="18"/>
+                <w:sz w:val="19"/>
               </w:rPr>
-              <w:t>Lab work</w:t>
+              <w:t>25%</w:t>
             </w:r>
           </w:p>
         </w:tc>
         <w:tc>
           <w:tcPr>
-            <w:tcW w:type="dxa" w:w="6480"/>
-            <w:vAlign w:val="center"/>
-            <w:tcMar>
-              <w:top w:w="80" w:type="dxa"/>
-              <w:start w:w="120" w:type="dxa"/>
-              <w:bottom w:w="80" w:type="dxa"/>
-              <w:end w:w="120" w:type="dxa"/>
-            </w:tcMar>
+            <w:tcW w:type="dxa" w:w="2880"/>
           </w:tcPr>
           <w:p>
             <w:r/>
@@ -5669,9 +2599,9 @@
               <w:rPr>
                 <w:rFonts w:ascii="Arial" w:hAnsi="Arial"/>
                 <w:b w:val="0"/>
-                <w:sz w:val="18"/>
+                <w:sz w:val="19"/>
               </w:rPr>
-              <w:t>Complete and submit the Yellow Belt improvement package outputs</w:t>
+              <w:t>Lab 2, Lab 3, Lab 4 (elective), Lab 5, Lab 11 (elective)</w:t>
             </w:r>
           </w:p>
         </w:tc>
@@ -5680,13 +2610,24 @@
         <w:tc>
           <w:tcPr>
             <w:tcW w:type="dxa" w:w="2880"/>
-            <w:vAlign w:val="center"/>
-            <w:tcMar>
-              <w:top w:w="80" w:type="dxa"/>
-              <w:start w:w="120" w:type="dxa"/>
-              <w:bottom w:w="80" w:type="dxa"/>
-              <w:end w:w="120" w:type="dxa"/>
-            </w:tcMar>
+            <w:shd w:val="clear" w:color="auto" w:fill="E8F0FE"/>
+          </w:tcPr>
+          <w:p>
+            <w:r/>
+            <w:r>
+              <w:rPr>
+                <w:rFonts w:ascii="Arial" w:hAnsi="Arial"/>
+                <w:b/>
+                <w:sz w:val="19"/>
+              </w:rPr>
+              <w:t>MEASURE: Measure — Quantify Performance</w:t>
+            </w:r>
+          </w:p>
+        </w:tc>
+        <w:tc>
+          <w:tcPr>
+            <w:tcW w:type="dxa" w:w="2880"/>
+            <w:shd w:val="clear" w:color="auto" w:fill="E8F0FE"/>
           </w:tcPr>
           <w:p>
             <w:r/>
@@ -5694,22 +2635,15 @@
               <w:rPr>
                 <w:rFonts w:ascii="Arial" w:hAnsi="Arial"/>
                 <w:b w:val="0"/>
-                <w:sz w:val="18"/>
+                <w:sz w:val="19"/>
               </w:rPr>
-              <w:t>Final assessment</w:t>
+              <w:t>25%</w:t>
             </w:r>
           </w:p>
         </w:tc>
         <w:tc>
           <w:tcPr>
-            <w:tcW w:type="dxa" w:w="6480"/>
-            <w:vAlign w:val="center"/>
-            <w:tcMar>
-              <w:top w:w="80" w:type="dxa"/>
-              <w:start w:w="120" w:type="dxa"/>
-              <w:bottom w:w="80" w:type="dxa"/>
-              <w:end w:w="120" w:type="dxa"/>
-            </w:tcMar>
+            <w:tcW w:type="dxa" w:w="2880"/>
           </w:tcPr>
           <w:p>
             <w:r/>
@@ -5717,9 +2651,9 @@
               <w:rPr>
                 <w:rFonts w:ascii="Arial" w:hAnsi="Arial"/>
                 <w:b w:val="0"/>
-                <w:sz w:val="18"/>
+                <w:sz w:val="19"/>
               </w:rPr>
-              <w:t>Day 2, 4:00 PM, on the LMS</w:t>
+              <w:t>Lab 6, Lab 12 (elective)</w:t>
             </w:r>
           </w:p>
         </w:tc>
@@ -5728,13 +2662,24 @@
         <w:tc>
           <w:tcPr>
             <w:tcW w:type="dxa" w:w="2880"/>
-            <w:vAlign w:val="center"/>
-            <w:tcMar>
-              <w:top w:w="80" w:type="dxa"/>
-              <w:start w:w="120" w:type="dxa"/>
-              <w:bottom w:w="80" w:type="dxa"/>
-              <w:end w:w="120" w:type="dxa"/>
-            </w:tcMar>
+            <w:shd w:val="clear" w:color="auto" w:fill="E8F0FE"/>
+          </w:tcPr>
+          <w:p>
+            <w:r/>
+            <w:r>
+              <w:rPr>
+                <w:rFonts w:ascii="Arial" w:hAnsi="Arial"/>
+                <w:b/>
+                <w:sz w:val="19"/>
+              </w:rPr>
+              <w:t>ANALYZE: Analyze — Find the Root Cause</w:t>
+            </w:r>
+          </w:p>
+        </w:tc>
+        <w:tc>
+          <w:tcPr>
+            <w:tcW w:type="dxa" w:w="2880"/>
+            <w:shd w:val="clear" w:color="auto" w:fill="E8F0FE"/>
           </w:tcPr>
           <w:p>
             <w:r/>
@@ -5742,22 +2687,15 @@
               <w:rPr>
                 <w:rFonts w:ascii="Arial" w:hAnsi="Arial"/>
                 <w:b w:val="0"/>
-                <w:sz w:val="18"/>
+                <w:sz w:val="19"/>
               </w:rPr>
-              <w:t>Review materials</w:t>
+              <w:t>20%</w:t>
             </w:r>
           </w:p>
         </w:tc>
         <w:tc>
           <w:tcPr>
-            <w:tcW w:type="dxa" w:w="6480"/>
-            <w:vAlign w:val="center"/>
-            <w:tcMar>
-              <w:top w:w="80" w:type="dxa"/>
-              <w:start w:w="120" w:type="dxa"/>
-              <w:bottom w:w="80" w:type="dxa"/>
-              <w:end w:w="120" w:type="dxa"/>
-            </w:tcMar>
+            <w:tcW w:type="dxa" w:w="2880"/>
           </w:tcPr>
           <w:p>
             <w:r/>
@@ -5765,23 +2703,122 @@
               <w:rPr>
                 <w:rFonts w:ascii="Arial" w:hAnsi="Arial"/>
                 <w:b w:val="0"/>
-                <w:sz w:val="18"/>
+                <w:sz w:val="19"/>
               </w:rPr>
-              <w:t>Slides, Learner Guide and completed lab deliverables</w:t>
+              <w:t>Lab 7, Lab 8</w:t>
+            </w:r>
+          </w:p>
+        </w:tc>
+      </w:tr>
+      <w:tr>
+        <w:tc>
+          <w:tcPr>
+            <w:tcW w:type="dxa" w:w="2880"/>
+            <w:shd w:val="clear" w:color="auto" w:fill="E8F0FE"/>
+          </w:tcPr>
+          <w:p>
+            <w:r/>
+            <w:r>
+              <w:rPr>
+                <w:rFonts w:ascii="Arial" w:hAnsi="Arial"/>
+                <w:b/>
+                <w:sz w:val="19"/>
+              </w:rPr>
+              <w:t>IMPROVE: Improve — Fix the Cause</w:t>
+            </w:r>
+          </w:p>
+        </w:tc>
+        <w:tc>
+          <w:tcPr>
+            <w:tcW w:type="dxa" w:w="2880"/>
+            <w:shd w:val="clear" w:color="auto" w:fill="E8F0FE"/>
+          </w:tcPr>
+          <w:p>
+            <w:r/>
+            <w:r>
+              <w:rPr>
+                <w:rFonts w:ascii="Arial" w:hAnsi="Arial"/>
+                <w:b w:val="0"/>
+                <w:sz w:val="19"/>
+              </w:rPr>
+              <w:t>10%</w:t>
+            </w:r>
+          </w:p>
+        </w:tc>
+        <w:tc>
+          <w:tcPr>
+            <w:tcW w:type="dxa" w:w="2880"/>
+          </w:tcPr>
+          <w:p>
+            <w:r/>
+            <w:r>
+              <w:rPr>
+                <w:rFonts w:ascii="Arial" w:hAnsi="Arial"/>
+                <w:b w:val="0"/>
+                <w:sz w:val="19"/>
+              </w:rPr>
+              <w:t>Lab 9, Lab 13 (elective)</w:t>
+            </w:r>
+          </w:p>
+        </w:tc>
+      </w:tr>
+      <w:tr>
+        <w:tc>
+          <w:tcPr>
+            <w:tcW w:type="dxa" w:w="2880"/>
+            <w:shd w:val="clear" w:color="auto" w:fill="E8F0FE"/>
+          </w:tcPr>
+          <w:p>
+            <w:r/>
+            <w:r>
+              <w:rPr>
+                <w:rFonts w:ascii="Arial" w:hAnsi="Arial"/>
+                <w:b/>
+                <w:sz w:val="19"/>
+              </w:rPr>
+              <w:t>CONTROL: Control — Hold the Gain</w:t>
+            </w:r>
+          </w:p>
+        </w:tc>
+        <w:tc>
+          <w:tcPr>
+            <w:tcW w:type="dxa" w:w="2880"/>
+            <w:shd w:val="clear" w:color="auto" w:fill="E8F0FE"/>
+          </w:tcPr>
+          <w:p>
+            <w:r/>
+            <w:r>
+              <w:rPr>
+                <w:rFonts w:ascii="Arial" w:hAnsi="Arial"/>
+                <w:b w:val="0"/>
+                <w:sz w:val="19"/>
+              </w:rPr>
+              <w:t>5%</w:t>
+            </w:r>
+          </w:p>
+        </w:tc>
+        <w:tc>
+          <w:tcPr>
+            <w:tcW w:type="dxa" w:w="2880"/>
+          </w:tcPr>
+          <w:p>
+            <w:r/>
+            <w:r>
+              <w:rPr>
+                <w:rFonts w:ascii="Arial" w:hAnsi="Arial"/>
+                <w:b w:val="0"/>
+                <w:sz w:val="19"/>
+              </w:rPr>
+              <w:t>Lab 10, Lab 14 (elective)</w:t>
             </w:r>
           </w:p>
         </w:tc>
       </w:tr>
     </w:tbl>
-    <w:p>
-      <w:pPr>
-        <w:spacing w:after="40"/>
-      </w:pPr>
-    </w:p>
     <w:sectPr>
-      <w:footerReference w:type="default" r:id="rId9"/>
+      <w:footerReference w:type="default" r:id="rId10"/>
       <w:pgSz w:w="12240" w:h="15840"/>
-      <w:pgMar w:top="1440" w:right="1440" w:bottom="1440" w:left="1440" w:header="648" w:footer="648" w:gutter="0"/>
+      <w:pgMar w:top="1440" w:right="1800" w:bottom="1440" w:left="1800" w:header="720" w:footer="720" w:gutter="0"/>
       <w:cols w:space="720"/>
       <w:docGrid w:linePitch="360"/>
     </w:sectPr>
@@ -5796,13 +2833,52 @@
       <w:pStyle w:val="Footer"/>
       <w:jc w:val="center"/>
     </w:pPr>
+    <w:r/>
     <w:r>
       <w:rPr>
-        <w:rFonts w:ascii="Calibri" w:hAnsi="Calibri"/>
-        <w:color w:val="5B6372"/>
-        <w:sz w:val="16"/>
-      </w:rPr>
-      <w:t>Certified Lean Six Sigma Yellow Belt (CLSSYB) Training  |  TGS-2025053922  |  (c) 2026 Tertiary Infotech Academy Pte Ltd</w:t>
+        <w:color w:val="555B66"/>
+        <w:sz w:val="18"/>
+      </w:rPr>
+      <w:t xml:space="preserve">Page </w:t>
+    </w:r>
+    <w:r>
+      <w:rPr>
+        <w:sz w:val="18"/>
+      </w:rPr>
+      <w:fldChar w:fldCharType="begin"/>
+      <w:instrText xml:space="preserve">PAGE</w:instrText>
+      <w:fldChar w:fldCharType="separate"/>
+      <w:t>1</w:t>
+      <w:fldChar w:fldCharType="end"/>
+    </w:r>
+    <w:r>
+      <w:rPr>
+        <w:color w:val="555B66"/>
+        <w:sz w:val="18"/>
+      </w:rPr>
+      <w:t xml:space="preserve"> of </w:t>
+    </w:r>
+    <w:r>
+      <w:rPr>
+        <w:sz w:val="18"/>
+      </w:rPr>
+      <w:fldChar w:fldCharType="begin"/>
+      <w:instrText xml:space="preserve">NUMPAGES</w:instrText>
+      <w:fldChar w:fldCharType="separate"/>
+      <w:t>1</w:t>
+      <w:fldChar w:fldCharType="end"/>
+    </w:r>
+  </w:p>
+  <w:p>
+    <w:pPr>
+      <w:jc w:val="center"/>
+    </w:pPr>
+    <w:r>
+      <w:rPr>
+        <w:color w:val="555B66"/>
+        <w:sz w:val="15"/>
+      </w:rPr>
+      <w:t>© 2026 Tertiary Infotech Academy Pte Ltd. All rights reserved.  ·  www.tertiarycourses.com.sg</w:t>
     </w:r>
   </w:p>
 </w:ftr>
@@ -6171,11 +3247,8 @@
     <w:name w:val="Normal"/>
     <w:qFormat/>
     <w:rsid w:val="00FC693F"/>
-    <w:pPr>
-      <w:spacing w:after="120" w:line="276" w:lineRule="auto"/>
-    </w:pPr>
     <w:rPr>
-      <w:rFonts w:ascii="Calibri" w:hAnsi="Calibri"/>
+      <w:rFonts w:ascii="Arial" w:hAnsi="Arial"/>
       <w:sz w:val="22"/>
     </w:rPr>
   </w:style>
@@ -6234,11 +3307,11 @@
     <w:pPr>
       <w:keepNext/>
       <w:keepLines/>
-      <w:spacing w:before="240" w:after="120"/>
+      <w:spacing w:before="480" w:after="0"/>
       <w:outlineLvl w:val="0"/>
     </w:pPr>
     <w:rPr>
-      <w:rFonts w:asciiTheme="majorHAnsi" w:eastAsiaTheme="majorEastAsia" w:hAnsiTheme="majorHAnsi" w:cstheme="majorBidi" w:ascii="Calibri" w:hAnsi="Calibri"/>
+      <w:rFonts w:asciiTheme="majorHAnsi" w:eastAsiaTheme="majorEastAsia" w:hAnsiTheme="majorHAnsi" w:cstheme="majorBidi" w:ascii="Arial" w:hAnsi="Arial"/>
       <w:b/>
       <w:bCs/>
       <w:color w:val="1F6FEB"/>
@@ -6258,14 +3331,14 @@
     <w:pPr>
       <w:keepNext/>
       <w:keepLines/>
-      <w:spacing w:before="240" w:after="120"/>
+      <w:spacing w:before="200" w:after="0"/>
       <w:outlineLvl w:val="1"/>
     </w:pPr>
     <w:rPr>
-      <w:rFonts w:asciiTheme="majorHAnsi" w:eastAsiaTheme="majorEastAsia" w:hAnsiTheme="majorHAnsi" w:cstheme="majorBidi" w:ascii="Calibri" w:hAnsi="Calibri"/>
+      <w:rFonts w:asciiTheme="majorHAnsi" w:eastAsiaTheme="majorEastAsia" w:hAnsiTheme="majorHAnsi" w:cstheme="majorBidi" w:ascii="Arial" w:hAnsi="Arial"/>
       <w:b/>
       <w:bCs/>
-      <w:color w:val="1F6FEB"/>
+      <w:color w:val="111827"/>
       <w:sz w:val="26"/>
       <w:szCs w:val="26"/>
     </w:rPr>
@@ -6282,15 +3355,15 @@
     <w:pPr>
       <w:keepNext/>
       <w:keepLines/>
-      <w:spacing w:before="240" w:after="120"/>
+      <w:spacing w:before="200" w:after="0"/>
       <w:outlineLvl w:val="2"/>
     </w:pPr>
     <w:rPr>
-      <w:rFonts w:asciiTheme="majorHAnsi" w:eastAsiaTheme="majorEastAsia" w:hAnsiTheme="majorHAnsi" w:cstheme="majorBidi" w:ascii="Calibri" w:hAnsi="Calibri"/>
+      <w:rFonts w:asciiTheme="majorHAnsi" w:eastAsiaTheme="majorEastAsia" w:hAnsiTheme="majorHAnsi" w:cstheme="majorBidi" w:ascii="Arial" w:hAnsi="Arial"/>
       <w:b/>
       <w:bCs/>
-      <w:color w:val="0B1220"/>
-      <w:sz w:val="24"/>
+      <w:color w:val="1F6FEB"/>
+      <w:sz w:val="22"/>
     </w:rPr>
   </w:style>
   <w:style w:type="paragraph" w:styleId="Heading4">
@@ -6528,11 +3601,12 @@
       <w:contextualSpacing/>
     </w:pPr>
     <w:rPr>
-      <w:rFonts w:asciiTheme="majorHAnsi" w:eastAsiaTheme="majorEastAsia" w:hAnsiTheme="majorHAnsi" w:cstheme="majorBidi"/>
-      <w:color w:val="17365D" w:themeColor="text2" w:themeShade="BF"/>
+      <w:rFonts w:asciiTheme="majorHAnsi" w:eastAsiaTheme="majorEastAsia" w:hAnsiTheme="majorHAnsi" w:cstheme="majorBidi" w:ascii="Arial" w:hAnsi="Arial"/>
+      <w:b/>
+      <w:color w:val="111827"/>
       <w:spacing w:val="5"/>
       <w:kern w:val="28"/>
-      <w:sz w:val="52"/>
+      <w:sz w:val="48"/>
       <w:szCs w:val="52"/>
     </w:rPr>
   </w:style>
@@ -6609,12 +3683,8 @@
     <w:unhideWhenUsed/>
     <w:rsid w:val="00AA1D8D"/>
     <w:pPr>
-      <w:spacing w:after="120" w:line="276" w:lineRule="auto"/>
+      <w:spacing w:after="120"/>
     </w:pPr>
-    <w:rPr>
-      <w:rFonts w:ascii="Calibri" w:hAnsi="Calibri"/>
-      <w:sz w:val="22"/>
-    </w:rPr>
   </w:style>
   <w:style w:type="character" w:customStyle="1" w:styleId="BodyTextChar">
     <w:name w:val="Body Text Char"/>

--- a/courseware/LP-Certified Lean Six Sigma Yellow Belt (CLSSYB) Training.docx
+++ b/courseware/LP-Certified Lean Six Sigma Yellow Belt (CLSSYB) Training.docx
@@ -179,7 +179,7 @@
           <w:color w:val="1F6FEB"/>
           <w:sz w:val="24"/>
         </w:rPr>
-        <w:t>Version 4</w:t>
+        <w:t>Version 6</w:t>
       </w:r>
     </w:p>
     <w:p>
@@ -482,7 +482,7 @@
               <w:rPr>
                 <w:sz w:val="19"/>
               </w:rPr>
-              <w:t>19 July 2026</w:t>
+              <w:t>20 July 2026</w:t>
             </w:r>
           </w:p>
         </w:tc>
@@ -497,6 +497,122 @@
                 <w:sz w:val="19"/>
               </w:rPr>
               <w:t>Major content expansion: course restructured to follow the DMAIC roadmap end to end; Lean Six Sigma concepts imported from the reference trainer deck and the CSSC body of knowledge and explained visually; 4 elective labs added (Affinity/Kano, VSM/Takt, Solution Matrix/Benchmarking/FMEA, Descriptive Statistics/Implementation Plan) and Lab 4 (PDCA charter) reclassified as elective, giving 9 core and 5 elective labs; interactive problem-solving tools (5 Whys, Fishbone, collaborative Pareto, NovaSPC) integrated into the Analyze labs; slide references added to the schedule.</w:t>
+            </w:r>
+          </w:p>
+        </w:tc>
+        <w:tc>
+          <w:tcPr>
+            <w:tcW w:type="dxa" w:w="2160"/>
+          </w:tcPr>
+          <w:p>
+            <w:r/>
+            <w:r>
+              <w:rPr>
+                <w:sz w:val="19"/>
+              </w:rPr>
+              <w:t>Dr. Alfred Ang</w:t>
+            </w:r>
+          </w:p>
+        </w:tc>
+      </w:tr>
+      <w:tr>
+        <w:tc>
+          <w:tcPr>
+            <w:tcW w:type="dxa" w:w="2160"/>
+          </w:tcPr>
+          <w:p>
+            <w:r/>
+            <w:r>
+              <w:rPr>
+                <w:sz w:val="19"/>
+              </w:rPr>
+              <w:t>5</w:t>
+            </w:r>
+          </w:p>
+        </w:tc>
+        <w:tc>
+          <w:tcPr>
+            <w:tcW w:type="dxa" w:w="2160"/>
+          </w:tcPr>
+          <w:p>
+            <w:r/>
+            <w:r>
+              <w:rPr>
+                <w:sz w:val="19"/>
+              </w:rPr>
+              <w:t>20 July 2026</w:t>
+            </w:r>
+          </w:p>
+        </w:tc>
+        <w:tc>
+          <w:tcPr>
+            <w:tcW w:type="dxa" w:w="2160"/>
+          </w:tcPr>
+          <w:p>
+            <w:r/>
+            <w:r>
+              <w:rPr>
+                <w:sz w:val="19"/>
+              </w:rPr>
+              <w:t>Integrated the SIPOC &amp; Process Map Builder (alfredang.github.io/sipoc/) into Lab 3 and elective Lab 12, with a tool walkthrough added to the Define phase and the online toolkit slide updated to list all five tools.</w:t>
+            </w:r>
+          </w:p>
+        </w:tc>
+        <w:tc>
+          <w:tcPr>
+            <w:tcW w:type="dxa" w:w="2160"/>
+          </w:tcPr>
+          <w:p>
+            <w:r/>
+            <w:r>
+              <w:rPr>
+                <w:sz w:val="19"/>
+              </w:rPr>
+              <w:t>Dr. Alfred Ang</w:t>
+            </w:r>
+          </w:p>
+        </w:tc>
+      </w:tr>
+      <w:tr>
+        <w:tc>
+          <w:tcPr>
+            <w:tcW w:type="dxa" w:w="2160"/>
+          </w:tcPr>
+          <w:p>
+            <w:r/>
+            <w:r>
+              <w:rPr>
+                <w:sz w:val="19"/>
+              </w:rPr>
+              <w:t>6</w:t>
+            </w:r>
+          </w:p>
+        </w:tc>
+        <w:tc>
+          <w:tcPr>
+            <w:tcW w:type="dxa" w:w="2160"/>
+          </w:tcPr>
+          <w:p>
+            <w:r/>
+            <w:r>
+              <w:rPr>
+                <w:sz w:val="19"/>
+              </w:rPr>
+              <w:t>20 July 2026</w:t>
+            </w:r>
+          </w:p>
+        </w:tc>
+        <w:tc>
+          <w:tcPr>
+            <w:tcW w:type="dxa" w:w="2160"/>
+          </w:tcPr>
+          <w:p>
+            <w:r/>
+            <w:r>
+              <w:rPr>
+                <w:sz w:val="19"/>
+              </w:rPr>
+              <w:t>Fixed clipped headings: slide titles now auto-fit to a single line so long lab titles can no longer overprint the LAB/ELECTIVE chips beneath them.</w:t>
             </w:r>
           </w:p>
         </w:tc>
@@ -550,7 +666,7 @@
         </w:rPr>
         <w:t>Course Information</w:t>
         <w:tab/>
-        <w:t>4</w:t>
+        <w:t>5</w:t>
       </w:r>
     </w:p>
     <w:p>
@@ -569,7 +685,7 @@
         </w:rPr>
         <w:t>Learning Outcomes</w:t>
         <w:tab/>
-        <w:t>4</w:t>
+        <w:t>5</w:t>
       </w:r>
     </w:p>
     <w:p>
@@ -588,7 +704,7 @@
         </w:rPr>
         <w:t>Assessment</w:t>
         <w:tab/>
-        <w:t>4</w:t>
+        <w:t>5</w:t>
       </w:r>
     </w:p>
     <w:p>
@@ -607,7 +723,7 @@
         </w:rPr>
         <w:t>Course Schedule</w:t>
         <w:tab/>
-        <w:t>4</w:t>
+        <w:t>5</w:t>
       </w:r>
     </w:p>
     <w:p>
@@ -627,7 +743,7 @@
         </w:rPr>
         <w:t>Day 1 — Six Sigma foundations, Define phase and process mapping</w:t>
         <w:tab/>
-        <w:t>4</w:t>
+        <w:t>5</w:t>
       </w:r>
     </w:p>
     <w:p>
@@ -647,7 +763,7 @@
         </w:rPr>
         <w:t>Day 2 — Measure, Analyse, Improve, Control and assessment</w:t>
         <w:tab/>
-        <w:t>5</w:t>
+        <w:t>6</w:t>
       </w:r>
     </w:p>
     <w:p>
@@ -666,7 +782,7 @@
         </w:rPr>
         <w:t>Lab Reference (aligned to the DMAIC phases)</w:t>
         <w:tab/>
-        <w:t>7</w:t>
+        <w:t>8</w:t>
       </w:r>
     </w:p>
     <w:p>
@@ -1485,7 +1601,7 @@
                 <w:b/>
                 <w:sz w:val="19"/>
               </w:rPr>
-              <w:t>DMAIC · DEFINE — Voice of the Customer; VOC to CTQ translation; the project charter; problem and goal statements; scope; SIPOC; process mapping levels and symbols  [slides 45–62]</w:t>
+              <w:t>DMAIC · DEFINE — Voice of the Customer; VOC to CTQ translation; the project charter; problem and goal statements; scope; SIPOC; process mapping levels and symbols  [slides 45–64]</w:t>
             </w:r>
           </w:p>
         </w:tc>
@@ -1588,7 +1704,7 @@
                 <w:b w:val="0"/>
                 <w:sz w:val="19"/>
               </w:rPr>
-              <w:t>Hands-on (core): Lab 2: Lean, Six Sigma, Waste, Voice of Customer, and Value; Lab 3: SIPOC, Process Mapping, Handoffs, and SME Support; Lab 5: DMAIC Overview, Problem Statement, Scope, and Stakeholders. Elective (time permitting): Lab 4: Elective — PDCA Small Improvement Project Charter; Lab 11: Elective — Affinity Diagram and Kano Analysis  [slides 63–101]</w:t>
+              <w:t>Hands-on (core): Lab 2: Lean, Six Sigma, Waste, Voice of Customer, and Value; Lab 3: SIPOC, Process Mapping, Handoffs, and SME Support; Lab 5: DMAIC Overview, Problem Statement, Scope, and Stakeholders. Elective (time permitting): Lab 4: Elective — PDCA Small Improvement Project Charter; Lab 11: Elective — Affinity Diagram and Kano Analysis  [slides 65–103]</w:t>
             </w:r>
           </w:p>
         </w:tc>
@@ -1834,7 +1950,7 @@
                 <w:b/>
                 <w:sz w:val="19"/>
               </w:rPr>
-              <w:t>DMAIC · MEASURE — the eight wastes (DOWNTIME); value-added analysis; types of data; data collection plans and operational definitions; check sheets; sampling; yield, DPU, DPO, DPMO; sigma level; COPQ  [slides 102–122]</w:t>
+              <w:t>DMAIC · MEASURE — the eight wastes (DOWNTIME); value-added analysis; types of data; data collection plans and operational definitions; check sheets; sampling; yield, DPU, DPO, DPMO; sigma level; COPQ  [slides 104–124]</w:t>
             </w:r>
           </w:p>
         </w:tc>
@@ -1937,7 +2053,7 @@
                 <w:b w:val="0"/>
                 <w:sz w:val="19"/>
               </w:rPr>
-              <w:t>Hands-on (core): Lab 6: Data Collection, KPIs, Check Sheets, and Basic Metrics. Elective (time permitting): Lab 12: Elective — Value Stream Map and Takt Time  [slides 123–137]</w:t>
+              <w:t>Hands-on (core): Lab 6: Data Collection, KPIs, Check Sheets, and Basic Metrics. Elective (time permitting): Lab 12: Elective — Value Stream Map and Takt Time  [slides 125–139]</w:t>
             </w:r>
           </w:p>
         </w:tc>
@@ -2043,7 +2159,7 @@
                 <w:b/>
                 <w:sz w:val="19"/>
               </w:rPr>
-              <w:t>DMAIC · ANALYZE — common vs special cause variation; Pareto principle and charts; run charts and pattern rules; 5 Whys; Fishbone (5M); brainstorming and multi-voting; the interactive problem-solving toolkit  [slides 138–159]</w:t>
+              <w:t>DMAIC · ANALYZE — common vs special cause variation; Pareto principle and charts; run charts and pattern rules; 5 Whys; Fishbone (5M); brainstorming and multi-voting; the interactive problem-solving toolkit  [slides 140–161]</w:t>
             </w:r>
           </w:p>
         </w:tc>
@@ -2093,7 +2209,7 @@
                 <w:b w:val="0"/>
                 <w:sz w:val="19"/>
               </w:rPr>
-              <w:t>Hands-on (core): Lab 7: Pareto, Run Charts, Variation, Yield, DPU, and DPMO; Lab 8: Root Cause Analysis with 5 Whys, Fishbone, and Evidence using the collaborative Pareto, 5 Whys, Fishbone and NovaSPC tools  [slides 160–179]</w:t>
+              <w:t>Hands-on (core): Lab 7: Pareto, Run Charts, Variation, Yield, DPU, and DPMO; Lab 8: Root Cause Analysis with 5 Whys, Fishbone, and Evidence using the collaborative Pareto, 5 Whys, Fishbone and NovaSPC tools  [slides 162–181]</w:t>
             </w:r>
           </w:p>
         </w:tc>
@@ -2199,7 +2315,7 @@
                 <w:b/>
                 <w:sz w:val="19"/>
               </w:rPr>
-              <w:t>DMAIC · IMPROVE — solution generation and selection; 5S; poka-yoke; standard work; Kaizen; piloting  [slides 180–194]. Hands-on (core): Lab 9: Countermeasures, 5S, Mistake Proofing, Standard Work, and Kaizen. Elective: Lab 13: Elective — Solution Selection Matrix, Benchmarking, and FMEA  [slides 195–211]</w:t>
+              <w:t>DMAIC · IMPROVE — solution generation and selection; 5S; poka-yoke; standard work; Kaizen; piloting  [slides 182–196]. Hands-on (core): Lab 9: Countermeasures, 5S, Mistake Proofing, Standard Work, and Kaizen. Elective: Lab 13: Elective — Solution Selection Matrix, Benchmarking, and FMEA  [slides 197–213]</w:t>
             </w:r>
           </w:p>
         </w:tc>
@@ -2252,7 +2368,7 @@
                 <w:b/>
                 <w:sz w:val="19"/>
               </w:rPr>
-              <w:t>DMAIC · CONTROL — control plans; process control; visual management; SOPs; team huddles; Gemba; A3 and handover  [slides 212–226]. Hands-on (core): Lab 10: Control Plan, A3 Summary, Handover, and Certification Readiness. Elective: Lab 14: Elective — Descriptive Statistics and Implementation Planning  [slides 227–241]</w:t>
+              <w:t>DMAIC · CONTROL — control plans; process control; visual management; SOPs; team huddles; Gemba; A3 and handover  [slides 214–228]. Hands-on (core): Lab 10: Control Plan, A3 Summary, Handover, and Certification Readiness. Elective: Lab 14: Elective — Descriptive Statistics and Implementation Planning  [slides 229–243]</w:t>
             </w:r>
           </w:p>
         </w:tc>
@@ -2305,7 +2421,7 @@
                 <w:b/>
                 <w:sz w:val="19"/>
               </w:rPr>
-              <w:t>Course recap and Briefing for Assessment  [slides 242–252]</w:t>
+              <w:t>Course recap and Briefing for Assessment  [slides 244–254]</w:t>
             </w:r>
           </w:p>
         </w:tc>

--- a/courseware/LP-Certified Lean Six Sigma Yellow Belt (CLSSYB) Training.docx
+++ b/courseware/LP-Certified Lean Six Sigma Yellow Belt (CLSSYB) Training.docx
@@ -658,15 +658,11 @@
         <w:spacing w:after="60"/>
       </w:pPr>
       <w:r>
-        <w:rPr>
-          <w:rFonts w:ascii="Arial" w:hAnsi="Arial"/>
-          <w:b/>
-          <w:color w:val="333333"/>
-          <w:sz w:val="22"/>
-        </w:rPr>
-        <w:t>Course Information</w:t>
-        <w:tab/>
-        <w:t>5</w:t>
+        <w:fldChar w:fldCharType="begin"/>
+        <w:instrText xml:space="preserve">TOC \o "1-3" \h \z \u</w:instrText>
+        <w:fldChar w:fldCharType="separate"/>
+        <w:t xml:space="preserve">Course Information	5</w:t>
+        <w:fldChar w:fldCharType="end"/>
       </w:r>
     </w:p>
     <w:p>

--- a/courseware/LP-Certified Lean Six Sigma Yellow Belt (CLSSYB) Training.docx
+++ b/courseware/LP-Certified Lean Six Sigma Yellow Belt (CLSSYB) Training.docx
@@ -179,7 +179,7 @@
           <w:color w:val="1F6FEB"/>
           <w:sz w:val="24"/>
         </w:rPr>
-        <w:t>Version 6</w:t>
+        <w:t>Version 7</w:t>
       </w:r>
     </w:p>
     <w:p>
@@ -613,6 +613,64 @@
                 <w:sz w:val="19"/>
               </w:rPr>
               <w:t>Fixed clipped headings: slide titles now auto-fit to a single line so long lab titles can no longer overprint the LAB/ELECTIVE chips beneath them.</w:t>
+            </w:r>
+          </w:p>
+        </w:tc>
+        <w:tc>
+          <w:tcPr>
+            <w:tcW w:type="dxa" w:w="2160"/>
+          </w:tcPr>
+          <w:p>
+            <w:r/>
+            <w:r>
+              <w:rPr>
+                <w:sz w:val="19"/>
+              </w:rPr>
+              <w:t>Dr. Alfred Ang</w:t>
+            </w:r>
+          </w:p>
+        </w:tc>
+      </w:tr>
+      <w:tr>
+        <w:tc>
+          <w:tcPr>
+            <w:tcW w:type="dxa" w:w="2160"/>
+          </w:tcPr>
+          <w:p>
+            <w:r/>
+            <w:r>
+              <w:rPr>
+                <w:sz w:val="19"/>
+              </w:rPr>
+              <w:t>7</w:t>
+            </w:r>
+          </w:p>
+        </w:tc>
+        <w:tc>
+          <w:tcPr>
+            <w:tcW w:type="dxa" w:w="2160"/>
+          </w:tcPr>
+          <w:p>
+            <w:r/>
+            <w:r>
+              <w:rPr>
+                <w:sz w:val="19"/>
+              </w:rPr>
+              <w:t>20 July 2026</w:t>
+            </w:r>
+          </w:p>
+        </w:tc>
+        <w:tc>
+          <w:tcPr>
+            <w:tcW w:type="dxa" w:w="2160"/>
+          </w:tcPr>
+          <w:p>
+            <w:r/>
+            <w:r>
+              <w:rPr>
+                <w:sz w:val="19"/>
+              </w:rPr>
+              <w:t>Table of contents restored to a live, updatable Word field (previously flattened to static text), so it refreshes on open or F9 while still rendering correctly in the distributed PDF.</w:t>
             </w:r>
           </w:p>
         </w:tc>
@@ -1441,7 +1499,7 @@
                 <w:b w:val="0"/>
                 <w:sz w:val="19"/>
               </w:rPr>
-              <w:t>Tea break</w:t>
+              <w:t>Tea break (within training time)</w:t>
             </w:r>
           </w:p>
         </w:tc>
@@ -1650,7 +1708,7 @@
                 <w:b w:val="0"/>
                 <w:sz w:val="19"/>
               </w:rPr>
-              <w:t>Tea break</w:t>
+              <w:t>Tea break (within training time)</w:t>
             </w:r>
           </w:p>
         </w:tc>
@@ -1766,7 +1824,7 @@
           <w:color w:val="555B66"/>
           <w:sz w:val="19"/>
         </w:rPr>
-        <w:t>Total training time: 480 minutes (8 hours).</w:t>
+        <w:t>Total training time: 480 minutes (8 hours) — includes tea breaks, excludes the 1-hour lunch.</w:t>
       </w:r>
     </w:p>
     <w:p>
@@ -1999,7 +2057,7 @@
                 <w:b w:val="0"/>
                 <w:sz w:val="19"/>
               </w:rPr>
-              <w:t>Tea break</w:t>
+              <w:t>Tea break (within training time)</w:t>
             </w:r>
           </w:p>
         </w:tc>
@@ -2258,7 +2316,7 @@
                 <w:b w:val="0"/>
                 <w:sz w:val="19"/>
               </w:rPr>
-              <w:t>Tea break</w:t>
+              <w:t>Tea break (within training time)</w:t>
             </w:r>
           </w:p>
         </w:tc>
@@ -2536,7 +2594,7 @@
           <w:color w:val="555B66"/>
           <w:sz w:val="19"/>
         </w:rPr>
-        <w:t>Total training time: 480 minutes (8 hours).</w:t>
+        <w:t>Total training time: 480 minutes (8 hours) — includes tea breaks, excludes the 1-hour lunch.</w:t>
       </w:r>
     </w:p>
     <w:p>
